--- a/ABB.docx
+++ b/ABB.docx
@@ -6,6 +6,7 @@
       <w:pPr>
         <w:jc w:val="center"/>
         <w:rPr>
+          <w:rFonts w:ascii="Times New Roman" w:hAnsi="Times New Roman" w:cs="Times New Roman"/>
           <w:b/>
           <w:bCs/>
           <w:sz w:val="48"/>
@@ -14,6 +15,7 @@
       </w:pPr>
       <w:r>
         <w:rPr>
+          <w:rFonts w:ascii="Times New Roman" w:hAnsi="Times New Roman" w:cs="Times New Roman"/>
           <w:b/>
           <w:bCs/>
           <w:sz w:val="48"/>
@@ -29,6 +31,7 @@
         </w:pBdr>
         <w:jc w:val="center"/>
         <w:rPr>
+          <w:rFonts w:ascii="Times New Roman" w:hAnsi="Times New Roman" w:cs="Times New Roman"/>
           <w:b/>
           <w:bCs/>
           <w:sz w:val="32"/>
@@ -37,6 +40,7 @@
       </w:pPr>
       <w:r>
         <w:rPr>
+          <w:rFonts w:ascii="Times New Roman" w:hAnsi="Times New Roman" w:cs="Times New Roman"/>
           <w:b/>
           <w:bCs/>
           <w:sz w:val="32"/>
@@ -48,59 +52,1015 @@
     <w:p>
       <w:pPr>
         <w:rPr>
+          <w:rFonts w:ascii="Times New Roman" w:hAnsi="Times New Roman" w:cs="Times New Roman"/>
           <w:b/>
           <w:bCs/>
           <w:sz w:val="32"/>
           <w:szCs w:val="32"/>
         </w:rPr>
       </w:pPr>
-      <w:r>
-        <w:rPr>
+    </w:p>
+    <w:p>
+      <w:pPr>
+        <w:pStyle w:val="NormalWeb"/>
+        <w:spacing w:before="0" w:beforeAutospacing="0" w:after="0" w:afterAutospacing="0"/>
+        <w:jc w:val="both"/>
+        <w:rPr>
+          <w:b/>
+          <w:bCs/>
+        </w:rPr>
+      </w:pPr>
+      <w:r>
+        <w:rPr>
+          <w:b/>
+          <w:bCs/>
+        </w:rPr>
+        <w:t>Problem Statement</w:t>
+      </w:r>
+    </w:p>
+    <w:p>
+      <w:pPr>
+        <w:pStyle w:val="NormalWeb"/>
+        <w:spacing w:before="0" w:beforeAutospacing="0" w:after="0" w:afterAutospacing="0"/>
+        <w:jc w:val="both"/>
+        <w:rPr>
+          <w:sz w:val="20"/>
+          <w:szCs w:val="20"/>
+        </w:rPr>
+      </w:pPr>
+      <w:r>
+        <w:rPr>
+          <w:sz w:val="20"/>
+          <w:szCs w:val="20"/>
+        </w:rPr>
+        <w:t>Design and evaluate data science language models that can adapt to different data science tasks and models.</w:t>
+      </w:r>
+    </w:p>
+    <w:p>
+      <w:pPr>
+        <w:pStyle w:val="NormalWeb"/>
+        <w:spacing w:before="0" w:beforeAutospacing="0" w:after="0" w:afterAutospacing="0"/>
+        <w:jc w:val="both"/>
+        <w:rPr>
+          <w:b/>
+          <w:bCs/>
+          <w:sz w:val="22"/>
+          <w:szCs w:val="22"/>
+        </w:rPr>
+      </w:pPr>
+    </w:p>
+    <w:p>
+      <w:pPr>
+        <w:jc w:val="both"/>
+        <w:rPr>
+          <w:rFonts w:ascii="Times New Roman" w:eastAsia="Times New Roman" w:hAnsi="Times New Roman" w:cs="Times New Roman"/>
+          <w:b/>
+          <w:bCs/>
+          <w:kern w:val="0"/>
+          <w:lang w:eastAsia="en-IN"/>
+          <w14:ligatures w14:val="none"/>
+        </w:rPr>
+      </w:pPr>
+      <w:r>
+        <w:rPr>
+          <w:rFonts w:ascii="Times New Roman" w:eastAsia="Times New Roman" w:hAnsi="Times New Roman" w:cs="Times New Roman"/>
+          <w:b/>
+          <w:bCs/>
+          <w:kern w:val="0"/>
+          <w:lang w:eastAsia="en-IN"/>
+          <w14:ligatures w14:val="none"/>
+        </w:rPr>
+        <w:t>Project Description</w:t>
+      </w:r>
+    </w:p>
+    <w:p>
+      <w:pPr>
+        <w:jc w:val="both"/>
+        <w:rPr>
+          <w:rFonts w:ascii="Times New Roman" w:eastAsia="Times New Roman" w:hAnsi="Times New Roman" w:cs="Times New Roman"/>
+          <w:kern w:val="0"/>
+          <w:sz w:val="20"/>
+          <w:szCs w:val="20"/>
+          <w:lang w:eastAsia="en-IN"/>
+          <w14:ligatures w14:val="none"/>
+        </w:rPr>
+      </w:pPr>
+      <w:r>
+        <w:rPr>
+          <w:rFonts w:ascii="Times New Roman" w:eastAsia="Times New Roman" w:hAnsi="Times New Roman" w:cs="Times New Roman"/>
+          <w:kern w:val="0"/>
+          <w:sz w:val="20"/>
+          <w:szCs w:val="20"/>
+          <w:lang w:eastAsia="en-IN"/>
+          <w14:ligatures w14:val="none"/>
+        </w:rPr>
+        <w:t>The objective of this project is to design and develop an AI-powered Adaptive Data Science Language Model (ADSLM) capable of intelligently adapting to multiple machine learning and data science workflows, including:</w:t>
+      </w:r>
+    </w:p>
+    <w:p>
+      <w:pPr>
+        <w:numPr>
+          <w:ilvl w:val="0"/>
+          <w:numId w:val="18"/>
+        </w:numPr>
+        <w:spacing w:after="0"/>
+        <w:jc w:val="both"/>
+        <w:rPr>
+          <w:rFonts w:ascii="Times New Roman" w:eastAsia="Times New Roman" w:hAnsi="Times New Roman" w:cs="Times New Roman"/>
+          <w:kern w:val="0"/>
+          <w:sz w:val="20"/>
+          <w:szCs w:val="20"/>
+          <w:lang w:eastAsia="en-IN"/>
+          <w14:ligatures w14:val="none"/>
+        </w:rPr>
+      </w:pPr>
+      <w:r>
+        <w:rPr>
+          <w:rFonts w:ascii="Times New Roman" w:eastAsia="Times New Roman" w:hAnsi="Times New Roman" w:cs="Times New Roman"/>
+          <w:kern w:val="0"/>
+          <w:sz w:val="20"/>
+          <w:szCs w:val="20"/>
+          <w:lang w:eastAsia="en-IN"/>
+          <w14:ligatures w14:val="none"/>
+        </w:rPr>
+        <w:t>Regression</w:t>
+      </w:r>
+    </w:p>
+    <w:p>
+      <w:pPr>
+        <w:numPr>
+          <w:ilvl w:val="0"/>
+          <w:numId w:val="18"/>
+        </w:numPr>
+        <w:spacing w:after="0"/>
+        <w:jc w:val="both"/>
+        <w:rPr>
+          <w:rFonts w:ascii="Times New Roman" w:eastAsia="Times New Roman" w:hAnsi="Times New Roman" w:cs="Times New Roman"/>
+          <w:kern w:val="0"/>
+          <w:sz w:val="20"/>
+          <w:szCs w:val="20"/>
+          <w:lang w:eastAsia="en-IN"/>
+          <w14:ligatures w14:val="none"/>
+        </w:rPr>
+      </w:pPr>
+      <w:r>
+        <w:rPr>
+          <w:rFonts w:ascii="Times New Roman" w:eastAsia="Times New Roman" w:hAnsi="Times New Roman" w:cs="Times New Roman"/>
+          <w:kern w:val="0"/>
+          <w:sz w:val="20"/>
+          <w:szCs w:val="20"/>
+          <w:lang w:eastAsia="en-IN"/>
+          <w14:ligatures w14:val="none"/>
+        </w:rPr>
+        <w:t>Classification</w:t>
+      </w:r>
+    </w:p>
+    <w:p>
+      <w:pPr>
+        <w:numPr>
+          <w:ilvl w:val="0"/>
+          <w:numId w:val="18"/>
+        </w:numPr>
+        <w:spacing w:after="0"/>
+        <w:jc w:val="both"/>
+        <w:rPr>
+          <w:rFonts w:ascii="Times New Roman" w:eastAsia="Times New Roman" w:hAnsi="Times New Roman" w:cs="Times New Roman"/>
+          <w:kern w:val="0"/>
+          <w:sz w:val="20"/>
+          <w:szCs w:val="20"/>
+          <w:lang w:eastAsia="en-IN"/>
+          <w14:ligatures w14:val="none"/>
+        </w:rPr>
+      </w:pPr>
+      <w:r>
+        <w:rPr>
+          <w:rFonts w:ascii="Times New Roman" w:eastAsia="Times New Roman" w:hAnsi="Times New Roman" w:cs="Times New Roman"/>
+          <w:kern w:val="0"/>
+          <w:sz w:val="20"/>
+          <w:szCs w:val="20"/>
+          <w:lang w:eastAsia="en-IN"/>
+          <w14:ligatures w14:val="none"/>
+        </w:rPr>
+        <w:t>Clustering</w:t>
+      </w:r>
+    </w:p>
+    <w:p>
+      <w:pPr>
+        <w:numPr>
+          <w:ilvl w:val="0"/>
+          <w:numId w:val="18"/>
+        </w:numPr>
+        <w:jc w:val="both"/>
+        <w:rPr>
+          <w:rFonts w:ascii="Times New Roman" w:eastAsia="Times New Roman" w:hAnsi="Times New Roman" w:cs="Times New Roman"/>
+          <w:kern w:val="0"/>
+          <w:sz w:val="20"/>
+          <w:szCs w:val="20"/>
+          <w:lang w:eastAsia="en-IN"/>
+          <w14:ligatures w14:val="none"/>
+        </w:rPr>
+      </w:pPr>
+      <w:r>
+        <w:rPr>
+          <w:rFonts w:ascii="Times New Roman" w:eastAsia="Times New Roman" w:hAnsi="Times New Roman" w:cs="Times New Roman"/>
+          <w:kern w:val="0"/>
+          <w:sz w:val="20"/>
+          <w:szCs w:val="20"/>
+          <w:lang w:eastAsia="en-IN"/>
+          <w14:ligatures w14:val="none"/>
+        </w:rPr>
+        <w:t>Time-Series Forecasting</w:t>
+      </w:r>
+    </w:p>
+    <w:p>
+      <w:pPr>
+        <w:jc w:val="both"/>
+        <w:rPr>
+          <w:rFonts w:ascii="Times New Roman" w:eastAsia="Times New Roman" w:hAnsi="Times New Roman" w:cs="Times New Roman"/>
+          <w:kern w:val="0"/>
+          <w:sz w:val="20"/>
+          <w:szCs w:val="20"/>
+          <w:lang w:eastAsia="en-IN"/>
+          <w14:ligatures w14:val="none"/>
+        </w:rPr>
+      </w:pPr>
+      <w:r>
+        <w:rPr>
+          <w:rFonts w:ascii="Times New Roman" w:eastAsia="Times New Roman" w:hAnsi="Times New Roman" w:cs="Times New Roman"/>
+          <w:kern w:val="0"/>
+          <w:sz w:val="20"/>
+          <w:szCs w:val="20"/>
+          <w:lang w:eastAsia="en-IN"/>
+          <w14:ligatures w14:val="none"/>
+        </w:rPr>
+        <w:t xml:space="preserve">The proposed system automatically </w:t>
+      </w:r>
+      <w:proofErr w:type="spellStart"/>
+      <w:r>
+        <w:rPr>
+          <w:rFonts w:ascii="Times New Roman" w:eastAsia="Times New Roman" w:hAnsi="Times New Roman" w:cs="Times New Roman"/>
+          <w:kern w:val="0"/>
+          <w:sz w:val="20"/>
+          <w:szCs w:val="20"/>
+          <w:lang w:eastAsia="en-IN"/>
+          <w14:ligatures w14:val="none"/>
+        </w:rPr>
+        <w:t>analyzes</w:t>
+      </w:r>
+      <w:proofErr w:type="spellEnd"/>
+      <w:r>
+        <w:rPr>
+          <w:rFonts w:ascii="Times New Roman" w:eastAsia="Times New Roman" w:hAnsi="Times New Roman" w:cs="Times New Roman"/>
+          <w:kern w:val="0"/>
+          <w:sz w:val="20"/>
+          <w:szCs w:val="20"/>
+          <w:lang w:eastAsia="en-IN"/>
+          <w14:ligatures w14:val="none"/>
+        </w:rPr>
+        <w:t xml:space="preserve"> uploaded datasets, detects the appropriate machine learning task, recommends suitable models, performs automated preprocessing, trains and evaluates multiple algorithms, and generates explainable AI-driven insights.</w:t>
+      </w:r>
+    </w:p>
+    <w:p>
+      <w:pPr>
+        <w:spacing w:after="0"/>
+        <w:jc w:val="both"/>
+        <w:rPr>
+          <w:rFonts w:ascii="Times New Roman" w:eastAsia="Times New Roman" w:hAnsi="Times New Roman" w:cs="Times New Roman"/>
+          <w:kern w:val="0"/>
+          <w:sz w:val="20"/>
+          <w:szCs w:val="20"/>
+          <w:lang w:eastAsia="en-IN"/>
+          <w14:ligatures w14:val="none"/>
+        </w:rPr>
+      </w:pPr>
+      <w:r>
+        <w:rPr>
+          <w:rFonts w:ascii="Times New Roman" w:eastAsia="Times New Roman" w:hAnsi="Times New Roman" w:cs="Times New Roman"/>
+          <w:kern w:val="0"/>
+          <w:sz w:val="20"/>
+          <w:szCs w:val="20"/>
+          <w:lang w:eastAsia="en-IN"/>
+          <w14:ligatures w14:val="none"/>
+        </w:rPr>
+        <w:t>The platform is designed to dynamically adapt according to:</w:t>
+      </w:r>
+    </w:p>
+    <w:p>
+      <w:pPr>
+        <w:numPr>
+          <w:ilvl w:val="0"/>
+          <w:numId w:val="19"/>
+        </w:numPr>
+        <w:spacing w:after="0"/>
+        <w:jc w:val="both"/>
+        <w:rPr>
+          <w:rFonts w:ascii="Times New Roman" w:eastAsia="Times New Roman" w:hAnsi="Times New Roman" w:cs="Times New Roman"/>
+          <w:kern w:val="0"/>
+          <w:sz w:val="20"/>
+          <w:szCs w:val="20"/>
+          <w:lang w:eastAsia="en-IN"/>
+          <w14:ligatures w14:val="none"/>
+        </w:rPr>
+      </w:pPr>
+      <w:r>
+        <w:rPr>
+          <w:rFonts w:ascii="Times New Roman" w:eastAsia="Times New Roman" w:hAnsi="Times New Roman" w:cs="Times New Roman"/>
+          <w:kern w:val="0"/>
+          <w:sz w:val="20"/>
+          <w:szCs w:val="20"/>
+          <w:lang w:eastAsia="en-IN"/>
+          <w14:ligatures w14:val="none"/>
+        </w:rPr>
+        <w:t>Dataset characteristics</w:t>
+      </w:r>
+    </w:p>
+    <w:p>
+      <w:pPr>
+        <w:numPr>
+          <w:ilvl w:val="0"/>
+          <w:numId w:val="19"/>
+        </w:numPr>
+        <w:spacing w:after="0"/>
+        <w:jc w:val="both"/>
+        <w:rPr>
+          <w:rFonts w:ascii="Times New Roman" w:eastAsia="Times New Roman" w:hAnsi="Times New Roman" w:cs="Times New Roman"/>
+          <w:kern w:val="0"/>
+          <w:sz w:val="20"/>
+          <w:szCs w:val="20"/>
+          <w:lang w:eastAsia="en-IN"/>
+          <w14:ligatures w14:val="none"/>
+        </w:rPr>
+      </w:pPr>
+      <w:r>
+        <w:rPr>
+          <w:rFonts w:ascii="Times New Roman" w:eastAsia="Times New Roman" w:hAnsi="Times New Roman" w:cs="Times New Roman"/>
+          <w:kern w:val="0"/>
+          <w:sz w:val="20"/>
+          <w:szCs w:val="20"/>
+          <w:lang w:eastAsia="en-IN"/>
+          <w14:ligatures w14:val="none"/>
+        </w:rPr>
+        <w:t>Feature distributions</w:t>
+      </w:r>
+    </w:p>
+    <w:p>
+      <w:pPr>
+        <w:numPr>
+          <w:ilvl w:val="0"/>
+          <w:numId w:val="19"/>
+        </w:numPr>
+        <w:spacing w:after="0"/>
+        <w:jc w:val="both"/>
+        <w:rPr>
+          <w:rFonts w:ascii="Times New Roman" w:eastAsia="Times New Roman" w:hAnsi="Times New Roman" w:cs="Times New Roman"/>
+          <w:kern w:val="0"/>
+          <w:sz w:val="20"/>
+          <w:szCs w:val="20"/>
+          <w:lang w:eastAsia="en-IN"/>
+          <w14:ligatures w14:val="none"/>
+        </w:rPr>
+      </w:pPr>
+      <w:r>
+        <w:rPr>
+          <w:rFonts w:ascii="Times New Roman" w:eastAsia="Times New Roman" w:hAnsi="Times New Roman" w:cs="Times New Roman"/>
+          <w:kern w:val="0"/>
+          <w:sz w:val="20"/>
+          <w:szCs w:val="20"/>
+          <w:lang w:eastAsia="en-IN"/>
+          <w14:ligatures w14:val="none"/>
+        </w:rPr>
+        <w:t>Data quality</w:t>
+      </w:r>
+    </w:p>
+    <w:p>
+      <w:pPr>
+        <w:numPr>
+          <w:ilvl w:val="0"/>
+          <w:numId w:val="19"/>
+        </w:numPr>
+        <w:spacing w:after="0"/>
+        <w:jc w:val="both"/>
+        <w:rPr>
+          <w:rFonts w:ascii="Times New Roman" w:eastAsia="Times New Roman" w:hAnsi="Times New Roman" w:cs="Times New Roman"/>
+          <w:kern w:val="0"/>
+          <w:sz w:val="20"/>
+          <w:szCs w:val="20"/>
+          <w:lang w:eastAsia="en-IN"/>
+          <w14:ligatures w14:val="none"/>
+        </w:rPr>
+      </w:pPr>
+      <w:r>
+        <w:rPr>
+          <w:rFonts w:ascii="Times New Roman" w:eastAsia="Times New Roman" w:hAnsi="Times New Roman" w:cs="Times New Roman"/>
+          <w:kern w:val="0"/>
+          <w:sz w:val="20"/>
+          <w:szCs w:val="20"/>
+          <w:lang w:eastAsia="en-IN"/>
+          <w14:ligatures w14:val="none"/>
+        </w:rPr>
+        <w:t>Industrial use cases</w:t>
+      </w:r>
+    </w:p>
+    <w:p>
+      <w:pPr>
+        <w:numPr>
+          <w:ilvl w:val="0"/>
+          <w:numId w:val="19"/>
+        </w:numPr>
+        <w:jc w:val="both"/>
+        <w:rPr>
+          <w:rFonts w:ascii="Times New Roman" w:eastAsia="Times New Roman" w:hAnsi="Times New Roman" w:cs="Times New Roman"/>
+          <w:kern w:val="0"/>
+          <w:sz w:val="20"/>
+          <w:szCs w:val="20"/>
+          <w:lang w:eastAsia="en-IN"/>
+          <w14:ligatures w14:val="none"/>
+        </w:rPr>
+      </w:pPr>
+      <w:r>
+        <w:rPr>
+          <w:rFonts w:ascii="Times New Roman" w:eastAsia="Times New Roman" w:hAnsi="Times New Roman" w:cs="Times New Roman"/>
+          <w:kern w:val="0"/>
+          <w:sz w:val="20"/>
+          <w:szCs w:val="20"/>
+          <w:lang w:eastAsia="en-IN"/>
+          <w14:ligatures w14:val="none"/>
+        </w:rPr>
+        <w:t>User expertise levels</w:t>
+      </w:r>
+    </w:p>
+    <w:p>
+      <w:pPr>
+        <w:jc w:val="both"/>
+        <w:rPr>
+          <w:rFonts w:ascii="Times New Roman" w:eastAsia="Times New Roman" w:hAnsi="Times New Roman" w:cs="Times New Roman"/>
+          <w:kern w:val="0"/>
+          <w:sz w:val="20"/>
+          <w:szCs w:val="20"/>
+          <w:lang w:eastAsia="en-IN"/>
+          <w14:ligatures w14:val="none"/>
+        </w:rPr>
+      </w:pPr>
+      <w:r>
+        <w:rPr>
+          <w:rFonts w:ascii="Times New Roman" w:eastAsia="Times New Roman" w:hAnsi="Times New Roman" w:cs="Times New Roman"/>
+          <w:kern w:val="0"/>
+          <w:sz w:val="20"/>
+          <w:szCs w:val="20"/>
+          <w:lang w:eastAsia="en-IN"/>
+          <w14:ligatures w14:val="none"/>
+        </w:rPr>
+        <w:t>ADSLM also provides adaptive explanations tailored for Beginner, Intermediate, and Expert users, making the system suitable for both technical and non-technical stakeholders.</w:t>
+      </w:r>
+    </w:p>
+    <w:p>
+      <w:pPr>
+        <w:spacing w:after="0"/>
+        <w:jc w:val="both"/>
+        <w:rPr>
+          <w:rFonts w:ascii="Times New Roman" w:eastAsia="Times New Roman" w:hAnsi="Times New Roman" w:cs="Times New Roman"/>
+          <w:kern w:val="0"/>
+          <w:sz w:val="20"/>
+          <w:szCs w:val="20"/>
+          <w:lang w:eastAsia="en-IN"/>
+          <w14:ligatures w14:val="none"/>
+        </w:rPr>
+      </w:pPr>
+      <w:r>
+        <w:rPr>
+          <w:rFonts w:ascii="Times New Roman" w:eastAsia="Times New Roman" w:hAnsi="Times New Roman" w:cs="Times New Roman"/>
+          <w:kern w:val="0"/>
+          <w:sz w:val="20"/>
+          <w:szCs w:val="20"/>
+          <w:lang w:eastAsia="en-IN"/>
+          <w14:ligatures w14:val="none"/>
+        </w:rPr>
+        <w:t>The solution integrates:</w:t>
+      </w:r>
+    </w:p>
+    <w:p>
+      <w:pPr>
+        <w:numPr>
+          <w:ilvl w:val="0"/>
+          <w:numId w:val="20"/>
+        </w:numPr>
+        <w:spacing w:after="0"/>
+        <w:jc w:val="both"/>
+        <w:rPr>
+          <w:rFonts w:ascii="Times New Roman" w:eastAsia="Times New Roman" w:hAnsi="Times New Roman" w:cs="Times New Roman"/>
+          <w:kern w:val="0"/>
+          <w:sz w:val="20"/>
+          <w:szCs w:val="20"/>
+          <w:lang w:eastAsia="en-IN"/>
+          <w14:ligatures w14:val="none"/>
+        </w:rPr>
+      </w:pPr>
+      <w:r>
+        <w:rPr>
+          <w:rFonts w:ascii="Times New Roman" w:eastAsia="Times New Roman" w:hAnsi="Times New Roman" w:cs="Times New Roman"/>
+          <w:kern w:val="0"/>
+          <w:sz w:val="20"/>
+          <w:szCs w:val="20"/>
+          <w:lang w:eastAsia="en-IN"/>
+          <w14:ligatures w14:val="none"/>
+        </w:rPr>
+        <w:t>Automated Machine Learning (</w:t>
+      </w:r>
+      <w:proofErr w:type="spellStart"/>
+      <w:r>
+        <w:rPr>
+          <w:rFonts w:ascii="Times New Roman" w:eastAsia="Times New Roman" w:hAnsi="Times New Roman" w:cs="Times New Roman"/>
+          <w:kern w:val="0"/>
+          <w:sz w:val="20"/>
+          <w:szCs w:val="20"/>
+          <w:lang w:eastAsia="en-IN"/>
+          <w14:ligatures w14:val="none"/>
+        </w:rPr>
+        <w:t>AutoML</w:t>
+      </w:r>
+      <w:proofErr w:type="spellEnd"/>
+      <w:r>
+        <w:rPr>
+          <w:rFonts w:ascii="Times New Roman" w:eastAsia="Times New Roman" w:hAnsi="Times New Roman" w:cs="Times New Roman"/>
+          <w:kern w:val="0"/>
+          <w:sz w:val="20"/>
+          <w:szCs w:val="20"/>
+          <w:lang w:eastAsia="en-IN"/>
+          <w14:ligatures w14:val="none"/>
+        </w:rPr>
+        <w:t>)</w:t>
+      </w:r>
+    </w:p>
+    <w:p>
+      <w:pPr>
+        <w:numPr>
+          <w:ilvl w:val="0"/>
+          <w:numId w:val="20"/>
+        </w:numPr>
+        <w:spacing w:after="0"/>
+        <w:jc w:val="both"/>
+        <w:rPr>
+          <w:rFonts w:ascii="Times New Roman" w:eastAsia="Times New Roman" w:hAnsi="Times New Roman" w:cs="Times New Roman"/>
+          <w:kern w:val="0"/>
+          <w:sz w:val="20"/>
+          <w:szCs w:val="20"/>
+          <w:lang w:eastAsia="en-IN"/>
+          <w14:ligatures w14:val="none"/>
+        </w:rPr>
+      </w:pPr>
+      <w:r>
+        <w:rPr>
+          <w:rFonts w:ascii="Times New Roman" w:eastAsia="Times New Roman" w:hAnsi="Times New Roman" w:cs="Times New Roman"/>
+          <w:kern w:val="0"/>
+          <w:sz w:val="20"/>
+          <w:szCs w:val="20"/>
+          <w:lang w:eastAsia="en-IN"/>
+          <w14:ligatures w14:val="none"/>
+        </w:rPr>
+        <w:t>Explainable AI (XAI)</w:t>
+      </w:r>
+    </w:p>
+    <w:p>
+      <w:pPr>
+        <w:numPr>
+          <w:ilvl w:val="0"/>
+          <w:numId w:val="20"/>
+        </w:numPr>
+        <w:spacing w:after="0"/>
+        <w:jc w:val="both"/>
+        <w:rPr>
+          <w:rFonts w:ascii="Times New Roman" w:eastAsia="Times New Roman" w:hAnsi="Times New Roman" w:cs="Times New Roman"/>
+          <w:kern w:val="0"/>
+          <w:sz w:val="20"/>
+          <w:szCs w:val="20"/>
+          <w:lang w:eastAsia="en-IN"/>
+          <w14:ligatures w14:val="none"/>
+        </w:rPr>
+      </w:pPr>
+      <w:r>
+        <w:rPr>
+          <w:rFonts w:ascii="Times New Roman" w:eastAsia="Times New Roman" w:hAnsi="Times New Roman" w:cs="Times New Roman"/>
+          <w:kern w:val="0"/>
+          <w:sz w:val="20"/>
+          <w:szCs w:val="20"/>
+          <w:lang w:eastAsia="en-IN"/>
+          <w14:ligatures w14:val="none"/>
+        </w:rPr>
+        <w:t>Intelligent Model Recommendation</w:t>
+      </w:r>
+    </w:p>
+    <w:p>
+      <w:pPr>
+        <w:numPr>
+          <w:ilvl w:val="0"/>
+          <w:numId w:val="20"/>
+        </w:numPr>
+        <w:spacing w:after="0"/>
+        <w:jc w:val="both"/>
+        <w:rPr>
+          <w:rFonts w:ascii="Times New Roman" w:eastAsia="Times New Roman" w:hAnsi="Times New Roman" w:cs="Times New Roman"/>
+          <w:kern w:val="0"/>
+          <w:sz w:val="20"/>
+          <w:szCs w:val="20"/>
+          <w:lang w:eastAsia="en-IN"/>
+          <w14:ligatures w14:val="none"/>
+        </w:rPr>
+      </w:pPr>
+      <w:r>
+        <w:rPr>
+          <w:rFonts w:ascii="Times New Roman" w:eastAsia="Times New Roman" w:hAnsi="Times New Roman" w:cs="Times New Roman"/>
+          <w:kern w:val="0"/>
+          <w:sz w:val="20"/>
+          <w:szCs w:val="20"/>
+          <w:lang w:eastAsia="en-IN"/>
+          <w14:ligatures w14:val="none"/>
+        </w:rPr>
+        <w:t>Adaptive Workflow Generation</w:t>
+      </w:r>
+    </w:p>
+    <w:p>
+      <w:pPr>
+        <w:numPr>
+          <w:ilvl w:val="0"/>
+          <w:numId w:val="20"/>
+        </w:numPr>
+        <w:spacing w:after="0"/>
+        <w:jc w:val="both"/>
+        <w:rPr>
+          <w:rFonts w:ascii="Times New Roman" w:eastAsia="Times New Roman" w:hAnsi="Times New Roman" w:cs="Times New Roman"/>
+          <w:kern w:val="0"/>
+          <w:sz w:val="20"/>
+          <w:szCs w:val="20"/>
+          <w:lang w:eastAsia="en-IN"/>
+          <w14:ligatures w14:val="none"/>
+        </w:rPr>
+      </w:pPr>
+      <w:r>
+        <w:rPr>
+          <w:rFonts w:ascii="Times New Roman" w:eastAsia="Times New Roman" w:hAnsi="Times New Roman" w:cs="Times New Roman"/>
+          <w:kern w:val="0"/>
+          <w:sz w:val="20"/>
+          <w:szCs w:val="20"/>
+          <w:lang w:eastAsia="en-IN"/>
+          <w14:ligatures w14:val="none"/>
+        </w:rPr>
+        <w:t>Automated Report Generation</w:t>
+      </w:r>
+    </w:p>
+    <w:p>
+      <w:pPr>
+        <w:numPr>
+          <w:ilvl w:val="0"/>
+          <w:numId w:val="20"/>
+        </w:numPr>
+        <w:jc w:val="both"/>
+        <w:rPr>
+          <w:rFonts w:ascii="Times New Roman" w:eastAsia="Times New Roman" w:hAnsi="Times New Roman" w:cs="Times New Roman"/>
+          <w:kern w:val="0"/>
+          <w:sz w:val="20"/>
+          <w:szCs w:val="20"/>
+          <w:lang w:eastAsia="en-IN"/>
+          <w14:ligatures w14:val="none"/>
+        </w:rPr>
+      </w:pPr>
+      <w:r>
+        <w:rPr>
+          <w:rFonts w:ascii="Times New Roman" w:eastAsia="Times New Roman" w:hAnsi="Times New Roman" w:cs="Times New Roman"/>
+          <w:kern w:val="0"/>
+          <w:sz w:val="20"/>
+          <w:szCs w:val="20"/>
+          <w:lang w:eastAsia="en-IN"/>
+          <w14:ligatures w14:val="none"/>
+        </w:rPr>
+        <w:t>Industrial Analytics Support</w:t>
+      </w:r>
+    </w:p>
+    <w:p>
+      <w:pPr>
+        <w:spacing w:after="0"/>
+        <w:jc w:val="both"/>
+        <w:rPr>
+          <w:rFonts w:ascii="Times New Roman" w:eastAsia="Times New Roman" w:hAnsi="Times New Roman" w:cs="Times New Roman"/>
+          <w:kern w:val="0"/>
+          <w:sz w:val="20"/>
+          <w:szCs w:val="20"/>
+          <w:lang w:eastAsia="en-IN"/>
+          <w14:ligatures w14:val="none"/>
+        </w:rPr>
+      </w:pPr>
+      <w:r>
+        <w:rPr>
+          <w:rFonts w:ascii="Times New Roman" w:eastAsia="Times New Roman" w:hAnsi="Times New Roman" w:cs="Times New Roman"/>
+          <w:kern w:val="0"/>
+          <w:sz w:val="20"/>
+          <w:szCs w:val="20"/>
+          <w:lang w:eastAsia="en-IN"/>
+          <w14:ligatures w14:val="none"/>
+        </w:rPr>
+        <w:t>The system demonstrates practical applicability in industrial domains such as:</w:t>
+      </w:r>
+    </w:p>
+    <w:p>
+      <w:pPr>
+        <w:numPr>
+          <w:ilvl w:val="0"/>
+          <w:numId w:val="21"/>
+        </w:numPr>
+        <w:spacing w:after="0"/>
+        <w:jc w:val="both"/>
+        <w:rPr>
+          <w:rFonts w:ascii="Times New Roman" w:eastAsia="Times New Roman" w:hAnsi="Times New Roman" w:cs="Times New Roman"/>
+          <w:kern w:val="0"/>
+          <w:sz w:val="20"/>
+          <w:szCs w:val="20"/>
+          <w:lang w:eastAsia="en-IN"/>
+          <w14:ligatures w14:val="none"/>
+        </w:rPr>
+      </w:pPr>
+      <w:r>
+        <w:rPr>
+          <w:rFonts w:ascii="Times New Roman" w:eastAsia="Times New Roman" w:hAnsi="Times New Roman" w:cs="Times New Roman"/>
+          <w:kern w:val="0"/>
+          <w:sz w:val="20"/>
+          <w:szCs w:val="20"/>
+          <w:lang w:eastAsia="en-IN"/>
+          <w14:ligatures w14:val="none"/>
+        </w:rPr>
+        <w:t>Predictive Maintenance</w:t>
+      </w:r>
+    </w:p>
+    <w:p>
+      <w:pPr>
+        <w:numPr>
+          <w:ilvl w:val="0"/>
+          <w:numId w:val="21"/>
+        </w:numPr>
+        <w:spacing w:after="0"/>
+        <w:jc w:val="both"/>
+        <w:rPr>
+          <w:rFonts w:ascii="Times New Roman" w:eastAsia="Times New Roman" w:hAnsi="Times New Roman" w:cs="Times New Roman"/>
+          <w:kern w:val="0"/>
+          <w:sz w:val="20"/>
+          <w:szCs w:val="20"/>
+          <w:lang w:eastAsia="en-IN"/>
+          <w14:ligatures w14:val="none"/>
+        </w:rPr>
+      </w:pPr>
+      <w:r>
+        <w:rPr>
+          <w:rFonts w:ascii="Times New Roman" w:eastAsia="Times New Roman" w:hAnsi="Times New Roman" w:cs="Times New Roman"/>
+          <w:kern w:val="0"/>
+          <w:sz w:val="20"/>
+          <w:szCs w:val="20"/>
+          <w:lang w:eastAsia="en-IN"/>
+          <w14:ligatures w14:val="none"/>
+        </w:rPr>
+        <w:t>Manufacturing Analytics</w:t>
+      </w:r>
+    </w:p>
+    <w:p>
+      <w:pPr>
+        <w:numPr>
+          <w:ilvl w:val="0"/>
+          <w:numId w:val="21"/>
+        </w:numPr>
+        <w:spacing w:after="0"/>
+        <w:jc w:val="both"/>
+        <w:rPr>
+          <w:rFonts w:ascii="Times New Roman" w:eastAsia="Times New Roman" w:hAnsi="Times New Roman" w:cs="Times New Roman"/>
+          <w:kern w:val="0"/>
+          <w:sz w:val="20"/>
+          <w:szCs w:val="20"/>
+          <w:lang w:eastAsia="en-IN"/>
+          <w14:ligatures w14:val="none"/>
+        </w:rPr>
+      </w:pPr>
+      <w:r>
+        <w:rPr>
+          <w:rFonts w:ascii="Times New Roman" w:eastAsia="Times New Roman" w:hAnsi="Times New Roman" w:cs="Times New Roman"/>
+          <w:kern w:val="0"/>
+          <w:sz w:val="20"/>
+          <w:szCs w:val="20"/>
+          <w:lang w:eastAsia="en-IN"/>
+          <w14:ligatures w14:val="none"/>
+        </w:rPr>
+        <w:t>Energy Forecasting</w:t>
+      </w:r>
+    </w:p>
+    <w:p>
+      <w:pPr>
+        <w:numPr>
+          <w:ilvl w:val="0"/>
+          <w:numId w:val="21"/>
+        </w:numPr>
+        <w:jc w:val="both"/>
+        <w:rPr>
+          <w:rFonts w:ascii="Times New Roman" w:eastAsia="Times New Roman" w:hAnsi="Times New Roman" w:cs="Times New Roman"/>
+          <w:kern w:val="0"/>
+          <w:sz w:val="20"/>
+          <w:szCs w:val="20"/>
+          <w:lang w:eastAsia="en-IN"/>
+          <w14:ligatures w14:val="none"/>
+        </w:rPr>
+      </w:pPr>
+      <w:r>
+        <w:rPr>
+          <w:rFonts w:ascii="Times New Roman" w:eastAsia="Times New Roman" w:hAnsi="Times New Roman" w:cs="Times New Roman"/>
+          <w:kern w:val="0"/>
+          <w:sz w:val="20"/>
+          <w:szCs w:val="20"/>
+          <w:lang w:eastAsia="en-IN"/>
+          <w14:ligatures w14:val="none"/>
+        </w:rPr>
+        <w:t>Industrial Anomaly Detection</w:t>
+      </w:r>
+    </w:p>
+    <w:p>
+      <w:pPr>
+        <w:spacing w:before="240"/>
+        <w:rPr>
+          <w:rFonts w:ascii="Times New Roman" w:eastAsia="Times New Roman" w:hAnsi="Times New Roman" w:cs="Times New Roman"/>
+          <w:kern w:val="0"/>
+          <w:sz w:val="20"/>
+          <w:szCs w:val="20"/>
+          <w:lang w:eastAsia="en-IN"/>
+          <w14:ligatures w14:val="none"/>
+        </w:rPr>
+      </w:pPr>
+    </w:p>
+    <w:p>
+      <w:pPr>
+        <w:spacing w:before="240"/>
+        <w:rPr>
+          <w:rFonts w:ascii="Times New Roman" w:eastAsia="Times New Roman" w:hAnsi="Times New Roman" w:cs="Times New Roman"/>
+          <w:kern w:val="0"/>
+          <w:sz w:val="20"/>
+          <w:szCs w:val="20"/>
+          <w:lang w:eastAsia="en-IN"/>
+          <w14:ligatures w14:val="none"/>
+        </w:rPr>
+      </w:pPr>
+    </w:p>
+    <w:p>
+      <w:pPr>
+        <w:spacing w:before="240"/>
+        <w:rPr>
+          <w:rFonts w:ascii="Times New Roman" w:eastAsia="Times New Roman" w:hAnsi="Times New Roman" w:cs="Times New Roman"/>
+          <w:kern w:val="0"/>
+          <w:sz w:val="20"/>
+          <w:szCs w:val="20"/>
+          <w:lang w:eastAsia="en-IN"/>
+          <w14:ligatures w14:val="none"/>
+        </w:rPr>
+      </w:pPr>
+    </w:p>
+    <w:p>
+      <w:pPr>
+        <w:spacing w:before="240"/>
+        <w:rPr>
+          <w:rFonts w:ascii="Times New Roman" w:eastAsia="Times New Roman" w:hAnsi="Times New Roman" w:cs="Times New Roman"/>
+          <w:kern w:val="0"/>
+          <w:sz w:val="20"/>
+          <w:szCs w:val="20"/>
+          <w:lang w:eastAsia="en-IN"/>
+          <w14:ligatures w14:val="none"/>
+        </w:rPr>
+      </w:pPr>
+      <w:r>
+        <w:rPr>
+          <w:rFonts w:ascii="Times New Roman" w:eastAsia="Times New Roman" w:hAnsi="Times New Roman" w:cs="Times New Roman"/>
+          <w:kern w:val="0"/>
+          <w:sz w:val="20"/>
+          <w:szCs w:val="20"/>
+          <w:lang w:eastAsia="en-IN"/>
+          <w14:ligatures w14:val="none"/>
+        </w:rPr>
+        <w:pict w14:anchorId="014614A8">
+          <v:rect id="_x0000_i1040" style="width:0;height:1.5pt" o:hralign="center" o:hrstd="t" o:hr="t" fillcolor="#a0a0a0" stroked="f"/>
+        </w:pict>
+      </w:r>
+    </w:p>
+    <w:p>
+      <w:pPr>
+        <w:rPr>
+          <w:rFonts w:ascii="Times New Roman" w:eastAsia="Times New Roman" w:hAnsi="Times New Roman" w:cs="Times New Roman"/>
+          <w:kern w:val="0"/>
+          <w:sz w:val="20"/>
+          <w:szCs w:val="20"/>
+          <w:lang w:eastAsia="en-IN"/>
+          <w14:ligatures w14:val="none"/>
+        </w:rPr>
+      </w:pPr>
+      <w:r>
+        <w:rPr>
+          <w:rFonts w:ascii="Times New Roman" w:eastAsia="Times New Roman" w:hAnsi="Times New Roman" w:cs="Times New Roman"/>
+          <w:kern w:val="0"/>
+          <w:sz w:val="20"/>
+          <w:szCs w:val="20"/>
+          <w:lang w:eastAsia="en-IN"/>
+          <w14:ligatures w14:val="none"/>
+        </w:rPr>
+        <w:t>Developed By</w:t>
+      </w:r>
+      <w:r>
+        <w:rPr>
+          <w:rFonts w:ascii="Times New Roman" w:eastAsia="Times New Roman" w:hAnsi="Times New Roman" w:cs="Times New Roman"/>
+          <w:kern w:val="0"/>
+          <w:sz w:val="20"/>
+          <w:szCs w:val="20"/>
+          <w:lang w:eastAsia="en-IN"/>
+          <w14:ligatures w14:val="none"/>
+        </w:rPr>
+        <w:t>:</w:t>
+      </w:r>
+    </w:p>
+    <w:p>
+      <w:pPr>
+        <w:rPr>
+          <w:rFonts w:ascii="Times New Roman" w:eastAsia="Times New Roman" w:hAnsi="Times New Roman" w:cs="Times New Roman"/>
+          <w:kern w:val="0"/>
+          <w:sz w:val="20"/>
+          <w:szCs w:val="20"/>
+          <w:lang w:eastAsia="en-IN"/>
+          <w14:ligatures w14:val="none"/>
+        </w:rPr>
+      </w:pPr>
+      <w:r>
+        <w:rPr>
+          <w:rFonts w:ascii="Times New Roman" w:eastAsia="Times New Roman" w:hAnsi="Times New Roman" w:cs="Times New Roman"/>
+          <w:kern w:val="0"/>
+          <w:sz w:val="20"/>
+          <w:szCs w:val="20"/>
+          <w:lang w:eastAsia="en-IN"/>
+          <w14:ligatures w14:val="none"/>
+        </w:rPr>
+        <w:t>Kartikeya Jain</w:t>
+      </w:r>
+      <w:r>
+        <w:rPr>
+          <w:rFonts w:ascii="Times New Roman" w:eastAsia="Times New Roman" w:hAnsi="Times New Roman" w:cs="Times New Roman"/>
+          <w:kern w:val="0"/>
+          <w:sz w:val="20"/>
+          <w:szCs w:val="20"/>
+          <w:lang w:eastAsia="en-IN"/>
+          <w14:ligatures w14:val="none"/>
+        </w:rPr>
+        <w:br/>
+        <w:t>B.E. Computer Science Engineering</w:t>
+      </w:r>
+      <w:r>
+        <w:rPr>
+          <w:rFonts w:ascii="Times New Roman" w:eastAsia="Times New Roman" w:hAnsi="Times New Roman" w:cs="Times New Roman"/>
+          <w:kern w:val="0"/>
+          <w:sz w:val="20"/>
+          <w:szCs w:val="20"/>
+          <w:lang w:eastAsia="en-IN"/>
+          <w14:ligatures w14:val="none"/>
+        </w:rPr>
+        <w:br/>
+        <w:t>Chitkara University</w:t>
+      </w:r>
+    </w:p>
+    <w:p>
+      <w:pPr>
+        <w:rPr>
+          <w:rFonts w:ascii="Times New Roman" w:hAnsi="Times New Roman" w:cs="Times New Roman"/>
+          <w:sz w:val="32"/>
+          <w:szCs w:val="32"/>
+        </w:rPr>
+      </w:pPr>
+    </w:p>
+    <w:p>
+      <w:pPr>
+        <w:rPr>
+          <w:rFonts w:ascii="Times New Roman" w:hAnsi="Times New Roman" w:cs="Times New Roman"/>
           <w:b/>
           <w:bCs/>
           <w:sz w:val="32"/>
           <w:szCs w:val="32"/>
         </w:rPr>
-        <w:br w:type="page"/>
-      </w:r>
-    </w:p>
-    <w:p>
-      <w:pPr>
-        <w:rPr>
+      </w:pPr>
+      <w:r>
+        <w:rPr>
+          <w:rFonts w:ascii="Times New Roman" w:hAnsi="Times New Roman" w:cs="Times New Roman"/>
           <w:b/>
           <w:bCs/>
           <w:sz w:val="32"/>
           <w:szCs w:val="32"/>
         </w:rPr>
-      </w:pPr>
-      <w:r>
-        <w:rPr>
+        <w:lastRenderedPageBreak/>
+        <w:t xml:space="preserve">Problem </w:t>
+      </w:r>
+      <w:proofErr w:type="gramStart"/>
+      <w:r>
+        <w:rPr>
+          <w:rFonts w:ascii="Times New Roman" w:hAnsi="Times New Roman" w:cs="Times New Roman"/>
           <w:b/>
           <w:bCs/>
           <w:sz w:val="32"/>
           <w:szCs w:val="32"/>
         </w:rPr>
-        <w:lastRenderedPageBreak/>
-        <w:t xml:space="preserve">Problem </w:t>
-      </w:r>
-      <w:proofErr w:type="gramStart"/>
-      <w:r>
-        <w:rPr>
-          <w:b/>
-          <w:bCs/>
-          <w:sz w:val="32"/>
-          <w:szCs w:val="32"/>
-        </w:rPr>
-        <w:t>Statement</w:t>
-      </w:r>
-      <w:r>
-        <w:rPr>
-          <w:b/>
-          <w:bCs/>
-          <w:sz w:val="32"/>
-          <w:szCs w:val="32"/>
-        </w:rPr>
-        <w:t>:-</w:t>
+        <w:t>Statement:-</w:t>
       </w:r>
       <w:proofErr w:type="gramEnd"/>
     </w:p>
@@ -108,27 +1068,47 @@
       <w:pPr>
         <w:jc w:val="both"/>
         <w:rPr>
-          <w:sz w:val="20"/>
-          <w:szCs w:val="20"/>
-        </w:rPr>
-      </w:pPr>
-      <w:r>
-        <w:rPr>
-          <w:sz w:val="20"/>
-          <w:szCs w:val="20"/>
-        </w:rPr>
-        <w:t>The objective of this project is to design and evaluate an AI-powered Adaptive Data Science Language Model capable of automatically understanding datasets, identifying machine learning problem types, recommending suitable algorithms, generating explainable insights, and adapting outputs according to user expertise levels.</w:t>
-      </w:r>
-    </w:p>
-    <w:p>
-      <w:pPr>
-        <w:rPr>
-          <w:sz w:val="20"/>
-          <w:szCs w:val="20"/>
-        </w:rPr>
-      </w:pPr>
-      <w:r>
-        <w:rPr>
+          <w:rFonts w:ascii="Times New Roman" w:hAnsi="Times New Roman" w:cs="Times New Roman"/>
+          <w:sz w:val="20"/>
+          <w:szCs w:val="20"/>
+        </w:rPr>
+      </w:pPr>
+      <w:r>
+        <w:rPr>
+          <w:rFonts w:ascii="Times New Roman" w:hAnsi="Times New Roman" w:cs="Times New Roman"/>
+          <w:sz w:val="20"/>
+          <w:szCs w:val="20"/>
+        </w:rPr>
+        <w:t>The objective of this project is to design and evaluate an AI-powered Ada</w:t>
+      </w:r>
+      <w:r>
+        <w:rPr>
+          <w:rFonts w:ascii="Times New Roman" w:hAnsi="Times New Roman" w:cs="Times New Roman"/>
+          <w:sz w:val="20"/>
+          <w:szCs w:val="20"/>
+        </w:rPr>
+        <w:t>ptive</w:t>
+      </w:r>
+      <w:r>
+        <w:rPr>
+          <w:rFonts w:ascii="Times New Roman" w:hAnsi="Times New Roman" w:cs="Times New Roman"/>
+          <w:sz w:val="20"/>
+          <w:szCs w:val="20"/>
+        </w:rPr>
+        <w:t xml:space="preserve"> Data Science Language Model capable of automatically understanding datasets, identifying machine learning problem types, recommending suitable algorithms, generating explainable insights, and adapting outputs according to user expertise levels.</w:t>
+      </w:r>
+    </w:p>
+    <w:p>
+      <w:pPr>
+        <w:rPr>
+          <w:rFonts w:ascii="Times New Roman" w:hAnsi="Times New Roman" w:cs="Times New Roman"/>
+          <w:sz w:val="20"/>
+          <w:szCs w:val="20"/>
+        </w:rPr>
+      </w:pPr>
+      <w:r>
+        <w:rPr>
+          <w:rFonts w:ascii="Times New Roman" w:hAnsi="Times New Roman" w:cs="Times New Roman"/>
           <w:sz w:val="20"/>
           <w:szCs w:val="20"/>
         </w:rPr>
@@ -143,12 +1123,14 @@
           <w:numId w:val="3"/>
         </w:numPr>
         <w:rPr>
-          <w:sz w:val="20"/>
-          <w:szCs w:val="20"/>
-        </w:rPr>
-      </w:pPr>
-      <w:r>
-        <w:rPr>
+          <w:rFonts w:ascii="Times New Roman" w:hAnsi="Times New Roman" w:cs="Times New Roman"/>
+          <w:sz w:val="20"/>
+          <w:szCs w:val="20"/>
+        </w:rPr>
+      </w:pPr>
+      <w:r>
+        <w:rPr>
+          <w:rFonts w:ascii="Times New Roman" w:hAnsi="Times New Roman" w:cs="Times New Roman"/>
           <w:sz w:val="20"/>
           <w:szCs w:val="20"/>
         </w:rPr>
@@ -163,16 +1145,18 @@
           <w:numId w:val="3"/>
         </w:numPr>
         <w:rPr>
-          <w:sz w:val="20"/>
-          <w:szCs w:val="20"/>
-        </w:rPr>
-      </w:pPr>
-      <w:r>
-        <w:rPr>
-          <w:sz w:val="20"/>
-          <w:szCs w:val="20"/>
-        </w:rPr>
-        <w:t>Classification</w:t>
+          <w:rFonts w:ascii="Times New Roman" w:hAnsi="Times New Roman" w:cs="Times New Roman"/>
+          <w:sz w:val="20"/>
+          <w:szCs w:val="20"/>
+        </w:rPr>
+      </w:pPr>
+      <w:r>
+        <w:rPr>
+          <w:rFonts w:ascii="Times New Roman" w:hAnsi="Times New Roman" w:cs="Times New Roman"/>
+          <w:sz w:val="20"/>
+          <w:szCs w:val="20"/>
+        </w:rPr>
+        <w:t xml:space="preserve">Classification </w:t>
       </w:r>
     </w:p>
     <w:p>
@@ -183,12 +1167,14 @@
           <w:numId w:val="3"/>
         </w:numPr>
         <w:rPr>
-          <w:sz w:val="20"/>
-          <w:szCs w:val="20"/>
-        </w:rPr>
-      </w:pPr>
-      <w:r>
-        <w:rPr>
+          <w:rFonts w:ascii="Times New Roman" w:hAnsi="Times New Roman" w:cs="Times New Roman"/>
+          <w:sz w:val="20"/>
+          <w:szCs w:val="20"/>
+        </w:rPr>
+      </w:pPr>
+      <w:r>
+        <w:rPr>
+          <w:rFonts w:ascii="Times New Roman" w:hAnsi="Times New Roman" w:cs="Times New Roman"/>
           <w:sz w:val="20"/>
           <w:szCs w:val="20"/>
         </w:rPr>
@@ -203,12 +1189,14 @@
           <w:numId w:val="3"/>
         </w:numPr>
         <w:rPr>
-          <w:sz w:val="20"/>
-          <w:szCs w:val="20"/>
-        </w:rPr>
-      </w:pPr>
-      <w:r>
-        <w:rPr>
+          <w:rFonts w:ascii="Times New Roman" w:hAnsi="Times New Roman" w:cs="Times New Roman"/>
+          <w:sz w:val="20"/>
+          <w:szCs w:val="20"/>
+        </w:rPr>
+      </w:pPr>
+      <w:r>
+        <w:rPr>
+          <w:rFonts w:ascii="Times New Roman" w:hAnsi="Times New Roman" w:cs="Times New Roman"/>
           <w:sz w:val="20"/>
           <w:szCs w:val="20"/>
         </w:rPr>
@@ -216,14 +1204,23 @@
       </w:r>
     </w:p>
     <w:p>
-      <w:r>
-        <w:rPr>
+      <w:pPr>
+        <w:rPr>
+          <w:rFonts w:ascii="Times New Roman" w:hAnsi="Times New Roman" w:cs="Times New Roman"/>
+        </w:rPr>
+      </w:pPr>
+      <w:r>
+        <w:rPr>
+          <w:rFonts w:ascii="Times New Roman" w:hAnsi="Times New Roman" w:cs="Times New Roman"/>
           <w:b/>
           <w:bCs/>
         </w:rPr>
         <w:t>Dataset Inputs</w:t>
       </w:r>
       <w:r>
+        <w:rPr>
+          <w:rFonts w:ascii="Times New Roman" w:hAnsi="Times New Roman" w:cs="Times New Roman"/>
+        </w:rPr>
         <w:t xml:space="preserve"> </w:t>
       </w:r>
     </w:p>
@@ -235,12 +1232,14 @@
           <w:numId w:val="4"/>
         </w:numPr>
         <w:rPr>
-          <w:sz w:val="20"/>
-          <w:szCs w:val="20"/>
-        </w:rPr>
-      </w:pPr>
-      <w:r>
-        <w:rPr>
+          <w:rFonts w:ascii="Times New Roman" w:hAnsi="Times New Roman" w:cs="Times New Roman"/>
+          <w:sz w:val="20"/>
+          <w:szCs w:val="20"/>
+        </w:rPr>
+      </w:pPr>
+      <w:r>
+        <w:rPr>
+          <w:rFonts w:ascii="Times New Roman" w:hAnsi="Times New Roman" w:cs="Times New Roman"/>
           <w:sz w:val="20"/>
           <w:szCs w:val="20"/>
         </w:rPr>
@@ -255,12 +1254,14 @@
           <w:numId w:val="4"/>
         </w:numPr>
         <w:rPr>
-          <w:sz w:val="20"/>
-          <w:szCs w:val="20"/>
-        </w:rPr>
-      </w:pPr>
-      <w:r>
-        <w:rPr>
+          <w:rFonts w:ascii="Times New Roman" w:hAnsi="Times New Roman" w:cs="Times New Roman"/>
+          <w:sz w:val="20"/>
+          <w:szCs w:val="20"/>
+        </w:rPr>
+      </w:pPr>
+      <w:r>
+        <w:rPr>
+          <w:rFonts w:ascii="Times New Roman" w:hAnsi="Times New Roman" w:cs="Times New Roman"/>
           <w:sz w:val="20"/>
           <w:szCs w:val="20"/>
         </w:rPr>
@@ -275,12 +1276,14 @@
           <w:numId w:val="4"/>
         </w:numPr>
         <w:rPr>
-          <w:sz w:val="20"/>
-          <w:szCs w:val="20"/>
-        </w:rPr>
-      </w:pPr>
-      <w:r>
-        <w:rPr>
+          <w:rFonts w:ascii="Times New Roman" w:hAnsi="Times New Roman" w:cs="Times New Roman"/>
+          <w:sz w:val="20"/>
+          <w:szCs w:val="20"/>
+        </w:rPr>
+      </w:pPr>
+      <w:r>
+        <w:rPr>
+          <w:rFonts w:ascii="Times New Roman" w:hAnsi="Times New Roman" w:cs="Times New Roman"/>
           <w:sz w:val="20"/>
           <w:szCs w:val="20"/>
         </w:rPr>
@@ -295,12 +1298,14 @@
           <w:numId w:val="4"/>
         </w:numPr>
         <w:rPr>
-          <w:sz w:val="20"/>
-          <w:szCs w:val="20"/>
-        </w:rPr>
-      </w:pPr>
-      <w:r>
-        <w:rPr>
+          <w:rFonts w:ascii="Times New Roman" w:hAnsi="Times New Roman" w:cs="Times New Roman"/>
+          <w:sz w:val="20"/>
+          <w:szCs w:val="20"/>
+        </w:rPr>
+      </w:pPr>
+      <w:r>
+        <w:rPr>
+          <w:rFonts w:ascii="Times New Roman" w:hAnsi="Times New Roman" w:cs="Times New Roman"/>
           <w:sz w:val="20"/>
           <w:szCs w:val="20"/>
         </w:rPr>
@@ -315,12 +1320,14 @@
           <w:numId w:val="4"/>
         </w:numPr>
         <w:rPr>
-          <w:sz w:val="20"/>
-          <w:szCs w:val="20"/>
-        </w:rPr>
-      </w:pPr>
-      <w:r>
-        <w:rPr>
+          <w:rFonts w:ascii="Times New Roman" w:hAnsi="Times New Roman" w:cs="Times New Roman"/>
+          <w:sz w:val="20"/>
+          <w:szCs w:val="20"/>
+        </w:rPr>
+      </w:pPr>
+      <w:r>
+        <w:rPr>
+          <w:rFonts w:ascii="Times New Roman" w:hAnsi="Times New Roman" w:cs="Times New Roman"/>
           <w:sz w:val="20"/>
           <w:szCs w:val="20"/>
         </w:rPr>
@@ -335,12 +1342,14 @@
           <w:numId w:val="4"/>
         </w:numPr>
         <w:rPr>
-          <w:sz w:val="20"/>
-          <w:szCs w:val="20"/>
-        </w:rPr>
-      </w:pPr>
-      <w:r>
-        <w:rPr>
+          <w:rFonts w:ascii="Times New Roman" w:hAnsi="Times New Roman" w:cs="Times New Roman"/>
+          <w:sz w:val="20"/>
+          <w:szCs w:val="20"/>
+        </w:rPr>
+      </w:pPr>
+      <w:r>
+        <w:rPr>
+          <w:rFonts w:ascii="Times New Roman" w:hAnsi="Times New Roman" w:cs="Times New Roman"/>
           <w:sz w:val="20"/>
           <w:szCs w:val="20"/>
         </w:rPr>
@@ -355,12 +1364,14 @@
           <w:numId w:val="4"/>
         </w:numPr>
         <w:rPr>
-          <w:sz w:val="20"/>
-          <w:szCs w:val="20"/>
-        </w:rPr>
-      </w:pPr>
-      <w:r>
-        <w:rPr>
+          <w:rFonts w:ascii="Times New Roman" w:hAnsi="Times New Roman" w:cs="Times New Roman"/>
+          <w:sz w:val="20"/>
+          <w:szCs w:val="20"/>
+        </w:rPr>
+      </w:pPr>
+      <w:r>
+        <w:rPr>
+          <w:rFonts w:ascii="Times New Roman" w:hAnsi="Times New Roman" w:cs="Times New Roman"/>
           <w:sz w:val="20"/>
           <w:szCs w:val="20"/>
         </w:rPr>
@@ -368,14 +1379,23 @@
       </w:r>
     </w:p>
     <w:p>
-      <w:r>
-        <w:rPr>
+      <w:pPr>
+        <w:rPr>
+          <w:rFonts w:ascii="Times New Roman" w:hAnsi="Times New Roman" w:cs="Times New Roman"/>
+        </w:rPr>
+      </w:pPr>
+      <w:r>
+        <w:rPr>
+          <w:rFonts w:ascii="Times New Roman" w:hAnsi="Times New Roman" w:cs="Times New Roman"/>
           <w:b/>
           <w:bCs/>
         </w:rPr>
         <w:t>User Inputs</w:t>
       </w:r>
       <w:r>
+        <w:rPr>
+          <w:rFonts w:ascii="Times New Roman" w:hAnsi="Times New Roman" w:cs="Times New Roman"/>
+        </w:rPr>
         <w:t xml:space="preserve"> </w:t>
       </w:r>
     </w:p>
@@ -387,12 +1407,14 @@
           <w:numId w:val="5"/>
         </w:numPr>
         <w:rPr>
-          <w:sz w:val="20"/>
-          <w:szCs w:val="20"/>
-        </w:rPr>
-      </w:pPr>
-      <w:r>
-        <w:rPr>
+          <w:rFonts w:ascii="Times New Roman" w:hAnsi="Times New Roman" w:cs="Times New Roman"/>
+          <w:sz w:val="20"/>
+          <w:szCs w:val="20"/>
+        </w:rPr>
+      </w:pPr>
+      <w:r>
+        <w:rPr>
+          <w:rFonts w:ascii="Times New Roman" w:hAnsi="Times New Roman" w:cs="Times New Roman"/>
           <w:sz w:val="20"/>
           <w:szCs w:val="20"/>
         </w:rPr>
@@ -407,12 +1429,14 @@
           <w:numId w:val="5"/>
         </w:numPr>
         <w:rPr>
-          <w:sz w:val="20"/>
-          <w:szCs w:val="20"/>
-        </w:rPr>
-      </w:pPr>
-      <w:r>
-        <w:rPr>
+          <w:rFonts w:ascii="Times New Roman" w:hAnsi="Times New Roman" w:cs="Times New Roman"/>
+          <w:sz w:val="20"/>
+          <w:szCs w:val="20"/>
+        </w:rPr>
+      </w:pPr>
+      <w:r>
+        <w:rPr>
+          <w:rFonts w:ascii="Times New Roman" w:hAnsi="Times New Roman" w:cs="Times New Roman"/>
           <w:sz w:val="20"/>
           <w:szCs w:val="20"/>
         </w:rPr>
@@ -427,12 +1451,14 @@
           <w:numId w:val="5"/>
         </w:numPr>
         <w:rPr>
-          <w:sz w:val="20"/>
-          <w:szCs w:val="20"/>
-        </w:rPr>
-      </w:pPr>
-      <w:r>
-        <w:rPr>
+          <w:rFonts w:ascii="Times New Roman" w:hAnsi="Times New Roman" w:cs="Times New Roman"/>
+          <w:sz w:val="20"/>
+          <w:szCs w:val="20"/>
+        </w:rPr>
+      </w:pPr>
+      <w:r>
+        <w:rPr>
+          <w:rFonts w:ascii="Times New Roman" w:hAnsi="Times New Roman" w:cs="Times New Roman"/>
           <w:sz w:val="20"/>
           <w:szCs w:val="20"/>
         </w:rPr>
@@ -447,12 +1473,14 @@
           <w:numId w:val="5"/>
         </w:numPr>
         <w:rPr>
-          <w:sz w:val="20"/>
-          <w:szCs w:val="20"/>
-        </w:rPr>
-      </w:pPr>
-      <w:r>
-        <w:rPr>
+          <w:rFonts w:ascii="Times New Roman" w:hAnsi="Times New Roman" w:cs="Times New Roman"/>
+          <w:sz w:val="20"/>
+          <w:szCs w:val="20"/>
+        </w:rPr>
+      </w:pPr>
+      <w:r>
+        <w:rPr>
+          <w:rFonts w:ascii="Times New Roman" w:hAnsi="Times New Roman" w:cs="Times New Roman"/>
           <w:sz w:val="20"/>
           <w:szCs w:val="20"/>
         </w:rPr>
@@ -467,12 +1495,14 @@
           <w:numId w:val="5"/>
         </w:numPr>
         <w:rPr>
-          <w:sz w:val="20"/>
-          <w:szCs w:val="20"/>
-        </w:rPr>
-      </w:pPr>
-      <w:r>
-        <w:rPr>
+          <w:rFonts w:ascii="Times New Roman" w:hAnsi="Times New Roman" w:cs="Times New Roman"/>
+          <w:sz w:val="20"/>
+          <w:szCs w:val="20"/>
+        </w:rPr>
+      </w:pPr>
+      <w:r>
+        <w:rPr>
+          <w:rFonts w:ascii="Times New Roman" w:hAnsi="Times New Roman" w:cs="Times New Roman"/>
           <w:sz w:val="20"/>
           <w:szCs w:val="20"/>
         </w:rPr>
@@ -487,12 +1517,14 @@
           <w:numId w:val="5"/>
         </w:numPr>
         <w:rPr>
-          <w:sz w:val="20"/>
-          <w:szCs w:val="20"/>
-        </w:rPr>
-      </w:pPr>
-      <w:r>
-        <w:rPr>
+          <w:rFonts w:ascii="Times New Roman" w:hAnsi="Times New Roman" w:cs="Times New Roman"/>
+          <w:sz w:val="20"/>
+          <w:szCs w:val="20"/>
+        </w:rPr>
+      </w:pPr>
+      <w:r>
+        <w:rPr>
+          <w:rFonts w:ascii="Times New Roman" w:hAnsi="Times New Roman" w:cs="Times New Roman"/>
           <w:sz w:val="20"/>
           <w:szCs w:val="20"/>
         </w:rPr>
@@ -500,14 +1532,23 @@
       </w:r>
     </w:p>
     <w:p>
-      <w:r>
-        <w:rPr>
+      <w:pPr>
+        <w:rPr>
+          <w:rFonts w:ascii="Times New Roman" w:hAnsi="Times New Roman" w:cs="Times New Roman"/>
+        </w:rPr>
+      </w:pPr>
+      <w:r>
+        <w:rPr>
+          <w:rFonts w:ascii="Times New Roman" w:hAnsi="Times New Roman" w:cs="Times New Roman"/>
           <w:b/>
           <w:bCs/>
         </w:rPr>
         <w:t>System Inputs</w:t>
       </w:r>
       <w:r>
+        <w:rPr>
+          <w:rFonts w:ascii="Times New Roman" w:hAnsi="Times New Roman" w:cs="Times New Roman"/>
+        </w:rPr>
         <w:t xml:space="preserve"> </w:t>
       </w:r>
     </w:p>
@@ -519,12 +1560,14 @@
           <w:numId w:val="6"/>
         </w:numPr>
         <w:rPr>
-          <w:sz w:val="20"/>
-          <w:szCs w:val="20"/>
-        </w:rPr>
-      </w:pPr>
-      <w:r>
-        <w:rPr>
+          <w:rFonts w:ascii="Times New Roman" w:hAnsi="Times New Roman" w:cs="Times New Roman"/>
+          <w:sz w:val="20"/>
+          <w:szCs w:val="20"/>
+        </w:rPr>
+      </w:pPr>
+      <w:r>
+        <w:rPr>
+          <w:rFonts w:ascii="Times New Roman" w:hAnsi="Times New Roman" w:cs="Times New Roman"/>
           <w:sz w:val="20"/>
           <w:szCs w:val="20"/>
         </w:rPr>
@@ -539,12 +1582,14 @@
           <w:numId w:val="6"/>
         </w:numPr>
         <w:rPr>
-          <w:sz w:val="20"/>
-          <w:szCs w:val="20"/>
-        </w:rPr>
-      </w:pPr>
-      <w:r>
-        <w:rPr>
+          <w:rFonts w:ascii="Times New Roman" w:hAnsi="Times New Roman" w:cs="Times New Roman"/>
+          <w:sz w:val="20"/>
+          <w:szCs w:val="20"/>
+        </w:rPr>
+      </w:pPr>
+      <w:r>
+        <w:rPr>
+          <w:rFonts w:ascii="Times New Roman" w:hAnsi="Times New Roman" w:cs="Times New Roman"/>
           <w:sz w:val="20"/>
           <w:szCs w:val="20"/>
         </w:rPr>
@@ -559,12 +1604,14 @@
           <w:numId w:val="6"/>
         </w:numPr>
         <w:rPr>
-          <w:sz w:val="20"/>
-          <w:szCs w:val="20"/>
-        </w:rPr>
-      </w:pPr>
-      <w:r>
-        <w:rPr>
+          <w:rFonts w:ascii="Times New Roman" w:hAnsi="Times New Roman" w:cs="Times New Roman"/>
+          <w:sz w:val="20"/>
+          <w:szCs w:val="20"/>
+        </w:rPr>
+      </w:pPr>
+      <w:r>
+        <w:rPr>
+          <w:rFonts w:ascii="Times New Roman" w:hAnsi="Times New Roman" w:cs="Times New Roman"/>
           <w:sz w:val="20"/>
           <w:szCs w:val="20"/>
         </w:rPr>
@@ -579,12 +1626,14 @@
           <w:numId w:val="6"/>
         </w:numPr>
         <w:rPr>
-          <w:sz w:val="20"/>
-          <w:szCs w:val="20"/>
-        </w:rPr>
-      </w:pPr>
-      <w:r>
-        <w:rPr>
+          <w:rFonts w:ascii="Times New Roman" w:hAnsi="Times New Roman" w:cs="Times New Roman"/>
+          <w:sz w:val="20"/>
+          <w:szCs w:val="20"/>
+        </w:rPr>
+      </w:pPr>
+      <w:r>
+        <w:rPr>
+          <w:rFonts w:ascii="Times New Roman" w:hAnsi="Times New Roman" w:cs="Times New Roman"/>
           <w:sz w:val="20"/>
           <w:szCs w:val="20"/>
         </w:rPr>
@@ -599,12 +1648,14 @@
           <w:numId w:val="6"/>
         </w:numPr>
         <w:rPr>
-          <w:sz w:val="20"/>
-          <w:szCs w:val="20"/>
-        </w:rPr>
-      </w:pPr>
-      <w:r>
-        <w:rPr>
+          <w:rFonts w:ascii="Times New Roman" w:hAnsi="Times New Roman" w:cs="Times New Roman"/>
+          <w:sz w:val="20"/>
+          <w:szCs w:val="20"/>
+        </w:rPr>
+      </w:pPr>
+      <w:r>
+        <w:rPr>
+          <w:rFonts w:ascii="Times New Roman" w:hAnsi="Times New Roman" w:cs="Times New Roman"/>
           <w:sz w:val="20"/>
           <w:szCs w:val="20"/>
         </w:rPr>
@@ -614,12 +1665,14 @@
     <w:p>
       <w:pPr>
         <w:rPr>
+          <w:rFonts w:ascii="Times New Roman" w:hAnsi="Times New Roman" w:cs="Times New Roman"/>
           <w:b/>
           <w:bCs/>
         </w:rPr>
       </w:pPr>
       <w:r>
         <w:rPr>
+          <w:rFonts w:ascii="Times New Roman" w:hAnsi="Times New Roman" w:cs="Times New Roman"/>
           <w:b/>
           <w:bCs/>
         </w:rPr>
@@ -655,6 +1708,7 @@
             <w:pPr>
               <w:jc w:val="center"/>
               <w:rPr>
+                <w:rFonts w:ascii="Times New Roman" w:hAnsi="Times New Roman" w:cs="Times New Roman"/>
                 <w:b/>
                 <w:bCs/>
                 <w:sz w:val="20"/>
@@ -663,6 +1717,7 @@
             </w:pPr>
             <w:r>
               <w:rPr>
+                <w:rFonts w:ascii="Times New Roman" w:hAnsi="Times New Roman" w:cs="Times New Roman"/>
                 <w:b/>
                 <w:bCs/>
                 <w:sz w:val="20"/>
@@ -683,6 +1738,7 @@
             <w:pPr>
               <w:jc w:val="center"/>
               <w:rPr>
+                <w:rFonts w:ascii="Times New Roman" w:hAnsi="Times New Roman" w:cs="Times New Roman"/>
                 <w:b/>
                 <w:bCs/>
                 <w:sz w:val="20"/>
@@ -691,6 +1747,7 @@
             </w:pPr>
             <w:r>
               <w:rPr>
+                <w:rFonts w:ascii="Times New Roman" w:hAnsi="Times New Roman" w:cs="Times New Roman"/>
                 <w:b/>
                 <w:bCs/>
                 <w:sz w:val="20"/>
@@ -716,12 +1773,14 @@
           <w:p>
             <w:pPr>
               <w:rPr>
+                <w:rFonts w:ascii="Times New Roman" w:hAnsi="Times New Roman" w:cs="Times New Roman"/>
                 <w:sz w:val="20"/>
                 <w:szCs w:val="20"/>
               </w:rPr>
             </w:pPr>
             <w:r>
               <w:rPr>
+                <w:rFonts w:ascii="Times New Roman" w:hAnsi="Times New Roman" w:cs="Times New Roman"/>
                 <w:sz w:val="20"/>
                 <w:szCs w:val="20"/>
               </w:rPr>
@@ -740,12 +1799,14 @@
           <w:p>
             <w:pPr>
               <w:rPr>
+                <w:rFonts w:ascii="Times New Roman" w:hAnsi="Times New Roman" w:cs="Times New Roman"/>
                 <w:sz w:val="20"/>
                 <w:szCs w:val="20"/>
               </w:rPr>
             </w:pPr>
             <w:r>
               <w:rPr>
+                <w:rFonts w:ascii="Times New Roman" w:hAnsi="Times New Roman" w:cs="Times New Roman"/>
                 <w:sz w:val="20"/>
                 <w:szCs w:val="20"/>
               </w:rPr>
@@ -754,6 +1815,7 @@
             <w:proofErr w:type="spellStart"/>
             <w:r>
               <w:rPr>
+                <w:rFonts w:ascii="Times New Roman" w:hAnsi="Times New Roman" w:cs="Times New Roman"/>
                 <w:sz w:val="20"/>
                 <w:szCs w:val="20"/>
               </w:rPr>
@@ -778,12 +1840,14 @@
           <w:p>
             <w:pPr>
               <w:rPr>
+                <w:rFonts w:ascii="Times New Roman" w:hAnsi="Times New Roman" w:cs="Times New Roman"/>
                 <w:sz w:val="20"/>
                 <w:szCs w:val="20"/>
               </w:rPr>
             </w:pPr>
             <w:r>
               <w:rPr>
+                <w:rFonts w:ascii="Times New Roman" w:hAnsi="Times New Roman" w:cs="Times New Roman"/>
                 <w:sz w:val="20"/>
                 <w:szCs w:val="20"/>
               </w:rPr>
@@ -802,6 +1866,7 @@
           <w:p>
             <w:pPr>
               <w:rPr>
+                <w:rFonts w:ascii="Times New Roman" w:hAnsi="Times New Roman" w:cs="Times New Roman"/>
                 <w:sz w:val="20"/>
                 <w:szCs w:val="20"/>
               </w:rPr>
@@ -809,6 +1874,7 @@
             <w:proofErr w:type="spellStart"/>
             <w:r>
               <w:rPr>
+                <w:rFonts w:ascii="Times New Roman" w:hAnsi="Times New Roman" w:cs="Times New Roman"/>
                 <w:sz w:val="20"/>
                 <w:szCs w:val="20"/>
               </w:rPr>
@@ -833,12 +1899,14 @@
           <w:p>
             <w:pPr>
               <w:rPr>
+                <w:rFonts w:ascii="Times New Roman" w:hAnsi="Times New Roman" w:cs="Times New Roman"/>
                 <w:sz w:val="20"/>
                 <w:szCs w:val="20"/>
               </w:rPr>
             </w:pPr>
             <w:r>
               <w:rPr>
+                <w:rFonts w:ascii="Times New Roman" w:hAnsi="Times New Roman" w:cs="Times New Roman"/>
                 <w:sz w:val="20"/>
                 <w:szCs w:val="20"/>
               </w:rPr>
@@ -857,12 +1925,14 @@
           <w:p>
             <w:pPr>
               <w:rPr>
+                <w:rFonts w:ascii="Times New Roman" w:hAnsi="Times New Roman" w:cs="Times New Roman"/>
                 <w:sz w:val="20"/>
                 <w:szCs w:val="20"/>
               </w:rPr>
             </w:pPr>
             <w:r>
               <w:rPr>
+                <w:rFonts w:ascii="Times New Roman" w:hAnsi="Times New Roman" w:cs="Times New Roman"/>
                 <w:sz w:val="20"/>
                 <w:szCs w:val="20"/>
               </w:rPr>
@@ -871,6 +1941,7 @@
             <w:proofErr w:type="spellStart"/>
             <w:r>
               <w:rPr>
+                <w:rFonts w:ascii="Times New Roman" w:hAnsi="Times New Roman" w:cs="Times New Roman"/>
                 <w:sz w:val="20"/>
                 <w:szCs w:val="20"/>
               </w:rPr>
@@ -895,12 +1966,14 @@
           <w:p>
             <w:pPr>
               <w:rPr>
+                <w:rFonts w:ascii="Times New Roman" w:hAnsi="Times New Roman" w:cs="Times New Roman"/>
                 <w:sz w:val="20"/>
                 <w:szCs w:val="20"/>
               </w:rPr>
             </w:pPr>
             <w:r>
               <w:rPr>
+                <w:rFonts w:ascii="Times New Roman" w:hAnsi="Times New Roman" w:cs="Times New Roman"/>
                 <w:sz w:val="20"/>
                 <w:szCs w:val="20"/>
               </w:rPr>
@@ -919,6 +1992,7 @@
           <w:p>
             <w:pPr>
               <w:rPr>
+                <w:rFonts w:ascii="Times New Roman" w:hAnsi="Times New Roman" w:cs="Times New Roman"/>
                 <w:sz w:val="20"/>
                 <w:szCs w:val="20"/>
               </w:rPr>
@@ -926,6 +2000,7 @@
             <w:proofErr w:type="spellStart"/>
             <w:r>
               <w:rPr>
+                <w:rFonts w:ascii="Times New Roman" w:hAnsi="Times New Roman" w:cs="Times New Roman"/>
                 <w:sz w:val="20"/>
                 <w:szCs w:val="20"/>
               </w:rPr>
@@ -934,6 +2009,7 @@
             <w:proofErr w:type="spellEnd"/>
             <w:r>
               <w:rPr>
+                <w:rFonts w:ascii="Times New Roman" w:hAnsi="Times New Roman" w:cs="Times New Roman"/>
                 <w:sz w:val="20"/>
                 <w:szCs w:val="20"/>
               </w:rPr>
@@ -942,6 +2018,7 @@
             <w:proofErr w:type="spellStart"/>
             <w:r>
               <w:rPr>
+                <w:rFonts w:ascii="Times New Roman" w:hAnsi="Times New Roman" w:cs="Times New Roman"/>
                 <w:sz w:val="20"/>
                 <w:szCs w:val="20"/>
               </w:rPr>
@@ -966,12 +2043,14 @@
           <w:p>
             <w:pPr>
               <w:rPr>
+                <w:rFonts w:ascii="Times New Roman" w:hAnsi="Times New Roman" w:cs="Times New Roman"/>
                 <w:sz w:val="20"/>
                 <w:szCs w:val="20"/>
               </w:rPr>
             </w:pPr>
             <w:r>
               <w:rPr>
+                <w:rFonts w:ascii="Times New Roman" w:hAnsi="Times New Roman" w:cs="Times New Roman"/>
                 <w:sz w:val="20"/>
                 <w:szCs w:val="20"/>
               </w:rPr>
@@ -990,12 +2069,14 @@
           <w:p>
             <w:pPr>
               <w:rPr>
+                <w:rFonts w:ascii="Times New Roman" w:hAnsi="Times New Roman" w:cs="Times New Roman"/>
                 <w:sz w:val="20"/>
                 <w:szCs w:val="20"/>
               </w:rPr>
             </w:pPr>
             <w:r>
               <w:rPr>
+                <w:rFonts w:ascii="Times New Roman" w:hAnsi="Times New Roman" w:cs="Times New Roman"/>
                 <w:sz w:val="20"/>
                 <w:szCs w:val="20"/>
               </w:rPr>
@@ -1019,12 +2100,14 @@
           <w:p>
             <w:pPr>
               <w:rPr>
+                <w:rFonts w:ascii="Times New Roman" w:hAnsi="Times New Roman" w:cs="Times New Roman"/>
                 <w:sz w:val="20"/>
                 <w:szCs w:val="20"/>
               </w:rPr>
             </w:pPr>
             <w:r>
               <w:rPr>
+                <w:rFonts w:ascii="Times New Roman" w:hAnsi="Times New Roman" w:cs="Times New Roman"/>
                 <w:sz w:val="20"/>
                 <w:szCs w:val="20"/>
               </w:rPr>
@@ -1043,6 +2126,7 @@
           <w:p>
             <w:pPr>
               <w:rPr>
+                <w:rFonts w:ascii="Times New Roman" w:hAnsi="Times New Roman" w:cs="Times New Roman"/>
                 <w:sz w:val="20"/>
                 <w:szCs w:val="20"/>
               </w:rPr>
@@ -1050,6 +2134,7 @@
             <w:proofErr w:type="spellStart"/>
             <w:r>
               <w:rPr>
+                <w:rFonts w:ascii="Times New Roman" w:hAnsi="Times New Roman" w:cs="Times New Roman"/>
                 <w:sz w:val="20"/>
                 <w:szCs w:val="20"/>
               </w:rPr>
@@ -1064,12 +2149,14 @@
       <w:pPr>
         <w:spacing w:before="240"/>
         <w:rPr>
+          <w:rFonts w:ascii="Times New Roman" w:hAnsi="Times New Roman" w:cs="Times New Roman"/>
           <w:b/>
           <w:bCs/>
         </w:rPr>
       </w:pPr>
       <w:r>
         <w:rPr>
+          <w:rFonts w:ascii="Times New Roman" w:hAnsi="Times New Roman" w:cs="Times New Roman"/>
           <w:b/>
           <w:bCs/>
         </w:rPr>
@@ -1085,6 +2172,7 @@
         </w:numPr>
         <w:spacing w:before="240"/>
         <w:rPr>
+          <w:rFonts w:ascii="Times New Roman" w:hAnsi="Times New Roman" w:cs="Times New Roman"/>
           <w:b/>
           <w:bCs/>
           <w:sz w:val="20"/>
@@ -1093,6 +2181,7 @@
       </w:pPr>
       <w:r>
         <w:rPr>
+          <w:rFonts w:ascii="Times New Roman" w:hAnsi="Times New Roman" w:cs="Times New Roman"/>
           <w:b/>
           <w:bCs/>
           <w:sz w:val="20"/>
@@ -1110,6 +2199,7 @@
         </w:numPr>
         <w:spacing w:before="240"/>
         <w:rPr>
+          <w:rFonts w:ascii="Times New Roman" w:hAnsi="Times New Roman" w:cs="Times New Roman"/>
           <w:b/>
           <w:bCs/>
           <w:sz w:val="20"/>
@@ -1118,6 +2208,7 @@
       </w:pPr>
       <w:r>
         <w:rPr>
+          <w:rFonts w:ascii="Times New Roman" w:hAnsi="Times New Roman" w:cs="Times New Roman"/>
           <w:b/>
           <w:bCs/>
           <w:sz w:val="20"/>
@@ -1135,6 +2226,7 @@
         </w:numPr>
         <w:spacing w:before="240"/>
         <w:rPr>
+          <w:rFonts w:ascii="Times New Roman" w:hAnsi="Times New Roman" w:cs="Times New Roman"/>
           <w:b/>
           <w:bCs/>
           <w:sz w:val="20"/>
@@ -1143,6 +2235,7 @@
       </w:pPr>
       <w:r>
         <w:rPr>
+          <w:rFonts w:ascii="Times New Roman" w:hAnsi="Times New Roman" w:cs="Times New Roman"/>
           <w:b/>
           <w:bCs/>
           <w:sz w:val="20"/>
@@ -1160,6 +2253,7 @@
         </w:numPr>
         <w:spacing w:before="240"/>
         <w:rPr>
+          <w:rFonts w:ascii="Times New Roman" w:hAnsi="Times New Roman" w:cs="Times New Roman"/>
           <w:b/>
           <w:bCs/>
           <w:sz w:val="20"/>
@@ -1168,6 +2262,7 @@
       </w:pPr>
       <w:r>
         <w:rPr>
+          <w:rFonts w:ascii="Times New Roman" w:hAnsi="Times New Roman" w:cs="Times New Roman"/>
           <w:b/>
           <w:bCs/>
           <w:sz w:val="20"/>
@@ -1185,6 +2280,7 @@
         </w:numPr>
         <w:spacing w:before="240"/>
         <w:rPr>
+          <w:rFonts w:ascii="Times New Roman" w:hAnsi="Times New Roman" w:cs="Times New Roman"/>
           <w:b/>
           <w:bCs/>
           <w:sz w:val="20"/>
@@ -1193,6 +2289,7 @@
       </w:pPr>
       <w:r>
         <w:rPr>
+          <w:rFonts w:ascii="Times New Roman" w:hAnsi="Times New Roman" w:cs="Times New Roman"/>
           <w:b/>
           <w:bCs/>
           <w:sz w:val="20"/>
@@ -1210,6 +2307,7 @@
         </w:numPr>
         <w:spacing w:before="240"/>
         <w:rPr>
+          <w:rFonts w:ascii="Times New Roman" w:hAnsi="Times New Roman" w:cs="Times New Roman"/>
           <w:b/>
           <w:bCs/>
           <w:sz w:val="20"/>
@@ -1218,6 +2316,7 @@
       </w:pPr>
       <w:r>
         <w:rPr>
+          <w:rFonts w:ascii="Times New Roman" w:hAnsi="Times New Roman" w:cs="Times New Roman"/>
           <w:b/>
           <w:bCs/>
           <w:sz w:val="20"/>
@@ -1235,6 +2334,7 @@
         </w:numPr>
         <w:spacing w:before="240"/>
         <w:rPr>
+          <w:rFonts w:ascii="Times New Roman" w:hAnsi="Times New Roman" w:cs="Times New Roman"/>
           <w:b/>
           <w:bCs/>
           <w:sz w:val="20"/>
@@ -1243,6 +2343,7 @@
       </w:pPr>
       <w:r>
         <w:rPr>
+          <w:rFonts w:ascii="Times New Roman" w:hAnsi="Times New Roman" w:cs="Times New Roman"/>
           <w:b/>
           <w:bCs/>
           <w:sz w:val="20"/>
@@ -1253,6 +2354,7 @@
       <w:proofErr w:type="spellStart"/>
       <w:r>
         <w:rPr>
+          <w:rFonts w:ascii="Times New Roman" w:hAnsi="Times New Roman" w:cs="Times New Roman"/>
           <w:b/>
           <w:bCs/>
           <w:sz w:val="20"/>
@@ -1263,6 +2365,7 @@
       <w:proofErr w:type="spellEnd"/>
       <w:r>
         <w:rPr>
+          <w:rFonts w:ascii="Times New Roman" w:hAnsi="Times New Roman" w:cs="Times New Roman"/>
           <w:b/>
           <w:bCs/>
           <w:sz w:val="20"/>
@@ -1274,6 +2377,7 @@
     <w:p>
       <w:pPr>
         <w:rPr>
+          <w:rFonts w:ascii="Times New Roman" w:hAnsi="Times New Roman" w:cs="Times New Roman"/>
           <w:b/>
           <w:bCs/>
           <w:sz w:val="20"/>
@@ -1285,6 +2389,7 @@
       <w:pPr>
         <w:spacing w:before="240"/>
         <w:rPr>
+          <w:rFonts w:ascii="Times New Roman" w:hAnsi="Times New Roman" w:cs="Times New Roman"/>
           <w:b/>
           <w:bCs/>
           <w:sz w:val="32"/>
@@ -1293,12 +2398,14 @@
       </w:pPr>
       <w:r>
         <w:rPr>
+          <w:rFonts w:ascii="Times New Roman" w:hAnsi="Times New Roman" w:cs="Times New Roman"/>
           <w:b/>
           <w:bCs/>
           <w:noProof/>
           <w:sz w:val="32"/>
           <w:szCs w:val="32"/>
         </w:rPr>
+        <w:lastRenderedPageBreak/>
         <w:drawing>
           <wp:anchor distT="0" distB="0" distL="114300" distR="114300" simplePos="0" relativeHeight="251658240" behindDoc="0" locked="0" layoutInCell="1" allowOverlap="1" wp14:anchorId="1447CCF4" wp14:editId="76D1034C">
             <wp:simplePos x="0" y="0"/>
@@ -1357,6 +2464,7 @@
       </w:r>
       <w:r>
         <w:rPr>
+          <w:rFonts w:ascii="Times New Roman" w:hAnsi="Times New Roman" w:cs="Times New Roman"/>
           <w:b/>
           <w:bCs/>
           <w:sz w:val="32"/>
@@ -1369,6 +2477,7 @@
       <w:pPr>
         <w:spacing w:before="240"/>
         <w:rPr>
+          <w:rFonts w:ascii="Times New Roman" w:hAnsi="Times New Roman" w:cs="Times New Roman"/>
           <w:b/>
           <w:bCs/>
           <w:sz w:val="32"/>
@@ -1377,6 +2486,7 @@
       </w:pPr>
       <w:r>
         <w:rPr>
+          <w:rFonts w:ascii="Times New Roman" w:hAnsi="Times New Roman" w:cs="Times New Roman"/>
           <w:b/>
           <w:bCs/>
           <w:sz w:val="32"/>
@@ -1404,6 +2514,7 @@
             <w:pPr>
               <w:jc w:val="center"/>
               <w:rPr>
+                <w:rFonts w:ascii="Times New Roman" w:hAnsi="Times New Roman" w:cs="Times New Roman"/>
                 <w:b/>
                 <w:bCs/>
                 <w:sz w:val="20"/>
@@ -1412,6 +2523,7 @@
             </w:pPr>
             <w:r>
               <w:rPr>
+                <w:rFonts w:ascii="Times New Roman" w:hAnsi="Times New Roman" w:cs="Times New Roman"/>
                 <w:b/>
                 <w:bCs/>
                 <w:sz w:val="20"/>
@@ -1429,6 +2541,7 @@
             <w:pPr>
               <w:jc w:val="center"/>
               <w:rPr>
+                <w:rFonts w:ascii="Times New Roman" w:hAnsi="Times New Roman" w:cs="Times New Roman"/>
                 <w:b/>
                 <w:bCs/>
                 <w:sz w:val="20"/>
@@ -1437,6 +2550,7 @@
             </w:pPr>
             <w:r>
               <w:rPr>
+                <w:rFonts w:ascii="Times New Roman" w:hAnsi="Times New Roman" w:cs="Times New Roman"/>
                 <w:b/>
                 <w:bCs/>
                 <w:sz w:val="20"/>
@@ -1455,12 +2569,14 @@
           <w:p>
             <w:pPr>
               <w:rPr>
+                <w:rFonts w:ascii="Times New Roman" w:hAnsi="Times New Roman" w:cs="Times New Roman"/>
                 <w:sz w:val="20"/>
                 <w:szCs w:val="20"/>
               </w:rPr>
             </w:pPr>
             <w:r>
               <w:rPr>
+                <w:rFonts w:ascii="Times New Roman" w:hAnsi="Times New Roman" w:cs="Times New Roman"/>
                 <w:sz w:val="20"/>
                 <w:szCs w:val="20"/>
               </w:rPr>
@@ -1475,12 +2591,14 @@
           <w:p>
             <w:pPr>
               <w:rPr>
+                <w:rFonts w:ascii="Times New Roman" w:hAnsi="Times New Roman" w:cs="Times New Roman"/>
                 <w:sz w:val="20"/>
                 <w:szCs w:val="20"/>
               </w:rPr>
             </w:pPr>
             <w:r>
               <w:rPr>
+                <w:rFonts w:ascii="Times New Roman" w:hAnsi="Times New Roman" w:cs="Times New Roman"/>
                 <w:sz w:val="20"/>
                 <w:szCs w:val="20"/>
               </w:rPr>
@@ -1497,12 +2615,14 @@
           <w:p>
             <w:pPr>
               <w:rPr>
+                <w:rFonts w:ascii="Times New Roman" w:hAnsi="Times New Roman" w:cs="Times New Roman"/>
                 <w:sz w:val="20"/>
                 <w:szCs w:val="20"/>
               </w:rPr>
             </w:pPr>
             <w:r>
               <w:rPr>
+                <w:rFonts w:ascii="Times New Roman" w:hAnsi="Times New Roman" w:cs="Times New Roman"/>
                 <w:sz w:val="20"/>
                 <w:szCs w:val="20"/>
               </w:rPr>
@@ -1517,12 +2637,14 @@
           <w:p>
             <w:pPr>
               <w:rPr>
+                <w:rFonts w:ascii="Times New Roman" w:hAnsi="Times New Roman" w:cs="Times New Roman"/>
                 <w:sz w:val="20"/>
                 <w:szCs w:val="20"/>
               </w:rPr>
             </w:pPr>
             <w:r>
               <w:rPr>
+                <w:rFonts w:ascii="Times New Roman" w:hAnsi="Times New Roman" w:cs="Times New Roman"/>
                 <w:sz w:val="20"/>
                 <w:szCs w:val="20"/>
               </w:rPr>
@@ -1539,12 +2661,14 @@
           <w:p>
             <w:pPr>
               <w:rPr>
+                <w:rFonts w:ascii="Times New Roman" w:hAnsi="Times New Roman" w:cs="Times New Roman"/>
                 <w:sz w:val="20"/>
                 <w:szCs w:val="20"/>
               </w:rPr>
             </w:pPr>
             <w:r>
               <w:rPr>
+                <w:rFonts w:ascii="Times New Roman" w:hAnsi="Times New Roman" w:cs="Times New Roman"/>
                 <w:sz w:val="20"/>
                 <w:szCs w:val="20"/>
               </w:rPr>
@@ -1559,12 +2683,14 @@
           <w:p>
             <w:pPr>
               <w:rPr>
+                <w:rFonts w:ascii="Times New Roman" w:hAnsi="Times New Roman" w:cs="Times New Roman"/>
                 <w:sz w:val="20"/>
                 <w:szCs w:val="20"/>
               </w:rPr>
             </w:pPr>
             <w:r>
               <w:rPr>
+                <w:rFonts w:ascii="Times New Roman" w:hAnsi="Times New Roman" w:cs="Times New Roman"/>
                 <w:sz w:val="20"/>
                 <w:szCs w:val="20"/>
               </w:rPr>
@@ -1581,12 +2707,14 @@
           <w:p>
             <w:pPr>
               <w:rPr>
+                <w:rFonts w:ascii="Times New Roman" w:hAnsi="Times New Roman" w:cs="Times New Roman"/>
                 <w:sz w:val="20"/>
                 <w:szCs w:val="20"/>
               </w:rPr>
             </w:pPr>
             <w:r>
               <w:rPr>
+                <w:rFonts w:ascii="Times New Roman" w:hAnsi="Times New Roman" w:cs="Times New Roman"/>
                 <w:sz w:val="20"/>
                 <w:szCs w:val="20"/>
               </w:rPr>
@@ -1601,12 +2729,14 @@
           <w:p>
             <w:pPr>
               <w:rPr>
+                <w:rFonts w:ascii="Times New Roman" w:hAnsi="Times New Roman" w:cs="Times New Roman"/>
                 <w:sz w:val="20"/>
                 <w:szCs w:val="20"/>
               </w:rPr>
             </w:pPr>
             <w:r>
               <w:rPr>
+                <w:rFonts w:ascii="Times New Roman" w:hAnsi="Times New Roman" w:cs="Times New Roman"/>
                 <w:sz w:val="20"/>
                 <w:szCs w:val="20"/>
               </w:rPr>
@@ -1623,12 +2753,14 @@
           <w:p>
             <w:pPr>
               <w:rPr>
+                <w:rFonts w:ascii="Times New Roman" w:hAnsi="Times New Roman" w:cs="Times New Roman"/>
                 <w:sz w:val="20"/>
                 <w:szCs w:val="20"/>
               </w:rPr>
             </w:pPr>
             <w:r>
               <w:rPr>
+                <w:rFonts w:ascii="Times New Roman" w:hAnsi="Times New Roman" w:cs="Times New Roman"/>
                 <w:sz w:val="20"/>
                 <w:szCs w:val="20"/>
               </w:rPr>
@@ -1643,12 +2775,14 @@
           <w:p>
             <w:pPr>
               <w:rPr>
+                <w:rFonts w:ascii="Times New Roman" w:hAnsi="Times New Roman" w:cs="Times New Roman"/>
                 <w:sz w:val="20"/>
                 <w:szCs w:val="20"/>
               </w:rPr>
             </w:pPr>
             <w:r>
               <w:rPr>
+                <w:rFonts w:ascii="Times New Roman" w:hAnsi="Times New Roman" w:cs="Times New Roman"/>
                 <w:sz w:val="20"/>
                 <w:szCs w:val="20"/>
               </w:rPr>
@@ -1665,12 +2799,14 @@
           <w:p>
             <w:pPr>
               <w:rPr>
+                <w:rFonts w:ascii="Times New Roman" w:hAnsi="Times New Roman" w:cs="Times New Roman"/>
                 <w:sz w:val="20"/>
                 <w:szCs w:val="20"/>
               </w:rPr>
             </w:pPr>
             <w:r>
               <w:rPr>
+                <w:rFonts w:ascii="Times New Roman" w:hAnsi="Times New Roman" w:cs="Times New Roman"/>
                 <w:sz w:val="20"/>
                 <w:szCs w:val="20"/>
               </w:rPr>
@@ -1685,12 +2821,14 @@
           <w:p>
             <w:pPr>
               <w:rPr>
+                <w:rFonts w:ascii="Times New Roman" w:hAnsi="Times New Roman" w:cs="Times New Roman"/>
                 <w:sz w:val="20"/>
                 <w:szCs w:val="20"/>
               </w:rPr>
             </w:pPr>
             <w:r>
               <w:rPr>
+                <w:rFonts w:ascii="Times New Roman" w:hAnsi="Times New Roman" w:cs="Times New Roman"/>
                 <w:sz w:val="20"/>
                 <w:szCs w:val="20"/>
               </w:rPr>
@@ -1707,12 +2845,14 @@
           <w:p>
             <w:pPr>
               <w:rPr>
+                <w:rFonts w:ascii="Times New Roman" w:hAnsi="Times New Roman" w:cs="Times New Roman"/>
                 <w:sz w:val="20"/>
                 <w:szCs w:val="20"/>
               </w:rPr>
             </w:pPr>
             <w:r>
               <w:rPr>
+                <w:rFonts w:ascii="Times New Roman" w:hAnsi="Times New Roman" w:cs="Times New Roman"/>
                 <w:sz w:val="20"/>
                 <w:szCs w:val="20"/>
               </w:rPr>
@@ -1727,12 +2867,14 @@
           <w:p>
             <w:pPr>
               <w:rPr>
+                <w:rFonts w:ascii="Times New Roman" w:hAnsi="Times New Roman" w:cs="Times New Roman"/>
                 <w:sz w:val="20"/>
                 <w:szCs w:val="20"/>
               </w:rPr>
             </w:pPr>
             <w:r>
               <w:rPr>
+                <w:rFonts w:ascii="Times New Roman" w:hAnsi="Times New Roman" w:cs="Times New Roman"/>
                 <w:sz w:val="20"/>
                 <w:szCs w:val="20"/>
               </w:rPr>
@@ -1749,12 +2891,14 @@
           <w:p>
             <w:pPr>
               <w:rPr>
+                <w:rFonts w:ascii="Times New Roman" w:hAnsi="Times New Roman" w:cs="Times New Roman"/>
                 <w:sz w:val="20"/>
                 <w:szCs w:val="20"/>
               </w:rPr>
             </w:pPr>
             <w:r>
               <w:rPr>
+                <w:rFonts w:ascii="Times New Roman" w:hAnsi="Times New Roman" w:cs="Times New Roman"/>
                 <w:sz w:val="20"/>
                 <w:szCs w:val="20"/>
               </w:rPr>
@@ -1769,12 +2913,14 @@
           <w:p>
             <w:pPr>
               <w:rPr>
+                <w:rFonts w:ascii="Times New Roman" w:hAnsi="Times New Roman" w:cs="Times New Roman"/>
                 <w:sz w:val="20"/>
                 <w:szCs w:val="20"/>
               </w:rPr>
             </w:pPr>
             <w:r>
               <w:rPr>
+                <w:rFonts w:ascii="Times New Roman" w:hAnsi="Times New Roman" w:cs="Times New Roman"/>
                 <w:sz w:val="20"/>
                 <w:szCs w:val="20"/>
               </w:rPr>
@@ -1791,12 +2937,14 @@
           <w:p>
             <w:pPr>
               <w:rPr>
+                <w:rFonts w:ascii="Times New Roman" w:hAnsi="Times New Roman" w:cs="Times New Roman"/>
                 <w:sz w:val="20"/>
                 <w:szCs w:val="20"/>
               </w:rPr>
             </w:pPr>
             <w:r>
               <w:rPr>
+                <w:rFonts w:ascii="Times New Roman" w:hAnsi="Times New Roman" w:cs="Times New Roman"/>
                 <w:sz w:val="20"/>
                 <w:szCs w:val="20"/>
               </w:rPr>
@@ -1811,12 +2959,14 @@
           <w:p>
             <w:pPr>
               <w:rPr>
+                <w:rFonts w:ascii="Times New Roman" w:hAnsi="Times New Roman" w:cs="Times New Roman"/>
                 <w:sz w:val="20"/>
                 <w:szCs w:val="20"/>
               </w:rPr>
             </w:pPr>
             <w:r>
               <w:rPr>
+                <w:rFonts w:ascii="Times New Roman" w:hAnsi="Times New Roman" w:cs="Times New Roman"/>
                 <w:sz w:val="20"/>
                 <w:szCs w:val="20"/>
               </w:rPr>
@@ -1829,6 +2979,7 @@
     <w:p>
       <w:pPr>
         <w:rPr>
+          <w:rFonts w:ascii="Times New Roman" w:hAnsi="Times New Roman" w:cs="Times New Roman"/>
           <w:sz w:val="32"/>
           <w:szCs w:val="32"/>
         </w:rPr>
@@ -1837,6 +2988,7 @@
     <w:p>
       <w:pPr>
         <w:rPr>
+          <w:rFonts w:ascii="Times New Roman" w:hAnsi="Times New Roman" w:cs="Times New Roman"/>
           <w:b/>
           <w:bCs/>
           <w:sz w:val="32"/>
@@ -1845,6 +2997,7 @@
       </w:pPr>
       <w:r>
         <w:rPr>
+          <w:rFonts w:ascii="Times New Roman" w:hAnsi="Times New Roman" w:cs="Times New Roman"/>
           <w:b/>
           <w:bCs/>
           <w:sz w:val="32"/>
@@ -1856,12 +3009,14 @@
     <w:p>
       <w:pPr>
         <w:rPr>
-          <w:sz w:val="20"/>
-          <w:szCs w:val="20"/>
-        </w:rPr>
-      </w:pPr>
-      <w:r>
-        <w:rPr>
+          <w:rFonts w:ascii="Times New Roman" w:hAnsi="Times New Roman" w:cs="Times New Roman"/>
+          <w:sz w:val="20"/>
+          <w:szCs w:val="20"/>
+        </w:rPr>
+      </w:pPr>
+      <w:r>
+        <w:rPr>
+          <w:rFonts w:ascii="Times New Roman" w:hAnsi="Times New Roman" w:cs="Times New Roman"/>
           <w:sz w:val="20"/>
           <w:szCs w:val="20"/>
         </w:rPr>
@@ -1876,12 +3031,14 @@
           <w:numId w:val="8"/>
         </w:numPr>
         <w:rPr>
-          <w:sz w:val="20"/>
-          <w:szCs w:val="20"/>
-        </w:rPr>
-      </w:pPr>
-      <w:r>
-        <w:rPr>
+          <w:rFonts w:ascii="Times New Roman" w:hAnsi="Times New Roman" w:cs="Times New Roman"/>
+          <w:sz w:val="20"/>
+          <w:szCs w:val="20"/>
+        </w:rPr>
+      </w:pPr>
+      <w:r>
+        <w:rPr>
+          <w:rFonts w:ascii="Times New Roman" w:hAnsi="Times New Roman" w:cs="Times New Roman"/>
           <w:sz w:val="20"/>
           <w:szCs w:val="20"/>
         </w:rPr>
@@ -1896,12 +3053,14 @@
           <w:numId w:val="8"/>
         </w:numPr>
         <w:rPr>
-          <w:sz w:val="20"/>
-          <w:szCs w:val="20"/>
-        </w:rPr>
-      </w:pPr>
-      <w:r>
-        <w:rPr>
+          <w:rFonts w:ascii="Times New Roman" w:hAnsi="Times New Roman" w:cs="Times New Roman"/>
+          <w:sz w:val="20"/>
+          <w:szCs w:val="20"/>
+        </w:rPr>
+      </w:pPr>
+      <w:r>
+        <w:rPr>
+          <w:rFonts w:ascii="Times New Roman" w:hAnsi="Times New Roman" w:cs="Times New Roman"/>
           <w:sz w:val="20"/>
           <w:szCs w:val="20"/>
         </w:rPr>
@@ -1916,12 +3075,14 @@
           <w:numId w:val="8"/>
         </w:numPr>
         <w:rPr>
-          <w:sz w:val="20"/>
-          <w:szCs w:val="20"/>
-        </w:rPr>
-      </w:pPr>
-      <w:r>
-        <w:rPr>
+          <w:rFonts w:ascii="Times New Roman" w:hAnsi="Times New Roman" w:cs="Times New Roman"/>
+          <w:sz w:val="20"/>
+          <w:szCs w:val="20"/>
+        </w:rPr>
+      </w:pPr>
+      <w:r>
+        <w:rPr>
+          <w:rFonts w:ascii="Times New Roman" w:hAnsi="Times New Roman" w:cs="Times New Roman"/>
           <w:sz w:val="20"/>
           <w:szCs w:val="20"/>
         </w:rPr>
@@ -1936,12 +3097,14 @@
           <w:numId w:val="8"/>
         </w:numPr>
         <w:rPr>
-          <w:sz w:val="20"/>
-          <w:szCs w:val="20"/>
-        </w:rPr>
-      </w:pPr>
-      <w:r>
-        <w:rPr>
+          <w:rFonts w:ascii="Times New Roman" w:hAnsi="Times New Roman" w:cs="Times New Roman"/>
+          <w:sz w:val="20"/>
+          <w:szCs w:val="20"/>
+        </w:rPr>
+      </w:pPr>
+      <w:r>
+        <w:rPr>
+          <w:rFonts w:ascii="Times New Roman" w:hAnsi="Times New Roman" w:cs="Times New Roman"/>
           <w:sz w:val="20"/>
           <w:szCs w:val="20"/>
         </w:rPr>
@@ -1956,12 +3119,14 @@
           <w:numId w:val="8"/>
         </w:numPr>
         <w:rPr>
-          <w:sz w:val="20"/>
-          <w:szCs w:val="20"/>
-        </w:rPr>
-      </w:pPr>
-      <w:r>
-        <w:rPr>
+          <w:rFonts w:ascii="Times New Roman" w:hAnsi="Times New Roman" w:cs="Times New Roman"/>
+          <w:sz w:val="20"/>
+          <w:szCs w:val="20"/>
+        </w:rPr>
+      </w:pPr>
+      <w:r>
+        <w:rPr>
+          <w:rFonts w:ascii="Times New Roman" w:hAnsi="Times New Roman" w:cs="Times New Roman"/>
           <w:sz w:val="20"/>
           <w:szCs w:val="20"/>
         </w:rPr>
@@ -1972,12 +3137,14 @@
       <w:pPr>
         <w:jc w:val="both"/>
         <w:rPr>
-          <w:sz w:val="20"/>
-          <w:szCs w:val="20"/>
-        </w:rPr>
-      </w:pPr>
-      <w:r>
-        <w:rPr>
+          <w:rFonts w:ascii="Times New Roman" w:hAnsi="Times New Roman" w:cs="Times New Roman"/>
+          <w:sz w:val="20"/>
+          <w:szCs w:val="20"/>
+        </w:rPr>
+      </w:pPr>
+      <w:r>
+        <w:rPr>
+          <w:rFonts w:ascii="Times New Roman" w:hAnsi="Times New Roman" w:cs="Times New Roman"/>
           <w:sz w:val="20"/>
           <w:szCs w:val="20"/>
         </w:rPr>
@@ -1987,6 +3154,7 @@
     <w:p>
       <w:pPr>
         <w:rPr>
+          <w:rFonts w:ascii="Times New Roman" w:hAnsi="Times New Roman" w:cs="Times New Roman"/>
           <w:sz w:val="32"/>
           <w:szCs w:val="32"/>
         </w:rPr>
@@ -1995,6 +3163,7 @@
     <w:p>
       <w:pPr>
         <w:rPr>
+          <w:rFonts w:ascii="Times New Roman" w:hAnsi="Times New Roman" w:cs="Times New Roman"/>
           <w:sz w:val="32"/>
           <w:szCs w:val="32"/>
         </w:rPr>
@@ -2004,6 +3173,7 @@
       <w:pPr>
         <w:jc w:val="center"/>
         <w:rPr>
+          <w:rFonts w:ascii="Times New Roman" w:hAnsi="Times New Roman" w:cs="Times New Roman"/>
           <w:b/>
           <w:bCs/>
           <w:sz w:val="32"/>
@@ -2012,17 +3182,20 @@
       </w:pPr>
       <w:r>
         <w:rPr>
+          <w:rFonts w:ascii="Times New Roman" w:hAnsi="Times New Roman" w:cs="Times New Roman"/>
           <w:b/>
           <w:bCs/>
           <w:sz w:val="32"/>
           <w:szCs w:val="32"/>
         </w:rPr>
+        <w:lastRenderedPageBreak/>
         <w:t>TECHNICAL IMPLEMENTATION &amp; WORKFLOW</w:t>
       </w:r>
     </w:p>
     <w:p>
       <w:pPr>
         <w:rPr>
+          <w:rFonts w:ascii="Times New Roman" w:hAnsi="Times New Roman" w:cs="Times New Roman"/>
           <w:b/>
           <w:bCs/>
           <w:sz w:val="32"/>
@@ -2031,6 +3204,7 @@
       </w:pPr>
       <w:r>
         <w:rPr>
+          <w:rFonts w:ascii="Times New Roman" w:hAnsi="Times New Roman" w:cs="Times New Roman"/>
           <w:b/>
           <w:bCs/>
           <w:sz w:val="32"/>
@@ -2044,12 +3218,14 @@
         <w:spacing w:after="0"/>
         <w:ind w:left="360"/>
         <w:rPr>
-          <w:sz w:val="20"/>
-          <w:szCs w:val="20"/>
-        </w:rPr>
-      </w:pPr>
-      <w:r>
-        <w:rPr>
+          <w:rFonts w:ascii="Times New Roman" w:hAnsi="Times New Roman" w:cs="Times New Roman"/>
+          <w:sz w:val="20"/>
+          <w:szCs w:val="20"/>
+        </w:rPr>
+      </w:pPr>
+      <w:r>
+        <w:rPr>
+          <w:rFonts w:ascii="Times New Roman" w:hAnsi="Times New Roman" w:cs="Times New Roman"/>
           <w:sz w:val="20"/>
           <w:szCs w:val="20"/>
         </w:rPr>
@@ -2065,12 +3241,14 @@
         </w:numPr>
         <w:ind w:left="1080"/>
         <w:rPr>
-          <w:sz w:val="20"/>
-          <w:szCs w:val="20"/>
-        </w:rPr>
-      </w:pPr>
-      <w:r>
-        <w:rPr>
+          <w:rFonts w:ascii="Times New Roman" w:hAnsi="Times New Roman" w:cs="Times New Roman"/>
+          <w:sz w:val="20"/>
+          <w:szCs w:val="20"/>
+        </w:rPr>
+      </w:pPr>
+      <w:r>
+        <w:rPr>
+          <w:rFonts w:ascii="Times New Roman" w:hAnsi="Times New Roman" w:cs="Times New Roman"/>
           <w:sz w:val="20"/>
           <w:szCs w:val="20"/>
         </w:rPr>
@@ -2086,12 +3264,14 @@
         </w:numPr>
         <w:ind w:left="1080"/>
         <w:rPr>
-          <w:sz w:val="20"/>
-          <w:szCs w:val="20"/>
-        </w:rPr>
-      </w:pPr>
-      <w:r>
-        <w:rPr>
+          <w:rFonts w:ascii="Times New Roman" w:hAnsi="Times New Roman" w:cs="Times New Roman"/>
+          <w:sz w:val="20"/>
+          <w:szCs w:val="20"/>
+        </w:rPr>
+      </w:pPr>
+      <w:r>
+        <w:rPr>
+          <w:rFonts w:ascii="Times New Roman" w:hAnsi="Times New Roman" w:cs="Times New Roman"/>
           <w:sz w:val="20"/>
           <w:szCs w:val="20"/>
         </w:rPr>
@@ -2107,12 +3287,14 @@
         </w:numPr>
         <w:ind w:left="1080"/>
         <w:rPr>
-          <w:sz w:val="20"/>
-          <w:szCs w:val="20"/>
-        </w:rPr>
-      </w:pPr>
-      <w:r>
-        <w:rPr>
+          <w:rFonts w:ascii="Times New Roman" w:hAnsi="Times New Roman" w:cs="Times New Roman"/>
+          <w:sz w:val="20"/>
+          <w:szCs w:val="20"/>
+        </w:rPr>
+      </w:pPr>
+      <w:r>
+        <w:rPr>
+          <w:rFonts w:ascii="Times New Roman" w:hAnsi="Times New Roman" w:cs="Times New Roman"/>
           <w:sz w:val="20"/>
           <w:szCs w:val="20"/>
         </w:rPr>
@@ -2128,12 +3310,14 @@
         </w:numPr>
         <w:ind w:left="1080"/>
         <w:rPr>
-          <w:sz w:val="20"/>
-          <w:szCs w:val="20"/>
-        </w:rPr>
-      </w:pPr>
-      <w:r>
-        <w:rPr>
+          <w:rFonts w:ascii="Times New Roman" w:hAnsi="Times New Roman" w:cs="Times New Roman"/>
+          <w:sz w:val="20"/>
+          <w:szCs w:val="20"/>
+        </w:rPr>
+      </w:pPr>
+      <w:r>
+        <w:rPr>
+          <w:rFonts w:ascii="Times New Roman" w:hAnsi="Times New Roman" w:cs="Times New Roman"/>
           <w:sz w:val="20"/>
           <w:szCs w:val="20"/>
         </w:rPr>
@@ -2149,12 +3333,14 @@
         </w:numPr>
         <w:ind w:left="1080"/>
         <w:rPr>
-          <w:sz w:val="20"/>
-          <w:szCs w:val="20"/>
-        </w:rPr>
-      </w:pPr>
-      <w:r>
-        <w:rPr>
+          <w:rFonts w:ascii="Times New Roman" w:hAnsi="Times New Roman" w:cs="Times New Roman"/>
+          <w:sz w:val="20"/>
+          <w:szCs w:val="20"/>
+        </w:rPr>
+      </w:pPr>
+      <w:r>
+        <w:rPr>
+          <w:rFonts w:ascii="Times New Roman" w:hAnsi="Times New Roman" w:cs="Times New Roman"/>
           <w:sz w:val="20"/>
           <w:szCs w:val="20"/>
         </w:rPr>
@@ -2170,12 +3356,14 @@
         </w:numPr>
         <w:ind w:left="1080"/>
         <w:rPr>
-          <w:sz w:val="20"/>
-          <w:szCs w:val="20"/>
-        </w:rPr>
-      </w:pPr>
-      <w:r>
-        <w:rPr>
+          <w:rFonts w:ascii="Times New Roman" w:hAnsi="Times New Roman" w:cs="Times New Roman"/>
+          <w:sz w:val="20"/>
+          <w:szCs w:val="20"/>
+        </w:rPr>
+      </w:pPr>
+      <w:r>
+        <w:rPr>
+          <w:rFonts w:ascii="Times New Roman" w:hAnsi="Times New Roman" w:cs="Times New Roman"/>
           <w:sz w:val="20"/>
           <w:szCs w:val="20"/>
         </w:rPr>
@@ -2185,6 +3373,7 @@
     <w:p>
       <w:pPr>
         <w:rPr>
+          <w:rFonts w:ascii="Times New Roman" w:hAnsi="Times New Roman" w:cs="Times New Roman"/>
           <w:b/>
           <w:bCs/>
           <w:sz w:val="32"/>
@@ -2193,6 +3382,7 @@
       </w:pPr>
       <w:r>
         <w:rPr>
+          <w:rFonts w:ascii="Times New Roman" w:hAnsi="Times New Roman" w:cs="Times New Roman"/>
           <w:b/>
           <w:bCs/>
           <w:sz w:val="32"/>
@@ -2220,6 +3410,7 @@
             <w:pPr>
               <w:jc w:val="center"/>
               <w:rPr>
+                <w:rFonts w:ascii="Times New Roman" w:hAnsi="Times New Roman" w:cs="Times New Roman"/>
                 <w:b/>
                 <w:bCs/>
                 <w:sz w:val="20"/>
@@ -2228,6 +3419,7 @@
             </w:pPr>
             <w:r>
               <w:rPr>
+                <w:rFonts w:ascii="Times New Roman" w:hAnsi="Times New Roman" w:cs="Times New Roman"/>
                 <w:b/>
                 <w:bCs/>
                 <w:sz w:val="20"/>
@@ -2245,6 +3437,7 @@
             <w:pPr>
               <w:jc w:val="center"/>
               <w:rPr>
+                <w:rFonts w:ascii="Times New Roman" w:hAnsi="Times New Roman" w:cs="Times New Roman"/>
                 <w:b/>
                 <w:bCs/>
                 <w:sz w:val="20"/>
@@ -2253,6 +3446,7 @@
             </w:pPr>
             <w:r>
               <w:rPr>
+                <w:rFonts w:ascii="Times New Roman" w:hAnsi="Times New Roman" w:cs="Times New Roman"/>
                 <w:b/>
                 <w:bCs/>
                 <w:sz w:val="20"/>
@@ -2271,12 +3465,14 @@
           <w:p>
             <w:pPr>
               <w:rPr>
+                <w:rFonts w:ascii="Times New Roman" w:hAnsi="Times New Roman" w:cs="Times New Roman"/>
                 <w:sz w:val="20"/>
                 <w:szCs w:val="20"/>
               </w:rPr>
             </w:pPr>
             <w:r>
               <w:rPr>
+                <w:rFonts w:ascii="Times New Roman" w:hAnsi="Times New Roman" w:cs="Times New Roman"/>
                 <w:sz w:val="20"/>
                 <w:szCs w:val="20"/>
               </w:rPr>
@@ -2291,12 +3487,14 @@
           <w:p>
             <w:pPr>
               <w:rPr>
+                <w:rFonts w:ascii="Times New Roman" w:hAnsi="Times New Roman" w:cs="Times New Roman"/>
                 <w:sz w:val="20"/>
                 <w:szCs w:val="20"/>
               </w:rPr>
             </w:pPr>
             <w:r>
               <w:rPr>
+                <w:rFonts w:ascii="Times New Roman" w:hAnsi="Times New Roman" w:cs="Times New Roman"/>
                 <w:sz w:val="20"/>
                 <w:szCs w:val="20"/>
               </w:rPr>
@@ -2313,12 +3511,14 @@
           <w:p>
             <w:pPr>
               <w:rPr>
+                <w:rFonts w:ascii="Times New Roman" w:hAnsi="Times New Roman" w:cs="Times New Roman"/>
                 <w:sz w:val="20"/>
                 <w:szCs w:val="20"/>
               </w:rPr>
             </w:pPr>
             <w:r>
               <w:rPr>
+                <w:rFonts w:ascii="Times New Roman" w:hAnsi="Times New Roman" w:cs="Times New Roman"/>
                 <w:sz w:val="20"/>
                 <w:szCs w:val="20"/>
               </w:rPr>
@@ -2333,16 +3533,18 @@
           <w:p>
             <w:pPr>
               <w:rPr>
+                <w:rFonts w:ascii="Times New Roman" w:hAnsi="Times New Roman" w:cs="Times New Roman"/>
                 <w:sz w:val="20"/>
                 <w:szCs w:val="20"/>
               </w:rPr>
             </w:pPr>
             <w:r>
               <w:rPr>
-                <w:sz w:val="20"/>
-                <w:szCs w:val="20"/>
-              </w:rPr>
-              <w:t>Classification</w:t>
+                <w:rFonts w:ascii="Times New Roman" w:hAnsi="Times New Roman" w:cs="Times New Roman"/>
+                <w:sz w:val="20"/>
+                <w:szCs w:val="20"/>
+              </w:rPr>
+              <w:t xml:space="preserve">Classification </w:t>
             </w:r>
           </w:p>
         </w:tc>
@@ -2355,12 +3557,14 @@
           <w:p>
             <w:pPr>
               <w:rPr>
+                <w:rFonts w:ascii="Times New Roman" w:hAnsi="Times New Roman" w:cs="Times New Roman"/>
                 <w:sz w:val="20"/>
                 <w:szCs w:val="20"/>
               </w:rPr>
             </w:pPr>
             <w:r>
               <w:rPr>
+                <w:rFonts w:ascii="Times New Roman" w:hAnsi="Times New Roman" w:cs="Times New Roman"/>
                 <w:sz w:val="20"/>
                 <w:szCs w:val="20"/>
               </w:rPr>
@@ -2375,12 +3579,14 @@
           <w:p>
             <w:pPr>
               <w:rPr>
+                <w:rFonts w:ascii="Times New Roman" w:hAnsi="Times New Roman" w:cs="Times New Roman"/>
                 <w:sz w:val="20"/>
                 <w:szCs w:val="20"/>
               </w:rPr>
             </w:pPr>
             <w:r>
               <w:rPr>
+                <w:rFonts w:ascii="Times New Roman" w:hAnsi="Times New Roman" w:cs="Times New Roman"/>
                 <w:sz w:val="20"/>
                 <w:szCs w:val="20"/>
               </w:rPr>
@@ -2397,12 +3603,14 @@
           <w:p>
             <w:pPr>
               <w:rPr>
+                <w:rFonts w:ascii="Times New Roman" w:hAnsi="Times New Roman" w:cs="Times New Roman"/>
                 <w:sz w:val="20"/>
                 <w:szCs w:val="20"/>
               </w:rPr>
             </w:pPr>
             <w:r>
               <w:rPr>
+                <w:rFonts w:ascii="Times New Roman" w:hAnsi="Times New Roman" w:cs="Times New Roman"/>
                 <w:sz w:val="20"/>
                 <w:szCs w:val="20"/>
               </w:rPr>
@@ -2417,12 +3625,14 @@
           <w:p>
             <w:pPr>
               <w:rPr>
+                <w:rFonts w:ascii="Times New Roman" w:hAnsi="Times New Roman" w:cs="Times New Roman"/>
                 <w:sz w:val="20"/>
                 <w:szCs w:val="20"/>
               </w:rPr>
             </w:pPr>
             <w:r>
               <w:rPr>
+                <w:rFonts w:ascii="Times New Roman" w:hAnsi="Times New Roman" w:cs="Times New Roman"/>
                 <w:sz w:val="20"/>
                 <w:szCs w:val="20"/>
               </w:rPr>
@@ -2436,6 +3646,7 @@
       <w:pPr>
         <w:spacing w:before="240"/>
         <w:rPr>
+          <w:rFonts w:ascii="Times New Roman" w:hAnsi="Times New Roman" w:cs="Times New Roman"/>
           <w:b/>
           <w:bCs/>
           <w:sz w:val="32"/>
@@ -2444,6 +3655,7 @@
       </w:pPr>
       <w:r>
         <w:rPr>
+          <w:rFonts w:ascii="Times New Roman" w:hAnsi="Times New Roman" w:cs="Times New Roman"/>
           <w:b/>
           <w:bCs/>
           <w:sz w:val="32"/>
@@ -2453,6 +3665,7 @@
       </w:r>
       <w:r>
         <w:rPr>
+          <w:rFonts w:ascii="Times New Roman" w:hAnsi="Times New Roman" w:cs="Times New Roman"/>
           <w:b/>
           <w:bCs/>
           <w:sz w:val="32"/>
@@ -2466,12 +3679,14 @@
         <w:spacing w:after="0"/>
         <w:ind w:firstLine="360"/>
         <w:rPr>
-          <w:sz w:val="20"/>
-          <w:szCs w:val="20"/>
-        </w:rPr>
-      </w:pPr>
-      <w:r>
-        <w:rPr>
+          <w:rFonts w:ascii="Times New Roman" w:hAnsi="Times New Roman" w:cs="Times New Roman"/>
+          <w:sz w:val="20"/>
+          <w:szCs w:val="20"/>
+        </w:rPr>
+      </w:pPr>
+      <w:r>
+        <w:rPr>
+          <w:rFonts w:ascii="Times New Roman" w:hAnsi="Times New Roman" w:cs="Times New Roman"/>
           <w:sz w:val="20"/>
           <w:szCs w:val="20"/>
         </w:rPr>
@@ -2486,12 +3701,14 @@
           <w:numId w:val="11"/>
         </w:numPr>
         <w:rPr>
-          <w:sz w:val="20"/>
-          <w:szCs w:val="20"/>
-        </w:rPr>
-      </w:pPr>
-      <w:r>
-        <w:rPr>
+          <w:rFonts w:ascii="Times New Roman" w:hAnsi="Times New Roman" w:cs="Times New Roman"/>
+          <w:sz w:val="20"/>
+          <w:szCs w:val="20"/>
+        </w:rPr>
+      </w:pPr>
+      <w:r>
+        <w:rPr>
+          <w:rFonts w:ascii="Times New Roman" w:hAnsi="Times New Roman" w:cs="Times New Roman"/>
           <w:sz w:val="20"/>
           <w:szCs w:val="20"/>
         </w:rPr>
@@ -2506,12 +3723,14 @@
           <w:numId w:val="11"/>
         </w:numPr>
         <w:rPr>
-          <w:sz w:val="20"/>
-          <w:szCs w:val="20"/>
-        </w:rPr>
-      </w:pPr>
-      <w:r>
-        <w:rPr>
+          <w:rFonts w:ascii="Times New Roman" w:hAnsi="Times New Roman" w:cs="Times New Roman"/>
+          <w:sz w:val="20"/>
+          <w:szCs w:val="20"/>
+        </w:rPr>
+      </w:pPr>
+      <w:r>
+        <w:rPr>
+          <w:rFonts w:ascii="Times New Roman" w:hAnsi="Times New Roman" w:cs="Times New Roman"/>
           <w:sz w:val="20"/>
           <w:szCs w:val="20"/>
         </w:rPr>
@@ -2526,12 +3745,14 @@
           <w:numId w:val="11"/>
         </w:numPr>
         <w:rPr>
+          <w:rFonts w:ascii="Times New Roman" w:hAnsi="Times New Roman" w:cs="Times New Roman"/>
           <w:sz w:val="32"/>
           <w:szCs w:val="32"/>
         </w:rPr>
       </w:pPr>
       <w:r>
         <w:rPr>
+          <w:rFonts w:ascii="Times New Roman" w:hAnsi="Times New Roman" w:cs="Times New Roman"/>
           <w:sz w:val="20"/>
           <w:szCs w:val="20"/>
         </w:rPr>
@@ -2546,12 +3767,14 @@
           <w:numId w:val="11"/>
         </w:numPr>
         <w:rPr>
+          <w:rFonts w:ascii="Times New Roman" w:hAnsi="Times New Roman" w:cs="Times New Roman"/>
           <w:sz w:val="32"/>
           <w:szCs w:val="32"/>
         </w:rPr>
       </w:pPr>
       <w:r>
         <w:rPr>
+          <w:rFonts w:ascii="Times New Roman" w:hAnsi="Times New Roman" w:cs="Times New Roman"/>
           <w:sz w:val="20"/>
           <w:szCs w:val="20"/>
         </w:rPr>
@@ -2566,12 +3789,14 @@
           <w:numId w:val="11"/>
         </w:numPr>
         <w:rPr>
+          <w:rFonts w:ascii="Times New Roman" w:hAnsi="Times New Roman" w:cs="Times New Roman"/>
           <w:sz w:val="32"/>
           <w:szCs w:val="32"/>
         </w:rPr>
       </w:pPr>
       <w:r>
         <w:rPr>
+          <w:rFonts w:ascii="Times New Roman" w:hAnsi="Times New Roman" w:cs="Times New Roman"/>
           <w:sz w:val="20"/>
           <w:szCs w:val="20"/>
         </w:rPr>
@@ -2581,6 +3806,7 @@
     <w:p>
       <w:pPr>
         <w:rPr>
+          <w:rFonts w:ascii="Times New Roman" w:hAnsi="Times New Roman" w:cs="Times New Roman"/>
           <w:b/>
           <w:bCs/>
           <w:sz w:val="32"/>
@@ -2589,6 +3815,7 @@
       </w:pPr>
       <w:r>
         <w:rPr>
+          <w:rFonts w:ascii="Times New Roman" w:hAnsi="Times New Roman" w:cs="Times New Roman"/>
           <w:b/>
           <w:bCs/>
           <w:sz w:val="32"/>
@@ -2600,6 +3827,7 @@
     <w:p>
       <w:pPr>
         <w:rPr>
+          <w:rFonts w:ascii="Times New Roman" w:hAnsi="Times New Roman" w:cs="Times New Roman"/>
           <w:b/>
           <w:bCs/>
           <w:sz w:val="20"/>
@@ -2608,6 +3836,7 @@
       </w:pPr>
       <w:r>
         <w:rPr>
+          <w:rFonts w:ascii="Times New Roman" w:hAnsi="Times New Roman" w:cs="Times New Roman"/>
           <w:b/>
           <w:bCs/>
           <w:sz w:val="20"/>
@@ -2635,6 +3864,7 @@
             <w:pPr>
               <w:jc w:val="center"/>
               <w:rPr>
+                <w:rFonts w:ascii="Times New Roman" w:hAnsi="Times New Roman" w:cs="Times New Roman"/>
                 <w:b/>
                 <w:bCs/>
                 <w:sz w:val="20"/>
@@ -2643,6 +3873,7 @@
             </w:pPr>
             <w:r>
               <w:rPr>
+                <w:rFonts w:ascii="Times New Roman" w:hAnsi="Times New Roman" w:cs="Times New Roman"/>
                 <w:b/>
                 <w:bCs/>
                 <w:sz w:val="20"/>
@@ -2660,6 +3891,7 @@
             <w:pPr>
               <w:jc w:val="center"/>
               <w:rPr>
+                <w:rFonts w:ascii="Times New Roman" w:hAnsi="Times New Roman" w:cs="Times New Roman"/>
                 <w:b/>
                 <w:bCs/>
                 <w:sz w:val="20"/>
@@ -2668,6 +3900,7 @@
             </w:pPr>
             <w:r>
               <w:rPr>
+                <w:rFonts w:ascii="Times New Roman" w:hAnsi="Times New Roman" w:cs="Times New Roman"/>
                 <w:b/>
                 <w:bCs/>
                 <w:sz w:val="20"/>
@@ -2686,12 +3919,14 @@
           <w:p>
             <w:pPr>
               <w:rPr>
+                <w:rFonts w:ascii="Times New Roman" w:hAnsi="Times New Roman" w:cs="Times New Roman"/>
                 <w:sz w:val="20"/>
                 <w:szCs w:val="20"/>
               </w:rPr>
             </w:pPr>
             <w:r>
               <w:rPr>
+                <w:rFonts w:ascii="Times New Roman" w:hAnsi="Times New Roman" w:cs="Times New Roman"/>
                 <w:sz w:val="20"/>
                 <w:szCs w:val="20"/>
               </w:rPr>
@@ -2706,12 +3941,14 @@
           <w:p>
             <w:pPr>
               <w:rPr>
+                <w:rFonts w:ascii="Times New Roman" w:hAnsi="Times New Roman" w:cs="Times New Roman"/>
                 <w:sz w:val="20"/>
                 <w:szCs w:val="20"/>
               </w:rPr>
             </w:pPr>
             <w:r>
               <w:rPr>
+                <w:rFonts w:ascii="Times New Roman" w:hAnsi="Times New Roman" w:cs="Times New Roman"/>
                 <w:sz w:val="20"/>
                 <w:szCs w:val="20"/>
               </w:rPr>
@@ -2728,16 +3965,18 @@
           <w:p>
             <w:pPr>
               <w:rPr>
+                <w:rFonts w:ascii="Times New Roman" w:hAnsi="Times New Roman" w:cs="Times New Roman"/>
                 <w:sz w:val="20"/>
                 <w:szCs w:val="20"/>
               </w:rPr>
             </w:pPr>
             <w:r>
               <w:rPr>
-                <w:sz w:val="20"/>
-                <w:szCs w:val="20"/>
-              </w:rPr>
-              <w:t>Classification</w:t>
+                <w:rFonts w:ascii="Times New Roman" w:hAnsi="Times New Roman" w:cs="Times New Roman"/>
+                <w:sz w:val="20"/>
+                <w:szCs w:val="20"/>
+              </w:rPr>
+              <w:t xml:space="preserve">Classification </w:t>
             </w:r>
           </w:p>
         </w:tc>
@@ -2748,12 +3987,14 @@
           <w:p>
             <w:pPr>
               <w:rPr>
+                <w:rFonts w:ascii="Times New Roman" w:hAnsi="Times New Roman" w:cs="Times New Roman"/>
                 <w:sz w:val="20"/>
                 <w:szCs w:val="20"/>
               </w:rPr>
             </w:pPr>
             <w:r>
               <w:rPr>
+                <w:rFonts w:ascii="Times New Roman" w:hAnsi="Times New Roman" w:cs="Times New Roman"/>
                 <w:sz w:val="20"/>
                 <w:szCs w:val="20"/>
               </w:rPr>
@@ -2762,6 +4003,7 @@
             <w:proofErr w:type="spellStart"/>
             <w:r>
               <w:rPr>
+                <w:rFonts w:ascii="Times New Roman" w:hAnsi="Times New Roman" w:cs="Times New Roman"/>
                 <w:sz w:val="20"/>
                 <w:szCs w:val="20"/>
               </w:rPr>
@@ -2779,12 +4021,14 @@
           <w:p>
             <w:pPr>
               <w:rPr>
+                <w:rFonts w:ascii="Times New Roman" w:hAnsi="Times New Roman" w:cs="Times New Roman"/>
                 <w:sz w:val="20"/>
                 <w:szCs w:val="20"/>
               </w:rPr>
             </w:pPr>
             <w:r>
               <w:rPr>
+                <w:rFonts w:ascii="Times New Roman" w:hAnsi="Times New Roman" w:cs="Times New Roman"/>
                 <w:sz w:val="20"/>
                 <w:szCs w:val="20"/>
               </w:rPr>
@@ -2799,6 +4043,7 @@
           <w:p>
             <w:pPr>
               <w:rPr>
+                <w:rFonts w:ascii="Times New Roman" w:hAnsi="Times New Roman" w:cs="Times New Roman"/>
                 <w:sz w:val="20"/>
                 <w:szCs w:val="20"/>
               </w:rPr>
@@ -2806,6 +4051,7 @@
             <w:proofErr w:type="spellStart"/>
             <w:r>
               <w:rPr>
+                <w:rFonts w:ascii="Times New Roman" w:hAnsi="Times New Roman" w:cs="Times New Roman"/>
                 <w:sz w:val="20"/>
                 <w:szCs w:val="20"/>
               </w:rPr>
@@ -2814,6 +4060,7 @@
             <w:proofErr w:type="spellEnd"/>
             <w:r>
               <w:rPr>
+                <w:rFonts w:ascii="Times New Roman" w:hAnsi="Times New Roman" w:cs="Times New Roman"/>
                 <w:sz w:val="20"/>
                 <w:szCs w:val="20"/>
               </w:rPr>
@@ -2830,12 +4077,14 @@
           <w:p>
             <w:pPr>
               <w:rPr>
+                <w:rFonts w:ascii="Times New Roman" w:hAnsi="Times New Roman" w:cs="Times New Roman"/>
                 <w:sz w:val="20"/>
                 <w:szCs w:val="20"/>
               </w:rPr>
             </w:pPr>
             <w:r>
               <w:rPr>
+                <w:rFonts w:ascii="Times New Roman" w:hAnsi="Times New Roman" w:cs="Times New Roman"/>
                 <w:sz w:val="20"/>
                 <w:szCs w:val="20"/>
               </w:rPr>
@@ -2850,12 +4099,14 @@
           <w:p>
             <w:pPr>
               <w:rPr>
+                <w:rFonts w:ascii="Times New Roman" w:hAnsi="Times New Roman" w:cs="Times New Roman"/>
                 <w:sz w:val="20"/>
                 <w:szCs w:val="20"/>
               </w:rPr>
             </w:pPr>
             <w:r>
               <w:rPr>
+                <w:rFonts w:ascii="Times New Roman" w:hAnsi="Times New Roman" w:cs="Times New Roman"/>
                 <w:sz w:val="20"/>
                 <w:szCs w:val="20"/>
               </w:rPr>
@@ -2869,12 +4120,14 @@
       <w:pPr>
         <w:spacing w:after="0"/>
         <w:rPr>
-          <w:sz w:val="20"/>
-          <w:szCs w:val="20"/>
-        </w:rPr>
-      </w:pPr>
-      <w:r>
-        <w:rPr>
+          <w:rFonts w:ascii="Times New Roman" w:hAnsi="Times New Roman" w:cs="Times New Roman"/>
+          <w:sz w:val="20"/>
+          <w:szCs w:val="20"/>
+        </w:rPr>
+      </w:pPr>
+      <w:r>
+        <w:rPr>
+          <w:rFonts w:ascii="Times New Roman" w:hAnsi="Times New Roman" w:cs="Times New Roman"/>
           <w:sz w:val="20"/>
           <w:szCs w:val="20"/>
         </w:rPr>
@@ -2889,12 +4142,14 @@
           <w:numId w:val="12"/>
         </w:numPr>
         <w:rPr>
-          <w:sz w:val="20"/>
-          <w:szCs w:val="20"/>
-        </w:rPr>
-      </w:pPr>
-      <w:r>
-        <w:rPr>
+          <w:rFonts w:ascii="Times New Roman" w:hAnsi="Times New Roman" w:cs="Times New Roman"/>
+          <w:sz w:val="20"/>
+          <w:szCs w:val="20"/>
+        </w:rPr>
+      </w:pPr>
+      <w:r>
+        <w:rPr>
+          <w:rFonts w:ascii="Times New Roman" w:hAnsi="Times New Roman" w:cs="Times New Roman"/>
           <w:sz w:val="20"/>
           <w:szCs w:val="20"/>
         </w:rPr>
@@ -2909,12 +4164,14 @@
           <w:numId w:val="12"/>
         </w:numPr>
         <w:rPr>
-          <w:sz w:val="20"/>
-          <w:szCs w:val="20"/>
-        </w:rPr>
-      </w:pPr>
-      <w:r>
-        <w:rPr>
+          <w:rFonts w:ascii="Times New Roman" w:hAnsi="Times New Roman" w:cs="Times New Roman"/>
+          <w:sz w:val="20"/>
+          <w:szCs w:val="20"/>
+        </w:rPr>
+      </w:pPr>
+      <w:r>
+        <w:rPr>
+          <w:rFonts w:ascii="Times New Roman" w:hAnsi="Times New Roman" w:cs="Times New Roman"/>
           <w:sz w:val="20"/>
           <w:szCs w:val="20"/>
         </w:rPr>
@@ -2929,12 +4186,14 @@
           <w:numId w:val="12"/>
         </w:numPr>
         <w:rPr>
-          <w:sz w:val="20"/>
-          <w:szCs w:val="20"/>
-        </w:rPr>
-      </w:pPr>
-      <w:r>
-        <w:rPr>
+          <w:rFonts w:ascii="Times New Roman" w:hAnsi="Times New Roman" w:cs="Times New Roman"/>
+          <w:sz w:val="20"/>
+          <w:szCs w:val="20"/>
+        </w:rPr>
+      </w:pPr>
+      <w:r>
+        <w:rPr>
+          <w:rFonts w:ascii="Times New Roman" w:hAnsi="Times New Roman" w:cs="Times New Roman"/>
           <w:sz w:val="20"/>
           <w:szCs w:val="20"/>
         </w:rPr>
@@ -2949,12 +4208,14 @@
           <w:numId w:val="12"/>
         </w:numPr>
         <w:rPr>
-          <w:sz w:val="20"/>
-          <w:szCs w:val="20"/>
-        </w:rPr>
-      </w:pPr>
-      <w:r>
-        <w:rPr>
+          <w:rFonts w:ascii="Times New Roman" w:hAnsi="Times New Roman" w:cs="Times New Roman"/>
+          <w:sz w:val="20"/>
+          <w:szCs w:val="20"/>
+        </w:rPr>
+      </w:pPr>
+      <w:r>
+        <w:rPr>
+          <w:rFonts w:ascii="Times New Roman" w:hAnsi="Times New Roman" w:cs="Times New Roman"/>
           <w:sz w:val="20"/>
           <w:szCs w:val="20"/>
         </w:rPr>
@@ -2964,6 +4225,7 @@
     <w:p>
       <w:pPr>
         <w:rPr>
+          <w:rFonts w:ascii="Times New Roman" w:hAnsi="Times New Roman" w:cs="Times New Roman"/>
           <w:b/>
           <w:bCs/>
           <w:sz w:val="32"/>
@@ -2972,6 +4234,7 @@
       </w:pPr>
       <w:r>
         <w:rPr>
+          <w:rFonts w:ascii="Times New Roman" w:hAnsi="Times New Roman" w:cs="Times New Roman"/>
           <w:b/>
           <w:bCs/>
           <w:sz w:val="32"/>
@@ -2999,6 +4262,7 @@
             <w:pPr>
               <w:jc w:val="center"/>
               <w:rPr>
+                <w:rFonts w:ascii="Times New Roman" w:hAnsi="Times New Roman" w:cs="Times New Roman"/>
                 <w:b/>
                 <w:bCs/>
                 <w:sz w:val="20"/>
@@ -3007,6 +4271,7 @@
             </w:pPr>
             <w:r>
               <w:rPr>
+                <w:rFonts w:ascii="Times New Roman" w:hAnsi="Times New Roman" w:cs="Times New Roman"/>
                 <w:b/>
                 <w:bCs/>
                 <w:sz w:val="20"/>
@@ -3024,6 +4289,7 @@
             <w:pPr>
               <w:jc w:val="center"/>
               <w:rPr>
+                <w:rFonts w:ascii="Times New Roman" w:hAnsi="Times New Roman" w:cs="Times New Roman"/>
                 <w:b/>
                 <w:bCs/>
                 <w:sz w:val="20"/>
@@ -3032,6 +4298,7 @@
             </w:pPr>
             <w:r>
               <w:rPr>
+                <w:rFonts w:ascii="Times New Roman" w:hAnsi="Times New Roman" w:cs="Times New Roman"/>
                 <w:b/>
                 <w:bCs/>
                 <w:sz w:val="20"/>
@@ -3050,12 +4317,14 @@
           <w:p>
             <w:pPr>
               <w:rPr>
+                <w:rFonts w:ascii="Times New Roman" w:hAnsi="Times New Roman" w:cs="Times New Roman"/>
                 <w:sz w:val="20"/>
                 <w:szCs w:val="20"/>
               </w:rPr>
             </w:pPr>
             <w:r>
               <w:rPr>
+                <w:rFonts w:ascii="Times New Roman" w:hAnsi="Times New Roman" w:cs="Times New Roman"/>
                 <w:sz w:val="20"/>
                 <w:szCs w:val="20"/>
               </w:rPr>
@@ -3070,12 +4339,14 @@
           <w:p>
             <w:pPr>
               <w:rPr>
+                <w:rFonts w:ascii="Times New Roman" w:hAnsi="Times New Roman" w:cs="Times New Roman"/>
                 <w:sz w:val="20"/>
                 <w:szCs w:val="20"/>
               </w:rPr>
             </w:pPr>
             <w:r>
               <w:rPr>
+                <w:rFonts w:ascii="Times New Roman" w:hAnsi="Times New Roman" w:cs="Times New Roman"/>
                 <w:sz w:val="20"/>
                 <w:szCs w:val="20"/>
               </w:rPr>
@@ -3083,6 +4354,7 @@
             </w:r>
             <w:r>
               <w:rPr>
+                <w:rFonts w:ascii="Times New Roman" w:hAnsi="Times New Roman" w:cs="Times New Roman"/>
                 <w:sz w:val="20"/>
                 <w:szCs w:val="20"/>
                 <w:vertAlign w:val="superscript"/>
@@ -3100,16 +4372,18 @@
           <w:p>
             <w:pPr>
               <w:rPr>
+                <w:rFonts w:ascii="Times New Roman" w:hAnsi="Times New Roman" w:cs="Times New Roman"/>
                 <w:sz w:val="20"/>
                 <w:szCs w:val="20"/>
               </w:rPr>
             </w:pPr>
             <w:r>
               <w:rPr>
-                <w:sz w:val="20"/>
-                <w:szCs w:val="20"/>
-              </w:rPr>
-              <w:t>Classification</w:t>
+                <w:rFonts w:ascii="Times New Roman" w:hAnsi="Times New Roman" w:cs="Times New Roman"/>
+                <w:sz w:val="20"/>
+                <w:szCs w:val="20"/>
+              </w:rPr>
+              <w:t xml:space="preserve">Classification </w:t>
             </w:r>
           </w:p>
         </w:tc>
@@ -3120,12 +4394,14 @@
           <w:p>
             <w:pPr>
               <w:rPr>
+                <w:rFonts w:ascii="Times New Roman" w:hAnsi="Times New Roman" w:cs="Times New Roman"/>
                 <w:sz w:val="20"/>
                 <w:szCs w:val="20"/>
               </w:rPr>
             </w:pPr>
             <w:r>
               <w:rPr>
+                <w:rFonts w:ascii="Times New Roman" w:hAnsi="Times New Roman" w:cs="Times New Roman"/>
                 <w:sz w:val="20"/>
                 <w:szCs w:val="20"/>
               </w:rPr>
@@ -3142,12 +4418,14 @@
           <w:p>
             <w:pPr>
               <w:rPr>
+                <w:rFonts w:ascii="Times New Roman" w:hAnsi="Times New Roman" w:cs="Times New Roman"/>
                 <w:sz w:val="20"/>
                 <w:szCs w:val="20"/>
               </w:rPr>
             </w:pPr>
             <w:r>
               <w:rPr>
+                <w:rFonts w:ascii="Times New Roman" w:hAnsi="Times New Roman" w:cs="Times New Roman"/>
                 <w:sz w:val="20"/>
                 <w:szCs w:val="20"/>
               </w:rPr>
@@ -3162,12 +4440,14 @@
           <w:p>
             <w:pPr>
               <w:rPr>
+                <w:rFonts w:ascii="Times New Roman" w:hAnsi="Times New Roman" w:cs="Times New Roman"/>
                 <w:sz w:val="20"/>
                 <w:szCs w:val="20"/>
               </w:rPr>
             </w:pPr>
             <w:r>
               <w:rPr>
+                <w:rFonts w:ascii="Times New Roman" w:hAnsi="Times New Roman" w:cs="Times New Roman"/>
                 <w:sz w:val="20"/>
                 <w:szCs w:val="20"/>
               </w:rPr>
@@ -3184,12 +4464,14 @@
           <w:p>
             <w:pPr>
               <w:rPr>
+                <w:rFonts w:ascii="Times New Roman" w:hAnsi="Times New Roman" w:cs="Times New Roman"/>
                 <w:sz w:val="20"/>
                 <w:szCs w:val="20"/>
               </w:rPr>
             </w:pPr>
             <w:r>
               <w:rPr>
+                <w:rFonts w:ascii="Times New Roman" w:hAnsi="Times New Roman" w:cs="Times New Roman"/>
                 <w:sz w:val="20"/>
                 <w:szCs w:val="20"/>
               </w:rPr>
@@ -3204,12 +4486,14 @@
           <w:p>
             <w:pPr>
               <w:rPr>
+                <w:rFonts w:ascii="Times New Roman" w:hAnsi="Times New Roman" w:cs="Times New Roman"/>
                 <w:sz w:val="20"/>
                 <w:szCs w:val="20"/>
               </w:rPr>
             </w:pPr>
             <w:r>
               <w:rPr>
+                <w:rFonts w:ascii="Times New Roman" w:hAnsi="Times New Roman" w:cs="Times New Roman"/>
                 <w:sz w:val="20"/>
                 <w:szCs w:val="20"/>
               </w:rPr>
@@ -3222,52 +4506,86 @@
     <w:p>
       <w:pPr>
         <w:rPr>
+          <w:rFonts w:ascii="Times New Roman" w:hAnsi="Times New Roman" w:cs="Times New Roman"/>
           <w:b/>
           <w:bCs/>
           <w:sz w:val="32"/>
           <w:szCs w:val="32"/>
         </w:rPr>
       </w:pPr>
-    </w:p>
-    <w:p>
-      <w:pPr>
-        <w:rPr>
+      <w:r>
+        <w:rPr>
+          <w:rFonts w:ascii="Times New Roman" w:hAnsi="Times New Roman" w:cs="Times New Roman"/>
           <w:b/>
           <w:bCs/>
           <w:sz w:val="32"/>
           <w:szCs w:val="32"/>
         </w:rPr>
-      </w:pPr>
-    </w:p>
-    <w:p>
-      <w:pPr>
-        <w:jc w:val="center"/>
-        <w:rPr>
+        <w:br w:type="page"/>
+      </w:r>
+    </w:p>
+    <w:p>
+      <w:pPr>
+        <w:rPr>
+          <w:rFonts w:ascii="Times New Roman" w:hAnsi="Times New Roman" w:cs="Times New Roman"/>
           <w:b/>
           <w:bCs/>
           <w:sz w:val="32"/>
           <w:szCs w:val="32"/>
         </w:rPr>
       </w:pPr>
-      <w:r>
-        <w:rPr>
+    </w:p>
+    <w:p>
+      <w:pPr>
+        <w:jc w:val="center"/>
+        <w:rPr>
+          <w:rFonts w:ascii="Times New Roman" w:hAnsi="Times New Roman" w:cs="Times New Roman"/>
           <w:b/>
           <w:bCs/>
           <w:sz w:val="32"/>
           <w:szCs w:val="32"/>
         </w:rPr>
+      </w:pPr>
+      <w:r>
+        <w:rPr>
+          <w:rFonts w:ascii="Times New Roman" w:hAnsi="Times New Roman" w:cs="Times New Roman"/>
+          <w:b/>
+          <w:bCs/>
+          <w:sz w:val="32"/>
+          <w:szCs w:val="32"/>
+        </w:rPr>
         <w:t>INNOVATION, INDUSTRIAL RELEVANCE &amp; SCALABILITY</w:t>
       </w:r>
     </w:p>
     <w:p>
       <w:pPr>
-        <w:rPr>
-          <w:sz w:val="20"/>
-          <w:szCs w:val="20"/>
-        </w:rPr>
-      </w:pPr>
-      <w:r>
-        <w:rPr>
+        <w:spacing w:before="240"/>
+        <w:rPr>
+          <w:rFonts w:ascii="Times New Roman" w:hAnsi="Times New Roman" w:cs="Times New Roman"/>
+          <w:sz w:val="20"/>
+          <w:szCs w:val="20"/>
+        </w:rPr>
+      </w:pPr>
+      <w:r>
+        <w:rPr>
+          <w:rFonts w:ascii="Times New Roman" w:hAnsi="Times New Roman" w:cs="Times New Roman"/>
+          <w:sz w:val="20"/>
+          <w:szCs w:val="20"/>
+        </w:rPr>
+        <w:t>Unlike traditional ML systems, ADSLM dynamically adapts preprocessing, model selection, explainability, and reporting based on both dataset characteristics and user expertise levels.</w:t>
+      </w:r>
+    </w:p>
+    <w:p>
+      <w:pPr>
+        <w:rPr>
+          <w:rFonts w:ascii="Times New Roman" w:hAnsi="Times New Roman" w:cs="Times New Roman"/>
+          <w:sz w:val="20"/>
+          <w:szCs w:val="20"/>
+        </w:rPr>
+      </w:pPr>
+      <w:r>
+        <w:rPr>
+          <w:rFonts w:ascii="Times New Roman" w:hAnsi="Times New Roman" w:cs="Times New Roman"/>
           <w:sz w:val="20"/>
           <w:szCs w:val="20"/>
         </w:rPr>
@@ -3282,12 +4600,14 @@
           <w:numId w:val="13"/>
         </w:numPr>
         <w:rPr>
-          <w:sz w:val="20"/>
-          <w:szCs w:val="20"/>
-        </w:rPr>
-      </w:pPr>
-      <w:r>
-        <w:rPr>
+          <w:rFonts w:ascii="Times New Roman" w:hAnsi="Times New Roman" w:cs="Times New Roman"/>
+          <w:sz w:val="20"/>
+          <w:szCs w:val="20"/>
+        </w:rPr>
+      </w:pPr>
+      <w:r>
+        <w:rPr>
+          <w:rFonts w:ascii="Times New Roman" w:hAnsi="Times New Roman" w:cs="Times New Roman"/>
           <w:sz w:val="20"/>
           <w:szCs w:val="20"/>
         </w:rPr>
@@ -3302,12 +4622,14 @@
           <w:numId w:val="13"/>
         </w:numPr>
         <w:rPr>
-          <w:sz w:val="20"/>
-          <w:szCs w:val="20"/>
-        </w:rPr>
-      </w:pPr>
-      <w:r>
-        <w:rPr>
+          <w:rFonts w:ascii="Times New Roman" w:hAnsi="Times New Roman" w:cs="Times New Roman"/>
+          <w:sz w:val="20"/>
+          <w:szCs w:val="20"/>
+        </w:rPr>
+      </w:pPr>
+      <w:r>
+        <w:rPr>
+          <w:rFonts w:ascii="Times New Roman" w:hAnsi="Times New Roman" w:cs="Times New Roman"/>
           <w:sz w:val="20"/>
           <w:szCs w:val="20"/>
         </w:rPr>
@@ -3322,12 +4644,14 @@
           <w:numId w:val="13"/>
         </w:numPr>
         <w:rPr>
-          <w:sz w:val="20"/>
-          <w:szCs w:val="20"/>
-        </w:rPr>
-      </w:pPr>
-      <w:r>
-        <w:rPr>
+          <w:rFonts w:ascii="Times New Roman" w:hAnsi="Times New Roman" w:cs="Times New Roman"/>
+          <w:sz w:val="20"/>
+          <w:szCs w:val="20"/>
+        </w:rPr>
+      </w:pPr>
+      <w:r>
+        <w:rPr>
+          <w:rFonts w:ascii="Times New Roman" w:hAnsi="Times New Roman" w:cs="Times New Roman"/>
           <w:sz w:val="20"/>
           <w:szCs w:val="20"/>
         </w:rPr>
@@ -3342,12 +4666,14 @@
           <w:numId w:val="13"/>
         </w:numPr>
         <w:rPr>
-          <w:sz w:val="20"/>
-          <w:szCs w:val="20"/>
-        </w:rPr>
-      </w:pPr>
-      <w:r>
-        <w:rPr>
+          <w:rFonts w:ascii="Times New Roman" w:hAnsi="Times New Roman" w:cs="Times New Roman"/>
+          <w:sz w:val="20"/>
+          <w:szCs w:val="20"/>
+        </w:rPr>
+      </w:pPr>
+      <w:r>
+        <w:rPr>
+          <w:rFonts w:ascii="Times New Roman" w:hAnsi="Times New Roman" w:cs="Times New Roman"/>
           <w:sz w:val="20"/>
           <w:szCs w:val="20"/>
         </w:rPr>
@@ -3362,12 +4688,14 @@
           <w:numId w:val="13"/>
         </w:numPr>
         <w:rPr>
-          <w:sz w:val="20"/>
-          <w:szCs w:val="20"/>
-        </w:rPr>
-      </w:pPr>
-      <w:r>
-        <w:rPr>
+          <w:rFonts w:ascii="Times New Roman" w:hAnsi="Times New Roman" w:cs="Times New Roman"/>
+          <w:sz w:val="20"/>
+          <w:szCs w:val="20"/>
+        </w:rPr>
+      </w:pPr>
+      <w:r>
+        <w:rPr>
+          <w:rFonts w:ascii="Times New Roman" w:hAnsi="Times New Roman" w:cs="Times New Roman"/>
           <w:sz w:val="20"/>
           <w:szCs w:val="20"/>
         </w:rPr>
@@ -3382,12 +4710,14 @@
           <w:numId w:val="13"/>
         </w:numPr>
         <w:rPr>
-          <w:sz w:val="20"/>
-          <w:szCs w:val="20"/>
-        </w:rPr>
-      </w:pPr>
-      <w:r>
-        <w:rPr>
+          <w:rFonts w:ascii="Times New Roman" w:hAnsi="Times New Roman" w:cs="Times New Roman"/>
+          <w:sz w:val="20"/>
+          <w:szCs w:val="20"/>
+        </w:rPr>
+      </w:pPr>
+      <w:r>
+        <w:rPr>
+          <w:rFonts w:ascii="Times New Roman" w:hAnsi="Times New Roman" w:cs="Times New Roman"/>
           <w:sz w:val="20"/>
           <w:szCs w:val="20"/>
         </w:rPr>
@@ -3396,6 +4726,7 @@
       <w:proofErr w:type="spellStart"/>
       <w:r>
         <w:rPr>
+          <w:rFonts w:ascii="Times New Roman" w:hAnsi="Times New Roman" w:cs="Times New Roman"/>
           <w:sz w:val="20"/>
           <w:szCs w:val="20"/>
         </w:rPr>
@@ -3404,6 +4735,7 @@
       <w:proofErr w:type="spellEnd"/>
       <w:r>
         <w:rPr>
+          <w:rFonts w:ascii="Times New Roman" w:hAnsi="Times New Roman" w:cs="Times New Roman"/>
           <w:sz w:val="20"/>
           <w:szCs w:val="20"/>
         </w:rPr>
@@ -3414,12 +4746,14 @@
       <w:pPr>
         <w:jc w:val="both"/>
         <w:rPr>
-          <w:sz w:val="20"/>
-          <w:szCs w:val="20"/>
-        </w:rPr>
-      </w:pPr>
-      <w:r>
-        <w:rPr>
+          <w:rFonts w:ascii="Times New Roman" w:hAnsi="Times New Roman" w:cs="Times New Roman"/>
+          <w:sz w:val="20"/>
+          <w:szCs w:val="20"/>
+        </w:rPr>
+      </w:pPr>
+      <w:r>
+        <w:rPr>
+          <w:rFonts w:ascii="Times New Roman" w:hAnsi="Times New Roman" w:cs="Times New Roman"/>
           <w:sz w:val="20"/>
           <w:szCs w:val="20"/>
         </w:rPr>
@@ -3429,6 +4763,7 @@
     <w:p>
       <w:pPr>
         <w:rPr>
+          <w:rFonts w:ascii="Times New Roman" w:hAnsi="Times New Roman" w:cs="Times New Roman"/>
           <w:b/>
           <w:bCs/>
           <w:sz w:val="32"/>
@@ -3437,6 +4772,7 @@
       </w:pPr>
       <w:r>
         <w:rPr>
+          <w:rFonts w:ascii="Times New Roman" w:hAnsi="Times New Roman" w:cs="Times New Roman"/>
           <w:b/>
           <w:bCs/>
           <w:sz w:val="32"/>
@@ -3447,7 +4783,13 @@
     </w:p>
     <w:p>
       <w:pPr>
-        <w:rPr>
+        <w:pStyle w:val="ListParagraph"/>
+        <w:numPr>
+          <w:ilvl w:val="0"/>
+          <w:numId w:val="17"/>
+        </w:numPr>
+        <w:rPr>
+          <w:rFonts w:ascii="Times New Roman" w:hAnsi="Times New Roman" w:cs="Times New Roman"/>
           <w:b/>
           <w:bCs/>
           <w:sz w:val="20"/>
@@ -3456,6 +4798,7 @@
       </w:pPr>
       <w:r>
         <w:rPr>
+          <w:rFonts w:ascii="Times New Roman" w:hAnsi="Times New Roman" w:cs="Times New Roman"/>
           <w:b/>
           <w:bCs/>
           <w:sz w:val="20"/>
@@ -3466,13 +4809,20 @@
     </w:p>
     <w:p>
       <w:pPr>
-        <w:rPr>
-          <w:sz w:val="20"/>
-          <w:szCs w:val="20"/>
-        </w:rPr>
-      </w:pPr>
-      <w:r>
-        <w:rPr>
+        <w:pStyle w:val="ListParagraph"/>
+        <w:numPr>
+          <w:ilvl w:val="1"/>
+          <w:numId w:val="17"/>
+        </w:numPr>
+        <w:rPr>
+          <w:rFonts w:ascii="Times New Roman" w:hAnsi="Times New Roman" w:cs="Times New Roman"/>
+          <w:sz w:val="20"/>
+          <w:szCs w:val="20"/>
+        </w:rPr>
+      </w:pPr>
+      <w:r>
+        <w:rPr>
+          <w:rFonts w:ascii="Times New Roman" w:hAnsi="Times New Roman" w:cs="Times New Roman"/>
           <w:sz w:val="20"/>
           <w:szCs w:val="20"/>
         </w:rPr>
@@ -3481,7 +4831,13 @@
     </w:p>
     <w:p>
       <w:pPr>
-        <w:rPr>
+        <w:pStyle w:val="ListParagraph"/>
+        <w:numPr>
+          <w:ilvl w:val="0"/>
+          <w:numId w:val="17"/>
+        </w:numPr>
+        <w:rPr>
+          <w:rFonts w:ascii="Times New Roman" w:hAnsi="Times New Roman" w:cs="Times New Roman"/>
           <w:b/>
           <w:bCs/>
           <w:sz w:val="20"/>
@@ -3490,6 +4846,7 @@
       </w:pPr>
       <w:r>
         <w:rPr>
+          <w:rFonts w:ascii="Times New Roman" w:hAnsi="Times New Roman" w:cs="Times New Roman"/>
           <w:b/>
           <w:bCs/>
           <w:sz w:val="20"/>
@@ -3500,22 +4857,53 @@
     </w:p>
     <w:p>
       <w:pPr>
-        <w:rPr>
-          <w:sz w:val="20"/>
-          <w:szCs w:val="20"/>
-        </w:rPr>
-      </w:pPr>
-      <w:r>
-        <w:rPr>
-          <w:sz w:val="20"/>
-          <w:szCs w:val="20"/>
-        </w:rPr>
-        <w:t>Improves production quality using AI-driven classification.</w:t>
-      </w:r>
-    </w:p>
-    <w:p>
-      <w:pPr>
-        <w:rPr>
+        <w:pStyle w:val="ListParagraph"/>
+        <w:numPr>
+          <w:ilvl w:val="1"/>
+          <w:numId w:val="17"/>
+        </w:numPr>
+        <w:rPr>
+          <w:rFonts w:ascii="Times New Roman" w:hAnsi="Times New Roman" w:cs="Times New Roman"/>
+          <w:sz w:val="20"/>
+          <w:szCs w:val="20"/>
+        </w:rPr>
+      </w:pPr>
+      <w:r>
+        <w:rPr>
+          <w:rFonts w:ascii="Times New Roman" w:hAnsi="Times New Roman" w:cs="Times New Roman"/>
+          <w:sz w:val="20"/>
+          <w:szCs w:val="20"/>
+        </w:rPr>
+        <w:t xml:space="preserve">Improves production quality using AI-driven </w:t>
+      </w:r>
+      <w:proofErr w:type="gramStart"/>
+      <w:r>
+        <w:rPr>
+          <w:rFonts w:ascii="Times New Roman" w:hAnsi="Times New Roman" w:cs="Times New Roman"/>
+          <w:sz w:val="20"/>
+          <w:szCs w:val="20"/>
+        </w:rPr>
+        <w:t xml:space="preserve">classification </w:t>
+      </w:r>
+      <w:r>
+        <w:rPr>
+          <w:rFonts w:ascii="Times New Roman" w:hAnsi="Times New Roman" w:cs="Times New Roman"/>
+          <w:sz w:val="20"/>
+          <w:szCs w:val="20"/>
+        </w:rPr>
+        <w:t>.</w:t>
+      </w:r>
+      <w:proofErr w:type="gramEnd"/>
+    </w:p>
+    <w:p>
+      <w:pPr>
+        <w:pStyle w:val="ListParagraph"/>
+        <w:numPr>
+          <w:ilvl w:val="0"/>
+          <w:numId w:val="17"/>
+        </w:numPr>
+        <w:rPr>
+          <w:rFonts w:ascii="Times New Roman" w:hAnsi="Times New Roman" w:cs="Times New Roman"/>
           <w:b/>
           <w:bCs/>
           <w:sz w:val="20"/>
@@ -3524,6 +4912,7 @@
       </w:pPr>
       <w:r>
         <w:rPr>
+          <w:rFonts w:ascii="Times New Roman" w:hAnsi="Times New Roman" w:cs="Times New Roman"/>
           <w:b/>
           <w:bCs/>
           <w:sz w:val="20"/>
@@ -3534,13 +4923,20 @@
     </w:p>
     <w:p>
       <w:pPr>
-        <w:rPr>
-          <w:sz w:val="20"/>
-          <w:szCs w:val="20"/>
-        </w:rPr>
-      </w:pPr>
-      <w:r>
-        <w:rPr>
+        <w:pStyle w:val="ListParagraph"/>
+        <w:numPr>
+          <w:ilvl w:val="1"/>
+          <w:numId w:val="17"/>
+        </w:numPr>
+        <w:rPr>
+          <w:rFonts w:ascii="Times New Roman" w:hAnsi="Times New Roman" w:cs="Times New Roman"/>
+          <w:sz w:val="20"/>
+          <w:szCs w:val="20"/>
+        </w:rPr>
+      </w:pPr>
+      <w:r>
+        <w:rPr>
+          <w:rFonts w:ascii="Times New Roman" w:hAnsi="Times New Roman" w:cs="Times New Roman"/>
           <w:sz w:val="20"/>
           <w:szCs w:val="20"/>
         </w:rPr>
@@ -3549,7 +4945,13 @@
     </w:p>
     <w:p>
       <w:pPr>
-        <w:rPr>
+        <w:pStyle w:val="ListParagraph"/>
+        <w:numPr>
+          <w:ilvl w:val="0"/>
+          <w:numId w:val="17"/>
+        </w:numPr>
+        <w:rPr>
+          <w:rFonts w:ascii="Times New Roman" w:hAnsi="Times New Roman" w:cs="Times New Roman"/>
           <w:b/>
           <w:bCs/>
           <w:sz w:val="20"/>
@@ -3558,6 +4960,7 @@
       </w:pPr>
       <w:r>
         <w:rPr>
+          <w:rFonts w:ascii="Times New Roman" w:hAnsi="Times New Roman" w:cs="Times New Roman"/>
           <w:b/>
           <w:bCs/>
           <w:sz w:val="20"/>
@@ -3568,13 +4971,20 @@
     </w:p>
     <w:p>
       <w:pPr>
-        <w:rPr>
-          <w:sz w:val="20"/>
-          <w:szCs w:val="20"/>
-        </w:rPr>
-      </w:pPr>
-      <w:r>
-        <w:rPr>
+        <w:pStyle w:val="ListParagraph"/>
+        <w:numPr>
+          <w:ilvl w:val="1"/>
+          <w:numId w:val="17"/>
+        </w:numPr>
+        <w:rPr>
+          <w:rFonts w:ascii="Times New Roman" w:hAnsi="Times New Roman" w:cs="Times New Roman"/>
+          <w:sz w:val="20"/>
+          <w:szCs w:val="20"/>
+        </w:rPr>
+      </w:pPr>
+      <w:r>
+        <w:rPr>
+          <w:rFonts w:ascii="Times New Roman" w:hAnsi="Times New Roman" w:cs="Times New Roman"/>
           <w:sz w:val="20"/>
           <w:szCs w:val="20"/>
         </w:rPr>
@@ -3583,6 +4993,7 @@
       <w:proofErr w:type="spellStart"/>
       <w:r>
         <w:rPr>
+          <w:rFonts w:ascii="Times New Roman" w:hAnsi="Times New Roman" w:cs="Times New Roman"/>
           <w:sz w:val="20"/>
           <w:szCs w:val="20"/>
         </w:rPr>
@@ -3591,6 +5002,7 @@
       <w:proofErr w:type="spellEnd"/>
       <w:r>
         <w:rPr>
+          <w:rFonts w:ascii="Times New Roman" w:hAnsi="Times New Roman" w:cs="Times New Roman"/>
           <w:sz w:val="20"/>
           <w:szCs w:val="20"/>
         </w:rPr>
@@ -3600,6 +5012,7 @@
     <w:p>
       <w:pPr>
         <w:rPr>
+          <w:rFonts w:ascii="Times New Roman" w:hAnsi="Times New Roman" w:cs="Times New Roman"/>
           <w:b/>
           <w:bCs/>
           <w:sz w:val="32"/>
@@ -3608,6 +5021,7 @@
       </w:pPr>
       <w:r>
         <w:rPr>
+          <w:rFonts w:ascii="Times New Roman" w:hAnsi="Times New Roman" w:cs="Times New Roman"/>
           <w:b/>
           <w:bCs/>
           <w:sz w:val="32"/>
@@ -3619,12 +5033,14 @@
     <w:p>
       <w:pPr>
         <w:rPr>
-          <w:sz w:val="20"/>
-          <w:szCs w:val="20"/>
-        </w:rPr>
-      </w:pPr>
-      <w:r>
-        <w:rPr>
+          <w:rFonts w:ascii="Times New Roman" w:hAnsi="Times New Roman" w:cs="Times New Roman"/>
+          <w:sz w:val="20"/>
+          <w:szCs w:val="20"/>
+        </w:rPr>
+      </w:pPr>
+      <w:r>
+        <w:rPr>
+          <w:rFonts w:ascii="Times New Roman" w:hAnsi="Times New Roman" w:cs="Times New Roman"/>
           <w:sz w:val="20"/>
           <w:szCs w:val="20"/>
         </w:rPr>
@@ -3639,12 +5055,14 @@
           <w:numId w:val="14"/>
         </w:numPr>
         <w:rPr>
-          <w:sz w:val="20"/>
-          <w:szCs w:val="20"/>
-        </w:rPr>
-      </w:pPr>
-      <w:r>
-        <w:rPr>
+          <w:rFonts w:ascii="Times New Roman" w:hAnsi="Times New Roman" w:cs="Times New Roman"/>
+          <w:sz w:val="20"/>
+          <w:szCs w:val="20"/>
+        </w:rPr>
+      </w:pPr>
+      <w:r>
+        <w:rPr>
+          <w:rFonts w:ascii="Times New Roman" w:hAnsi="Times New Roman" w:cs="Times New Roman"/>
           <w:sz w:val="20"/>
           <w:szCs w:val="20"/>
         </w:rPr>
@@ -3659,12 +5077,14 @@
           <w:numId w:val="14"/>
         </w:numPr>
         <w:rPr>
-          <w:sz w:val="20"/>
-          <w:szCs w:val="20"/>
-        </w:rPr>
-      </w:pPr>
-      <w:r>
-        <w:rPr>
+          <w:rFonts w:ascii="Times New Roman" w:hAnsi="Times New Roman" w:cs="Times New Roman"/>
+          <w:sz w:val="20"/>
+          <w:szCs w:val="20"/>
+        </w:rPr>
+      </w:pPr>
+      <w:r>
+        <w:rPr>
+          <w:rFonts w:ascii="Times New Roman" w:hAnsi="Times New Roman" w:cs="Times New Roman"/>
           <w:sz w:val="20"/>
           <w:szCs w:val="20"/>
         </w:rPr>
@@ -3679,12 +5099,14 @@
           <w:numId w:val="14"/>
         </w:numPr>
         <w:rPr>
-          <w:sz w:val="20"/>
-          <w:szCs w:val="20"/>
-        </w:rPr>
-      </w:pPr>
-      <w:r>
-        <w:rPr>
+          <w:rFonts w:ascii="Times New Roman" w:hAnsi="Times New Roman" w:cs="Times New Roman"/>
+          <w:sz w:val="20"/>
+          <w:szCs w:val="20"/>
+        </w:rPr>
+      </w:pPr>
+      <w:r>
+        <w:rPr>
+          <w:rFonts w:ascii="Times New Roman" w:hAnsi="Times New Roman" w:cs="Times New Roman"/>
           <w:sz w:val="20"/>
           <w:szCs w:val="20"/>
         </w:rPr>
@@ -3699,12 +5121,14 @@
           <w:numId w:val="14"/>
         </w:numPr>
         <w:rPr>
-          <w:sz w:val="20"/>
-          <w:szCs w:val="20"/>
-        </w:rPr>
-      </w:pPr>
-      <w:r>
-        <w:rPr>
+          <w:rFonts w:ascii="Times New Roman" w:hAnsi="Times New Roman" w:cs="Times New Roman"/>
+          <w:sz w:val="20"/>
+          <w:szCs w:val="20"/>
+        </w:rPr>
+      </w:pPr>
+      <w:r>
+        <w:rPr>
+          <w:rFonts w:ascii="Times New Roman" w:hAnsi="Times New Roman" w:cs="Times New Roman"/>
           <w:sz w:val="20"/>
           <w:szCs w:val="20"/>
         </w:rPr>
@@ -3719,12 +5143,14 @@
           <w:numId w:val="14"/>
         </w:numPr>
         <w:rPr>
-          <w:sz w:val="20"/>
-          <w:szCs w:val="20"/>
-        </w:rPr>
-      </w:pPr>
-      <w:r>
-        <w:rPr>
+          <w:rFonts w:ascii="Times New Roman" w:hAnsi="Times New Roman" w:cs="Times New Roman"/>
+          <w:sz w:val="20"/>
+          <w:szCs w:val="20"/>
+        </w:rPr>
+      </w:pPr>
+      <w:r>
+        <w:rPr>
+          <w:rFonts w:ascii="Times New Roman" w:hAnsi="Times New Roman" w:cs="Times New Roman"/>
           <w:sz w:val="20"/>
           <w:szCs w:val="20"/>
         </w:rPr>
@@ -3739,12 +5165,14 @@
           <w:numId w:val="14"/>
         </w:numPr>
         <w:rPr>
-          <w:sz w:val="20"/>
-          <w:szCs w:val="20"/>
-        </w:rPr>
-      </w:pPr>
-      <w:r>
-        <w:rPr>
+          <w:rFonts w:ascii="Times New Roman" w:hAnsi="Times New Roman" w:cs="Times New Roman"/>
+          <w:sz w:val="20"/>
+          <w:szCs w:val="20"/>
+        </w:rPr>
+      </w:pPr>
+      <w:r>
+        <w:rPr>
+          <w:rFonts w:ascii="Times New Roman" w:hAnsi="Times New Roman" w:cs="Times New Roman"/>
           <w:sz w:val="20"/>
           <w:szCs w:val="20"/>
         </w:rPr>
@@ -3754,6 +5182,7 @@
     <w:p>
       <w:pPr>
         <w:rPr>
+          <w:rFonts w:ascii="Times New Roman" w:hAnsi="Times New Roman" w:cs="Times New Roman"/>
           <w:b/>
           <w:bCs/>
           <w:sz w:val="32"/>
@@ -3762,6 +5191,7 @@
       </w:pPr>
       <w:r>
         <w:rPr>
+          <w:rFonts w:ascii="Times New Roman" w:hAnsi="Times New Roman" w:cs="Times New Roman"/>
           <w:b/>
           <w:bCs/>
           <w:sz w:val="32"/>
@@ -3778,12 +5208,14 @@
           <w:numId w:val="15"/>
         </w:numPr>
         <w:rPr>
-          <w:sz w:val="20"/>
-          <w:szCs w:val="20"/>
-        </w:rPr>
-      </w:pPr>
-      <w:r>
-        <w:rPr>
+          <w:rFonts w:ascii="Times New Roman" w:hAnsi="Times New Roman" w:cs="Times New Roman"/>
+          <w:sz w:val="20"/>
+          <w:szCs w:val="20"/>
+        </w:rPr>
+      </w:pPr>
+      <w:r>
+        <w:rPr>
+          <w:rFonts w:ascii="Times New Roman" w:hAnsi="Times New Roman" w:cs="Times New Roman"/>
           <w:sz w:val="20"/>
           <w:szCs w:val="20"/>
         </w:rPr>
@@ -3798,12 +5230,14 @@
           <w:numId w:val="15"/>
         </w:numPr>
         <w:rPr>
-          <w:sz w:val="20"/>
-          <w:szCs w:val="20"/>
-        </w:rPr>
-      </w:pPr>
-      <w:r>
-        <w:rPr>
+          <w:rFonts w:ascii="Times New Roman" w:hAnsi="Times New Roman" w:cs="Times New Roman"/>
+          <w:sz w:val="20"/>
+          <w:szCs w:val="20"/>
+        </w:rPr>
+      </w:pPr>
+      <w:r>
+        <w:rPr>
+          <w:rFonts w:ascii="Times New Roman" w:hAnsi="Times New Roman" w:cs="Times New Roman"/>
           <w:sz w:val="20"/>
           <w:szCs w:val="20"/>
         </w:rPr>
@@ -3818,12 +5252,14 @@
           <w:numId w:val="15"/>
         </w:numPr>
         <w:rPr>
-          <w:sz w:val="20"/>
-          <w:szCs w:val="20"/>
-        </w:rPr>
-      </w:pPr>
-      <w:r>
-        <w:rPr>
+          <w:rFonts w:ascii="Times New Roman" w:hAnsi="Times New Roman" w:cs="Times New Roman"/>
+          <w:sz w:val="20"/>
+          <w:szCs w:val="20"/>
+        </w:rPr>
+      </w:pPr>
+      <w:r>
+        <w:rPr>
+          <w:rFonts w:ascii="Times New Roman" w:hAnsi="Times New Roman" w:cs="Times New Roman"/>
           <w:sz w:val="20"/>
           <w:szCs w:val="20"/>
         </w:rPr>
@@ -3838,12 +5274,14 @@
           <w:numId w:val="15"/>
         </w:numPr>
         <w:rPr>
-          <w:sz w:val="20"/>
-          <w:szCs w:val="20"/>
-        </w:rPr>
-      </w:pPr>
-      <w:r>
-        <w:rPr>
+          <w:rFonts w:ascii="Times New Roman" w:hAnsi="Times New Roman" w:cs="Times New Roman"/>
+          <w:sz w:val="20"/>
+          <w:szCs w:val="20"/>
+        </w:rPr>
+      </w:pPr>
+      <w:r>
+        <w:rPr>
+          <w:rFonts w:ascii="Times New Roman" w:hAnsi="Times New Roman" w:cs="Times New Roman"/>
           <w:sz w:val="20"/>
           <w:szCs w:val="20"/>
         </w:rPr>
@@ -3852,6 +5290,7 @@
       <w:proofErr w:type="spellStart"/>
       <w:r>
         <w:rPr>
+          <w:rFonts w:ascii="Times New Roman" w:hAnsi="Times New Roman" w:cs="Times New Roman"/>
           <w:sz w:val="20"/>
           <w:szCs w:val="20"/>
         </w:rPr>
@@ -3860,6 +5299,7 @@
       <w:proofErr w:type="spellEnd"/>
       <w:r>
         <w:rPr>
+          <w:rFonts w:ascii="Times New Roman" w:hAnsi="Times New Roman" w:cs="Times New Roman"/>
           <w:sz w:val="20"/>
           <w:szCs w:val="20"/>
         </w:rPr>
@@ -3874,12 +5314,14 @@
           <w:numId w:val="15"/>
         </w:numPr>
         <w:rPr>
-          <w:sz w:val="20"/>
-          <w:szCs w:val="20"/>
-        </w:rPr>
-      </w:pPr>
-      <w:r>
-        <w:rPr>
+          <w:rFonts w:ascii="Times New Roman" w:hAnsi="Times New Roman" w:cs="Times New Roman"/>
+          <w:sz w:val="20"/>
+          <w:szCs w:val="20"/>
+        </w:rPr>
+      </w:pPr>
+      <w:r>
+        <w:rPr>
+          <w:rFonts w:ascii="Times New Roman" w:hAnsi="Times New Roman" w:cs="Times New Roman"/>
           <w:sz w:val="20"/>
           <w:szCs w:val="20"/>
         </w:rPr>
@@ -3894,12 +5336,14 @@
           <w:numId w:val="15"/>
         </w:numPr>
         <w:rPr>
-          <w:sz w:val="20"/>
-          <w:szCs w:val="20"/>
-        </w:rPr>
-      </w:pPr>
-      <w:r>
-        <w:rPr>
+          <w:rFonts w:ascii="Times New Roman" w:hAnsi="Times New Roman" w:cs="Times New Roman"/>
+          <w:sz w:val="20"/>
+          <w:szCs w:val="20"/>
+        </w:rPr>
+      </w:pPr>
+      <w:r>
+        <w:rPr>
+          <w:rFonts w:ascii="Times New Roman" w:hAnsi="Times New Roman" w:cs="Times New Roman"/>
           <w:sz w:val="20"/>
           <w:szCs w:val="20"/>
         </w:rPr>
@@ -3909,20 +5353,14 @@
     <w:p>
       <w:pPr>
         <w:rPr>
-          <w:sz w:val="20"/>
-          <w:szCs w:val="20"/>
-        </w:rPr>
-      </w:pPr>
-    </w:p>
-    <w:p>
-      <w:pPr>
-        <w:rPr>
-          <w:sz w:val="20"/>
-          <w:szCs w:val="20"/>
-        </w:rPr>
-      </w:pPr>
-      <w:r>
-        <w:rPr>
+          <w:rFonts w:ascii="Times New Roman" w:hAnsi="Times New Roman" w:cs="Times New Roman"/>
+          <w:sz w:val="20"/>
+          <w:szCs w:val="20"/>
+        </w:rPr>
+      </w:pPr>
+      <w:r>
+        <w:rPr>
+          <w:rFonts w:ascii="Times New Roman" w:hAnsi="Times New Roman" w:cs="Times New Roman"/>
           <w:sz w:val="20"/>
           <w:szCs w:val="20"/>
         </w:rPr>
@@ -3933,6 +5371,7 @@
       <w:pPr>
         <w:jc w:val="center"/>
         <w:rPr>
+          <w:rFonts w:ascii="Times New Roman" w:hAnsi="Times New Roman" w:cs="Times New Roman"/>
           <w:b/>
           <w:bCs/>
           <w:sz w:val="32"/>
@@ -3941,6 +5380,7 @@
       </w:pPr>
       <w:r>
         <w:rPr>
+          <w:rFonts w:ascii="Times New Roman" w:hAnsi="Times New Roman" w:cs="Times New Roman"/>
           <w:b/>
           <w:bCs/>
           <w:sz w:val="32"/>
@@ -3953,6 +5393,7 @@
     <w:p>
       <w:pPr>
         <w:rPr>
+          <w:rFonts w:ascii="Times New Roman" w:hAnsi="Times New Roman" w:cs="Times New Roman"/>
           <w:b/>
           <w:bCs/>
           <w:sz w:val="28"/>
@@ -3961,6 +5402,7 @@
       </w:pPr>
       <w:r>
         <w:rPr>
+          <w:rFonts w:ascii="Times New Roman" w:hAnsi="Times New Roman" w:cs="Times New Roman"/>
           <w:b/>
           <w:bCs/>
           <w:sz w:val="28"/>
@@ -3972,12 +5414,14 @@
     <w:p>
       <w:pPr>
         <w:rPr>
-          <w:sz w:val="20"/>
-          <w:szCs w:val="20"/>
-        </w:rPr>
-      </w:pPr>
-      <w:r>
-        <w:rPr>
+          <w:rFonts w:ascii="Times New Roman" w:hAnsi="Times New Roman" w:cs="Times New Roman"/>
+          <w:sz w:val="20"/>
+          <w:szCs w:val="20"/>
+        </w:rPr>
+      </w:pPr>
+      <w:r>
+        <w:rPr>
+          <w:rFonts w:ascii="Times New Roman" w:hAnsi="Times New Roman" w:cs="Times New Roman"/>
           <w:sz w:val="20"/>
           <w:szCs w:val="20"/>
         </w:rPr>
@@ -4002,12 +5446,14 @@
           <w:p>
             <w:pPr>
               <w:rPr>
+                <w:rFonts w:ascii="Times New Roman" w:hAnsi="Times New Roman" w:cs="Times New Roman"/>
                 <w:sz w:val="20"/>
                 <w:szCs w:val="20"/>
               </w:rPr>
             </w:pPr>
             <w:r>
               <w:rPr>
+                <w:rFonts w:ascii="Times New Roman" w:hAnsi="Times New Roman" w:cs="Times New Roman"/>
                 <w:sz w:val="20"/>
                 <w:szCs w:val="20"/>
               </w:rPr>
@@ -4022,12 +5468,14 @@
           <w:p>
             <w:pPr>
               <w:rPr>
+                <w:rFonts w:ascii="Times New Roman" w:hAnsi="Times New Roman" w:cs="Times New Roman"/>
                 <w:sz w:val="20"/>
                 <w:szCs w:val="20"/>
               </w:rPr>
             </w:pPr>
             <w:r>
               <w:rPr>
+                <w:rFonts w:ascii="Times New Roman" w:hAnsi="Times New Roman" w:cs="Times New Roman"/>
                 <w:sz w:val="20"/>
                 <w:szCs w:val="20"/>
               </w:rPr>
@@ -4044,12 +5492,14 @@
           <w:p>
             <w:pPr>
               <w:rPr>
+                <w:rFonts w:ascii="Times New Roman" w:hAnsi="Times New Roman" w:cs="Times New Roman"/>
                 <w:sz w:val="20"/>
                 <w:szCs w:val="20"/>
               </w:rPr>
             </w:pPr>
             <w:r>
               <w:rPr>
+                <w:rFonts w:ascii="Times New Roman" w:hAnsi="Times New Roman" w:cs="Times New Roman"/>
                 <w:sz w:val="20"/>
                 <w:szCs w:val="20"/>
               </w:rPr>
@@ -4064,12 +5514,14 @@
           <w:p>
             <w:pPr>
               <w:rPr>
+                <w:rFonts w:ascii="Times New Roman" w:hAnsi="Times New Roman" w:cs="Times New Roman"/>
                 <w:sz w:val="20"/>
                 <w:szCs w:val="20"/>
               </w:rPr>
             </w:pPr>
             <w:r>
               <w:rPr>
+                <w:rFonts w:ascii="Times New Roman" w:hAnsi="Times New Roman" w:cs="Times New Roman"/>
                 <w:sz w:val="20"/>
                 <w:szCs w:val="20"/>
               </w:rPr>
@@ -4086,12 +5538,14 @@
           <w:p>
             <w:pPr>
               <w:rPr>
+                <w:rFonts w:ascii="Times New Roman" w:hAnsi="Times New Roman" w:cs="Times New Roman"/>
                 <w:sz w:val="20"/>
                 <w:szCs w:val="20"/>
               </w:rPr>
             </w:pPr>
             <w:r>
               <w:rPr>
+                <w:rFonts w:ascii="Times New Roman" w:hAnsi="Times New Roman" w:cs="Times New Roman"/>
                 <w:sz w:val="20"/>
                 <w:szCs w:val="20"/>
               </w:rPr>
@@ -4106,12 +5560,14 @@
           <w:p>
             <w:pPr>
               <w:rPr>
+                <w:rFonts w:ascii="Times New Roman" w:hAnsi="Times New Roman" w:cs="Times New Roman"/>
                 <w:sz w:val="20"/>
                 <w:szCs w:val="20"/>
               </w:rPr>
             </w:pPr>
             <w:r>
               <w:rPr>
+                <w:rFonts w:ascii="Times New Roman" w:hAnsi="Times New Roman" w:cs="Times New Roman"/>
                 <w:sz w:val="20"/>
                 <w:szCs w:val="20"/>
               </w:rPr>
@@ -4128,12 +5584,14 @@
           <w:p>
             <w:pPr>
               <w:rPr>
+                <w:rFonts w:ascii="Times New Roman" w:hAnsi="Times New Roman" w:cs="Times New Roman"/>
                 <w:sz w:val="20"/>
                 <w:szCs w:val="20"/>
               </w:rPr>
             </w:pPr>
             <w:r>
               <w:rPr>
+                <w:rFonts w:ascii="Times New Roman" w:hAnsi="Times New Roman" w:cs="Times New Roman"/>
                 <w:sz w:val="20"/>
                 <w:szCs w:val="20"/>
               </w:rPr>
@@ -4148,12 +5606,14 @@
           <w:p>
             <w:pPr>
               <w:rPr>
+                <w:rFonts w:ascii="Times New Roman" w:hAnsi="Times New Roman" w:cs="Times New Roman"/>
                 <w:sz w:val="20"/>
                 <w:szCs w:val="20"/>
               </w:rPr>
             </w:pPr>
             <w:r>
               <w:rPr>
+                <w:rFonts w:ascii="Times New Roman" w:hAnsi="Times New Roman" w:cs="Times New Roman"/>
                 <w:sz w:val="20"/>
                 <w:szCs w:val="20"/>
               </w:rPr>
@@ -4170,12 +5630,14 @@
           <w:p>
             <w:pPr>
               <w:rPr>
+                <w:rFonts w:ascii="Times New Roman" w:hAnsi="Times New Roman" w:cs="Times New Roman"/>
                 <w:sz w:val="20"/>
                 <w:szCs w:val="20"/>
               </w:rPr>
             </w:pPr>
             <w:r>
               <w:rPr>
+                <w:rFonts w:ascii="Times New Roman" w:hAnsi="Times New Roman" w:cs="Times New Roman"/>
                 <w:sz w:val="20"/>
                 <w:szCs w:val="20"/>
               </w:rPr>
@@ -4190,12 +5652,14 @@
           <w:p>
             <w:pPr>
               <w:rPr>
+                <w:rFonts w:ascii="Times New Roman" w:hAnsi="Times New Roman" w:cs="Times New Roman"/>
                 <w:sz w:val="20"/>
                 <w:szCs w:val="20"/>
               </w:rPr>
             </w:pPr>
             <w:r>
               <w:rPr>
+                <w:rFonts w:ascii="Times New Roman" w:hAnsi="Times New Roman" w:cs="Times New Roman"/>
                 <w:sz w:val="20"/>
                 <w:szCs w:val="20"/>
               </w:rPr>
@@ -4209,6 +5673,7 @@
       <w:pPr>
         <w:spacing w:after="0" w:line="240" w:lineRule="auto"/>
         <w:rPr>
+          <w:rFonts w:ascii="Times New Roman" w:hAnsi="Times New Roman" w:cs="Times New Roman"/>
           <w:sz w:val="20"/>
           <w:szCs w:val="20"/>
         </w:rPr>
@@ -4218,6 +5683,7 @@
       <w:pPr>
         <w:spacing w:after="0" w:line="240" w:lineRule="auto"/>
         <w:rPr>
+          <w:rFonts w:ascii="Times New Roman" w:hAnsi="Times New Roman" w:cs="Times New Roman"/>
           <w:b/>
           <w:bCs/>
           <w:sz w:val="28"/>
@@ -4226,6 +5692,7 @@
       </w:pPr>
       <w:r>
         <w:rPr>
+          <w:rFonts w:ascii="Times New Roman" w:hAnsi="Times New Roman" w:cs="Times New Roman"/>
           <w:b/>
           <w:bCs/>
           <w:sz w:val="28"/>
@@ -4238,28 +5705,48 @@
       <w:pPr>
         <w:spacing w:after="0" w:line="240" w:lineRule="auto"/>
         <w:rPr>
-          <w:sz w:val="20"/>
-          <w:szCs w:val="20"/>
-        </w:rPr>
-      </w:pPr>
-      <w:r>
-        <w:rPr>
-          <w:sz w:val="20"/>
-          <w:szCs w:val="20"/>
-        </w:rPr>
-        <w:t xml:space="preserve">Detected Task: Classification </w:t>
+          <w:rFonts w:ascii="Times New Roman" w:hAnsi="Times New Roman" w:cs="Times New Roman"/>
+          <w:sz w:val="20"/>
+          <w:szCs w:val="20"/>
+        </w:rPr>
+      </w:pPr>
+      <w:r>
+        <w:rPr>
+          <w:rFonts w:ascii="Times New Roman" w:hAnsi="Times New Roman" w:cs="Times New Roman"/>
+          <w:sz w:val="20"/>
+          <w:szCs w:val="20"/>
+        </w:rPr>
+        <w:t xml:space="preserve">Detected Task: </w:t>
+      </w:r>
+      <w:r>
+        <w:rPr>
+          <w:rFonts w:ascii="Times New Roman" w:hAnsi="Times New Roman" w:cs="Times New Roman"/>
+          <w:sz w:val="20"/>
+          <w:szCs w:val="20"/>
+        </w:rPr>
+        <w:t xml:space="preserve">Classification </w:t>
+      </w:r>
+      <w:r>
+        <w:rPr>
+          <w:rFonts w:ascii="Times New Roman" w:hAnsi="Times New Roman" w:cs="Times New Roman"/>
+          <w:sz w:val="20"/>
+          <w:szCs w:val="20"/>
+        </w:rPr>
+        <w:t xml:space="preserve"> </w:t>
       </w:r>
     </w:p>
     <w:p>
       <w:pPr>
         <w:spacing w:after="0" w:line="240" w:lineRule="auto"/>
         <w:rPr>
-          <w:sz w:val="20"/>
-          <w:szCs w:val="20"/>
-        </w:rPr>
-      </w:pPr>
-      <w:r>
-        <w:rPr>
+          <w:rFonts w:ascii="Times New Roman" w:hAnsi="Times New Roman" w:cs="Times New Roman"/>
+          <w:sz w:val="20"/>
+          <w:szCs w:val="20"/>
+        </w:rPr>
+      </w:pPr>
+      <w:r>
+        <w:rPr>
+          <w:rFonts w:ascii="Times New Roman" w:hAnsi="Times New Roman" w:cs="Times New Roman"/>
           <w:sz w:val="20"/>
           <w:szCs w:val="20"/>
         </w:rPr>
@@ -4267,16 +5754,11 @@
       </w:r>
       <w:r>
         <w:rPr>
+          <w:rFonts w:ascii="Times New Roman" w:hAnsi="Times New Roman" w:cs="Times New Roman"/>
           <w:sz w:val="20"/>
           <w:szCs w:val="20"/>
         </w:rPr>
         <w:tab/>
-      </w:r>
-      <w:r>
-        <w:rPr>
-          <w:sz w:val="20"/>
-          <w:szCs w:val="20"/>
-        </w:rPr>
         <w:t>Target column contains categorical labels representing machine fault types.</w:t>
       </w:r>
     </w:p>
@@ -4284,6 +5766,7 @@
       <w:pPr>
         <w:spacing w:after="0" w:line="240" w:lineRule="auto"/>
         <w:rPr>
+          <w:rFonts w:ascii="Times New Roman" w:hAnsi="Times New Roman" w:cs="Times New Roman"/>
           <w:sz w:val="20"/>
           <w:szCs w:val="20"/>
         </w:rPr>
@@ -4293,6 +5776,7 @@
       <w:pPr>
         <w:spacing w:after="0" w:line="240" w:lineRule="auto"/>
         <w:rPr>
+          <w:rFonts w:ascii="Times New Roman" w:hAnsi="Times New Roman" w:cs="Times New Roman"/>
           <w:b/>
           <w:bCs/>
           <w:sz w:val="28"/>
@@ -4301,6 +5785,7 @@
       </w:pPr>
       <w:r>
         <w:rPr>
+          <w:rFonts w:ascii="Times New Roman" w:hAnsi="Times New Roman" w:cs="Times New Roman"/>
           <w:b/>
           <w:bCs/>
           <w:sz w:val="28"/>
@@ -4313,12 +5798,14 @@
       <w:pPr>
         <w:spacing w:after="0" w:line="240" w:lineRule="auto"/>
         <w:rPr>
-          <w:sz w:val="20"/>
-          <w:szCs w:val="20"/>
-        </w:rPr>
-      </w:pPr>
-      <w:r>
-        <w:rPr>
+          <w:rFonts w:ascii="Times New Roman" w:hAnsi="Times New Roman" w:cs="Times New Roman"/>
+          <w:sz w:val="20"/>
+          <w:szCs w:val="20"/>
+        </w:rPr>
+      </w:pPr>
+      <w:r>
+        <w:rPr>
+          <w:rFonts w:ascii="Times New Roman" w:hAnsi="Times New Roman" w:cs="Times New Roman"/>
           <w:sz w:val="20"/>
           <w:szCs w:val="20"/>
         </w:rPr>
@@ -4329,12 +5816,14 @@
       <w:pPr>
         <w:spacing w:after="0" w:line="240" w:lineRule="auto"/>
         <w:rPr>
-          <w:sz w:val="20"/>
-          <w:szCs w:val="20"/>
-        </w:rPr>
-      </w:pPr>
-      <w:r>
-        <w:rPr>
+          <w:rFonts w:ascii="Times New Roman" w:hAnsi="Times New Roman" w:cs="Times New Roman"/>
+          <w:sz w:val="20"/>
+          <w:szCs w:val="20"/>
+        </w:rPr>
+      </w:pPr>
+      <w:r>
+        <w:rPr>
+          <w:rFonts w:ascii="Times New Roman" w:hAnsi="Times New Roman" w:cs="Times New Roman"/>
           <w:sz w:val="20"/>
           <w:szCs w:val="20"/>
         </w:rPr>
@@ -4342,16 +5831,11 @@
       </w:r>
       <w:r>
         <w:rPr>
+          <w:rFonts w:ascii="Times New Roman" w:hAnsi="Times New Roman" w:cs="Times New Roman"/>
           <w:sz w:val="20"/>
           <w:szCs w:val="20"/>
         </w:rPr>
         <w:tab/>
-      </w:r>
-      <w:r>
-        <w:rPr>
-          <w:sz w:val="20"/>
-          <w:szCs w:val="20"/>
-        </w:rPr>
         <w:t>The dataset contains nonlinear relationships and mixed feature types.</w:t>
       </w:r>
     </w:p>
@@ -4359,6 +5843,7 @@
       <w:pPr>
         <w:spacing w:after="0" w:line="240" w:lineRule="auto"/>
         <w:rPr>
+          <w:rFonts w:ascii="Times New Roman" w:hAnsi="Times New Roman" w:cs="Times New Roman"/>
           <w:sz w:val="20"/>
           <w:szCs w:val="20"/>
         </w:rPr>
@@ -4368,6 +5853,7 @@
       <w:pPr>
         <w:spacing w:after="0" w:line="240" w:lineRule="auto"/>
         <w:rPr>
+          <w:rFonts w:ascii="Times New Roman" w:hAnsi="Times New Roman" w:cs="Times New Roman"/>
           <w:b/>
           <w:bCs/>
           <w:sz w:val="28"/>
@@ -4376,6 +5862,7 @@
       </w:pPr>
       <w:r>
         <w:rPr>
+          <w:rFonts w:ascii="Times New Roman" w:hAnsi="Times New Roman" w:cs="Times New Roman"/>
           <w:b/>
           <w:bCs/>
           <w:sz w:val="28"/>
@@ -4403,6 +5890,7 @@
             <w:pPr>
               <w:jc w:val="center"/>
               <w:rPr>
+                <w:rFonts w:ascii="Times New Roman" w:hAnsi="Times New Roman" w:cs="Times New Roman"/>
                 <w:b/>
                 <w:bCs/>
                 <w:sz w:val="20"/>
@@ -4411,6 +5899,7 @@
             </w:pPr>
             <w:r>
               <w:rPr>
+                <w:rFonts w:ascii="Times New Roman" w:hAnsi="Times New Roman" w:cs="Times New Roman"/>
                 <w:b/>
                 <w:bCs/>
                 <w:sz w:val="20"/>
@@ -4428,6 +5917,7 @@
             <w:pPr>
               <w:jc w:val="center"/>
               <w:rPr>
+                <w:rFonts w:ascii="Times New Roman" w:hAnsi="Times New Roman" w:cs="Times New Roman"/>
                 <w:b/>
                 <w:bCs/>
                 <w:sz w:val="20"/>
@@ -4436,6 +5926,7 @@
             </w:pPr>
             <w:r>
               <w:rPr>
+                <w:rFonts w:ascii="Times New Roman" w:hAnsi="Times New Roman" w:cs="Times New Roman"/>
                 <w:b/>
                 <w:bCs/>
                 <w:sz w:val="20"/>
@@ -4454,12 +5945,14 @@
           <w:p>
             <w:pPr>
               <w:rPr>
+                <w:rFonts w:ascii="Times New Roman" w:hAnsi="Times New Roman" w:cs="Times New Roman"/>
                 <w:sz w:val="20"/>
                 <w:szCs w:val="20"/>
               </w:rPr>
             </w:pPr>
             <w:r>
               <w:rPr>
+                <w:rFonts w:ascii="Times New Roman" w:hAnsi="Times New Roman" w:cs="Times New Roman"/>
                 <w:sz w:val="20"/>
                 <w:szCs w:val="20"/>
               </w:rPr>
@@ -4474,12 +5967,14 @@
           <w:p>
             <w:pPr>
               <w:rPr>
+                <w:rFonts w:ascii="Times New Roman" w:hAnsi="Times New Roman" w:cs="Times New Roman"/>
                 <w:sz w:val="20"/>
                 <w:szCs w:val="20"/>
               </w:rPr>
             </w:pPr>
             <w:r>
               <w:rPr>
+                <w:rFonts w:ascii="Times New Roman" w:hAnsi="Times New Roman" w:cs="Times New Roman"/>
                 <w:sz w:val="20"/>
                 <w:szCs w:val="20"/>
               </w:rPr>
@@ -4496,12 +5991,14 @@
           <w:p>
             <w:pPr>
               <w:rPr>
+                <w:rFonts w:ascii="Times New Roman" w:hAnsi="Times New Roman" w:cs="Times New Roman"/>
                 <w:sz w:val="20"/>
                 <w:szCs w:val="20"/>
               </w:rPr>
             </w:pPr>
             <w:r>
               <w:rPr>
+                <w:rFonts w:ascii="Times New Roman" w:hAnsi="Times New Roman" w:cs="Times New Roman"/>
                 <w:sz w:val="20"/>
                 <w:szCs w:val="20"/>
               </w:rPr>
@@ -4516,12 +6013,14 @@
           <w:p>
             <w:pPr>
               <w:rPr>
+                <w:rFonts w:ascii="Times New Roman" w:hAnsi="Times New Roman" w:cs="Times New Roman"/>
                 <w:sz w:val="20"/>
                 <w:szCs w:val="20"/>
               </w:rPr>
             </w:pPr>
             <w:r>
               <w:rPr>
+                <w:rFonts w:ascii="Times New Roman" w:hAnsi="Times New Roman" w:cs="Times New Roman"/>
                 <w:sz w:val="20"/>
                 <w:szCs w:val="20"/>
               </w:rPr>
@@ -4538,12 +6037,14 @@
           <w:p>
             <w:pPr>
               <w:rPr>
+                <w:rFonts w:ascii="Times New Roman" w:hAnsi="Times New Roman" w:cs="Times New Roman"/>
                 <w:sz w:val="20"/>
                 <w:szCs w:val="20"/>
               </w:rPr>
             </w:pPr>
             <w:r>
               <w:rPr>
+                <w:rFonts w:ascii="Times New Roman" w:hAnsi="Times New Roman" w:cs="Times New Roman"/>
                 <w:sz w:val="20"/>
                 <w:szCs w:val="20"/>
               </w:rPr>
@@ -4558,12 +6059,14 @@
           <w:p>
             <w:pPr>
               <w:rPr>
+                <w:rFonts w:ascii="Times New Roman" w:hAnsi="Times New Roman" w:cs="Times New Roman"/>
                 <w:sz w:val="20"/>
                 <w:szCs w:val="20"/>
               </w:rPr>
             </w:pPr>
             <w:r>
               <w:rPr>
+                <w:rFonts w:ascii="Times New Roman" w:hAnsi="Times New Roman" w:cs="Times New Roman"/>
                 <w:sz w:val="20"/>
                 <w:szCs w:val="20"/>
               </w:rPr>
@@ -4580,12 +6083,14 @@
           <w:p>
             <w:pPr>
               <w:rPr>
+                <w:rFonts w:ascii="Times New Roman" w:hAnsi="Times New Roman" w:cs="Times New Roman"/>
                 <w:sz w:val="20"/>
                 <w:szCs w:val="20"/>
               </w:rPr>
             </w:pPr>
             <w:r>
               <w:rPr>
+                <w:rFonts w:ascii="Times New Roman" w:hAnsi="Times New Roman" w:cs="Times New Roman"/>
                 <w:sz w:val="20"/>
                 <w:szCs w:val="20"/>
               </w:rPr>
@@ -4600,12 +6105,14 @@
           <w:p>
             <w:pPr>
               <w:rPr>
+                <w:rFonts w:ascii="Times New Roman" w:hAnsi="Times New Roman" w:cs="Times New Roman"/>
                 <w:sz w:val="20"/>
                 <w:szCs w:val="20"/>
               </w:rPr>
             </w:pPr>
             <w:r>
               <w:rPr>
+                <w:rFonts w:ascii="Times New Roman" w:hAnsi="Times New Roman" w:cs="Times New Roman"/>
                 <w:sz w:val="20"/>
                 <w:szCs w:val="20"/>
               </w:rPr>
@@ -4619,6 +6126,7 @@
       <w:pPr>
         <w:spacing w:after="0" w:line="240" w:lineRule="auto"/>
         <w:rPr>
+          <w:rFonts w:ascii="Times New Roman" w:hAnsi="Times New Roman" w:cs="Times New Roman"/>
           <w:b/>
           <w:bCs/>
           <w:sz w:val="28"/>
@@ -4630,6 +6138,7 @@
       <w:pPr>
         <w:spacing w:after="0" w:line="240" w:lineRule="auto"/>
         <w:rPr>
+          <w:rFonts w:ascii="Times New Roman" w:hAnsi="Times New Roman" w:cs="Times New Roman"/>
           <w:b/>
           <w:bCs/>
           <w:sz w:val="28"/>
@@ -4638,6 +6147,7 @@
       </w:pPr>
       <w:r>
         <w:rPr>
+          <w:rFonts w:ascii="Times New Roman" w:hAnsi="Times New Roman" w:cs="Times New Roman"/>
           <w:b/>
           <w:bCs/>
           <w:sz w:val="28"/>
@@ -4650,12 +6160,14 @@
       <w:pPr>
         <w:spacing w:after="0" w:line="240" w:lineRule="auto"/>
         <w:rPr>
-          <w:sz w:val="20"/>
-          <w:szCs w:val="20"/>
-        </w:rPr>
-      </w:pPr>
-      <w:r>
-        <w:rPr>
+          <w:rFonts w:ascii="Times New Roman" w:hAnsi="Times New Roman" w:cs="Times New Roman"/>
+          <w:sz w:val="20"/>
+          <w:szCs w:val="20"/>
+        </w:rPr>
+      </w:pPr>
+      <w:r>
+        <w:rPr>
+          <w:rFonts w:ascii="Times New Roman" w:hAnsi="Times New Roman" w:cs="Times New Roman"/>
           <w:sz w:val="20"/>
           <w:szCs w:val="20"/>
         </w:rPr>
@@ -4671,12 +6183,14 @@
         </w:numPr>
         <w:spacing w:after="0" w:line="240" w:lineRule="auto"/>
         <w:rPr>
-          <w:sz w:val="20"/>
-          <w:szCs w:val="20"/>
-        </w:rPr>
-      </w:pPr>
-      <w:r>
-        <w:rPr>
+          <w:rFonts w:ascii="Times New Roman" w:hAnsi="Times New Roman" w:cs="Times New Roman"/>
+          <w:sz w:val="20"/>
+          <w:szCs w:val="20"/>
+        </w:rPr>
+      </w:pPr>
+      <w:r>
+        <w:rPr>
+          <w:rFonts w:ascii="Times New Roman" w:hAnsi="Times New Roman" w:cs="Times New Roman"/>
           <w:sz w:val="20"/>
           <w:szCs w:val="20"/>
         </w:rPr>
@@ -4692,12 +6206,14 @@
         </w:numPr>
         <w:spacing w:after="0" w:line="240" w:lineRule="auto"/>
         <w:rPr>
-          <w:sz w:val="20"/>
-          <w:szCs w:val="20"/>
-        </w:rPr>
-      </w:pPr>
-      <w:r>
-        <w:rPr>
+          <w:rFonts w:ascii="Times New Roman" w:hAnsi="Times New Roman" w:cs="Times New Roman"/>
+          <w:sz w:val="20"/>
+          <w:szCs w:val="20"/>
+        </w:rPr>
+      </w:pPr>
+      <w:r>
+        <w:rPr>
+          <w:rFonts w:ascii="Times New Roman" w:hAnsi="Times New Roman" w:cs="Times New Roman"/>
           <w:sz w:val="20"/>
           <w:szCs w:val="20"/>
         </w:rPr>
@@ -4713,12 +6229,14 @@
         </w:numPr>
         <w:spacing w:after="0" w:line="240" w:lineRule="auto"/>
         <w:rPr>
-          <w:sz w:val="20"/>
-          <w:szCs w:val="20"/>
-        </w:rPr>
-      </w:pPr>
-      <w:r>
-        <w:rPr>
+          <w:rFonts w:ascii="Times New Roman" w:hAnsi="Times New Roman" w:cs="Times New Roman"/>
+          <w:sz w:val="20"/>
+          <w:szCs w:val="20"/>
+        </w:rPr>
+      </w:pPr>
+      <w:r>
+        <w:rPr>
+          <w:rFonts w:ascii="Times New Roman" w:hAnsi="Times New Roman" w:cs="Times New Roman"/>
           <w:sz w:val="20"/>
           <w:szCs w:val="20"/>
         </w:rPr>
@@ -4734,12 +6252,14 @@
         </w:numPr>
         <w:spacing w:after="0" w:line="240" w:lineRule="auto"/>
         <w:rPr>
-          <w:sz w:val="20"/>
-          <w:szCs w:val="20"/>
-        </w:rPr>
-      </w:pPr>
-      <w:r>
-        <w:rPr>
+          <w:rFonts w:ascii="Times New Roman" w:hAnsi="Times New Roman" w:cs="Times New Roman"/>
+          <w:sz w:val="20"/>
+          <w:szCs w:val="20"/>
+        </w:rPr>
+      </w:pPr>
+      <w:r>
+        <w:rPr>
+          <w:rFonts w:ascii="Times New Roman" w:hAnsi="Times New Roman" w:cs="Times New Roman"/>
           <w:sz w:val="20"/>
           <w:szCs w:val="20"/>
         </w:rPr>
@@ -4755,12 +6275,14 @@
         </w:numPr>
         <w:spacing w:after="0" w:line="240" w:lineRule="auto"/>
         <w:rPr>
-          <w:sz w:val="20"/>
-          <w:szCs w:val="20"/>
-        </w:rPr>
-      </w:pPr>
-      <w:r>
-        <w:rPr>
+          <w:rFonts w:ascii="Times New Roman" w:hAnsi="Times New Roman" w:cs="Times New Roman"/>
+          <w:sz w:val="20"/>
+          <w:szCs w:val="20"/>
+        </w:rPr>
+      </w:pPr>
+      <w:r>
+        <w:rPr>
+          <w:rFonts w:ascii="Times New Roman" w:hAnsi="Times New Roman" w:cs="Times New Roman"/>
           <w:sz w:val="20"/>
           <w:szCs w:val="20"/>
         </w:rPr>
@@ -4771,6 +6293,7 @@
       <w:pPr>
         <w:spacing w:after="0" w:line="240" w:lineRule="auto"/>
         <w:rPr>
+          <w:rFonts w:ascii="Times New Roman" w:hAnsi="Times New Roman" w:cs="Times New Roman"/>
           <w:sz w:val="20"/>
           <w:szCs w:val="20"/>
         </w:rPr>
@@ -4780,6 +6303,7 @@
       <w:pPr>
         <w:spacing w:after="0" w:line="240" w:lineRule="auto"/>
         <w:rPr>
+          <w:rFonts w:ascii="Times New Roman" w:hAnsi="Times New Roman" w:cs="Times New Roman"/>
           <w:b/>
           <w:bCs/>
           <w:sz w:val="28"/>
@@ -4788,6 +6312,7 @@
       </w:pPr>
       <w:r>
         <w:rPr>
+          <w:rFonts w:ascii="Times New Roman" w:hAnsi="Times New Roman" w:cs="Times New Roman"/>
           <w:b/>
           <w:bCs/>
           <w:sz w:val="28"/>
@@ -4800,6 +6325,7 @@
       <w:pPr>
         <w:spacing w:after="0" w:line="240" w:lineRule="auto"/>
         <w:rPr>
+          <w:rFonts w:ascii="Times New Roman" w:hAnsi="Times New Roman" w:cs="Times New Roman"/>
           <w:b/>
           <w:bCs/>
           <w:sz w:val="20"/>
@@ -4808,6 +6334,7 @@
       </w:pPr>
       <w:r>
         <w:rPr>
+          <w:rFonts w:ascii="Times New Roman" w:hAnsi="Times New Roman" w:cs="Times New Roman"/>
           <w:b/>
           <w:bCs/>
           <w:sz w:val="20"/>
@@ -4820,12 +6347,14 @@
       <w:pPr>
         <w:spacing w:after="0" w:line="240" w:lineRule="auto"/>
         <w:rPr>
-          <w:sz w:val="20"/>
-          <w:szCs w:val="20"/>
-        </w:rPr>
-      </w:pPr>
-      <w:r>
-        <w:rPr>
+          <w:rFonts w:ascii="Times New Roman" w:hAnsi="Times New Roman" w:cs="Times New Roman"/>
+          <w:sz w:val="20"/>
+          <w:szCs w:val="20"/>
+        </w:rPr>
+      </w:pPr>
+      <w:r>
+        <w:rPr>
+          <w:rFonts w:ascii="Times New Roman" w:hAnsi="Times New Roman" w:cs="Times New Roman"/>
           <w:sz w:val="20"/>
           <w:szCs w:val="20"/>
         </w:rPr>
@@ -4836,6 +6365,7 @@
       <w:pPr>
         <w:spacing w:after="0" w:line="240" w:lineRule="auto"/>
         <w:rPr>
+          <w:rFonts w:ascii="Times New Roman" w:hAnsi="Times New Roman" w:cs="Times New Roman"/>
           <w:b/>
           <w:bCs/>
           <w:sz w:val="20"/>
@@ -4844,6 +6374,7 @@
       </w:pPr>
       <w:r>
         <w:rPr>
+          <w:rFonts w:ascii="Times New Roman" w:hAnsi="Times New Roman" w:cs="Times New Roman"/>
           <w:b/>
           <w:bCs/>
           <w:sz w:val="20"/>
@@ -4856,12 +6387,14 @@
       <w:pPr>
         <w:spacing w:after="0" w:line="240" w:lineRule="auto"/>
         <w:rPr>
-          <w:sz w:val="20"/>
-          <w:szCs w:val="20"/>
-        </w:rPr>
-      </w:pPr>
-      <w:r>
-        <w:rPr>
+          <w:rFonts w:ascii="Times New Roman" w:hAnsi="Times New Roman" w:cs="Times New Roman"/>
+          <w:sz w:val="20"/>
+          <w:szCs w:val="20"/>
+        </w:rPr>
+      </w:pPr>
+      <w:r>
+        <w:rPr>
+          <w:rFonts w:ascii="Times New Roman" w:hAnsi="Times New Roman" w:cs="Times New Roman"/>
           <w:sz w:val="20"/>
           <w:szCs w:val="20"/>
         </w:rPr>
@@ -4872,6 +6405,7 @@
       <w:pPr>
         <w:spacing w:after="0" w:line="240" w:lineRule="auto"/>
         <w:rPr>
+          <w:rFonts w:ascii="Times New Roman" w:hAnsi="Times New Roman" w:cs="Times New Roman"/>
           <w:sz w:val="20"/>
           <w:szCs w:val="20"/>
         </w:rPr>
@@ -4882,6 +6416,7 @@
         <w:spacing w:after="0" w:line="240" w:lineRule="auto"/>
         <w:jc w:val="both"/>
         <w:rPr>
+          <w:rFonts w:ascii="Times New Roman" w:hAnsi="Times New Roman" w:cs="Times New Roman"/>
           <w:b/>
           <w:bCs/>
           <w:sz w:val="28"/>
@@ -4890,6 +6425,7 @@
       </w:pPr>
       <w:r>
         <w:rPr>
+          <w:rFonts w:ascii="Times New Roman" w:hAnsi="Times New Roman" w:cs="Times New Roman"/>
           <w:b/>
           <w:bCs/>
           <w:sz w:val="28"/>
@@ -4903,12 +6439,14 @@
         <w:spacing w:after="0" w:line="240" w:lineRule="auto"/>
         <w:jc w:val="both"/>
         <w:rPr>
-          <w:sz w:val="20"/>
-          <w:szCs w:val="20"/>
-        </w:rPr>
-      </w:pPr>
-      <w:r>
-        <w:rPr>
+          <w:rFonts w:ascii="Times New Roman" w:hAnsi="Times New Roman" w:cs="Times New Roman"/>
+          <w:sz w:val="20"/>
+          <w:szCs w:val="20"/>
+        </w:rPr>
+      </w:pPr>
+      <w:r>
+        <w:rPr>
+          <w:rFonts w:ascii="Times New Roman" w:hAnsi="Times New Roman" w:cs="Times New Roman"/>
           <w:sz w:val="20"/>
           <w:szCs w:val="20"/>
         </w:rPr>
@@ -4917,6 +6455,7 @@
       <w:proofErr w:type="spellStart"/>
       <w:r>
         <w:rPr>
+          <w:rFonts w:ascii="Times New Roman" w:hAnsi="Times New Roman" w:cs="Times New Roman"/>
           <w:sz w:val="20"/>
           <w:szCs w:val="20"/>
         </w:rPr>
@@ -4925,6 +6464,7 @@
       <w:proofErr w:type="spellEnd"/>
       <w:r>
         <w:rPr>
+          <w:rFonts w:ascii="Times New Roman" w:hAnsi="Times New Roman" w:cs="Times New Roman"/>
           <w:sz w:val="20"/>
           <w:szCs w:val="20"/>
         </w:rPr>
@@ -4936,20 +6476,1144 @@
         <w:spacing w:after="0" w:line="240" w:lineRule="auto"/>
         <w:jc w:val="both"/>
         <w:rPr>
-          <w:sz w:val="20"/>
-          <w:szCs w:val="20"/>
-        </w:rPr>
-      </w:pPr>
-      <w:r>
-        <w:rPr>
-          <w:sz w:val="20"/>
-          <w:szCs w:val="20"/>
-        </w:rPr>
-        <w:t>The proposed solution demonstrates strong innovation, technical implementation, scalability, robustness, and direct applicability to ABB industrial use cases such as predictive maintenance, manufacturing analytics, and anomaly detection.</w:t>
-      </w:r>
+          <w:rFonts w:ascii="Times New Roman" w:hAnsi="Times New Roman" w:cs="Times New Roman"/>
+          <w:sz w:val="20"/>
+          <w:szCs w:val="20"/>
+        </w:rPr>
+      </w:pPr>
+      <w:r>
+        <w:rPr>
+          <w:rFonts w:ascii="Times New Roman" w:hAnsi="Times New Roman" w:cs="Times New Roman"/>
+          <w:sz w:val="20"/>
+          <w:szCs w:val="20"/>
+        </w:rPr>
+        <w:t>The proposed solution demonstrates strong innovation, technical implementation, scalability, robustness, and direct applicability to ABB industrial use cases such as predictive maintenance, manufacturing analytics, and anomaly detection</w:t>
+      </w:r>
+    </w:p>
+    <w:p>
+      <w:pPr>
+        <w:jc w:val="both"/>
+        <w:rPr>
+          <w:rFonts w:ascii="Times New Roman" w:hAnsi="Times New Roman" w:cs="Times New Roman"/>
+          <w:sz w:val="20"/>
+          <w:szCs w:val="20"/>
+        </w:rPr>
+      </w:pPr>
+      <w:r>
+        <w:rPr>
+          <w:rFonts w:ascii="Times New Roman" w:hAnsi="Times New Roman" w:cs="Times New Roman"/>
+          <w:sz w:val="20"/>
+          <w:szCs w:val="20"/>
+        </w:rPr>
+        <w:br w:type="page"/>
+      </w:r>
+    </w:p>
+    <w:p>
+      <w:pPr>
+        <w:spacing w:after="0" w:line="240" w:lineRule="auto"/>
+        <w:jc w:val="both"/>
+        <w:rPr>
+          <w:rFonts w:ascii="Times New Roman" w:hAnsi="Times New Roman" w:cs="Times New Roman"/>
+          <w:sz w:val="20"/>
+          <w:szCs w:val="20"/>
+        </w:rPr>
+      </w:pPr>
+    </w:p>
+    <w:p>
+      <w:pPr>
+        <w:jc w:val="center"/>
+        <w:rPr>
+          <w:rFonts w:ascii="Times New Roman" w:hAnsi="Times New Roman" w:cs="Times New Roman"/>
+          <w:b/>
+          <w:bCs/>
+          <w:sz w:val="32"/>
+          <w:szCs w:val="32"/>
+        </w:rPr>
+      </w:pPr>
+      <w:proofErr w:type="spellStart"/>
+      <w:proofErr w:type="gramStart"/>
+      <w:r>
+        <w:rPr>
+          <w:rFonts w:ascii="Times New Roman" w:hAnsi="Times New Roman" w:cs="Times New Roman"/>
+          <w:b/>
+          <w:bCs/>
+          <w:sz w:val="32"/>
+          <w:szCs w:val="32"/>
+        </w:rPr>
+        <w:t>ScreenShot</w:t>
+      </w:r>
+      <w:r>
+        <w:rPr>
+          <w:rFonts w:ascii="Times New Roman" w:hAnsi="Times New Roman" w:cs="Times New Roman"/>
+          <w:b/>
+          <w:bCs/>
+          <w:sz w:val="32"/>
+          <w:szCs w:val="32"/>
+        </w:rPr>
+        <w:t>s</w:t>
+      </w:r>
+      <w:proofErr w:type="spellEnd"/>
+      <w:r>
+        <w:rPr>
+          <w:rFonts w:ascii="Times New Roman" w:hAnsi="Times New Roman" w:cs="Times New Roman"/>
+          <w:b/>
+          <w:bCs/>
+          <w:sz w:val="32"/>
+          <w:szCs w:val="32"/>
+        </w:rPr>
+        <w:t>:-</w:t>
+      </w:r>
+      <w:proofErr w:type="gramEnd"/>
+    </w:p>
+    <w:p>
+      <w:pPr>
+        <w:jc w:val="both"/>
+        <w:rPr>
+          <w:rFonts w:ascii="Times New Roman" w:hAnsi="Times New Roman" w:cs="Times New Roman"/>
+          <w:sz w:val="20"/>
+          <w:szCs w:val="20"/>
+        </w:rPr>
+      </w:pPr>
+    </w:p>
+    <w:p>
+      <w:pPr>
+        <w:jc w:val="both"/>
+        <w:rPr>
+          <w:rFonts w:ascii="Times New Roman" w:hAnsi="Times New Roman" w:cs="Times New Roman"/>
+          <w:sz w:val="20"/>
+          <w:szCs w:val="20"/>
+        </w:rPr>
+      </w:pPr>
+      <w:r>
+        <w:rPr>
+          <w:rFonts w:ascii="Times New Roman" w:hAnsi="Times New Roman" w:cs="Times New Roman"/>
+          <w:sz w:val="20"/>
+          <w:szCs w:val="20"/>
+        </w:rPr>
+        <w:t>The following implementation screenshots demonstrate the fully functional ADSLM platform developed for the ABB Innovation Evaluation 2026. The system integrates automated machine learning, adaptive intelligence, explainable AI, and industrial analytics into a unified end-to-end workflow capable of handling multiple machine learning problem types.</w:t>
+      </w:r>
+    </w:p>
+    <w:p>
+      <w:pPr>
+        <w:jc w:val="both"/>
+        <w:rPr>
+          <w:rFonts w:ascii="Times New Roman" w:hAnsi="Times New Roman" w:cs="Times New Roman"/>
+          <w:sz w:val="20"/>
+          <w:szCs w:val="20"/>
+        </w:rPr>
+      </w:pPr>
+    </w:p>
+    <w:p>
+      <w:pPr>
+        <w:keepNext/>
+        <w:jc w:val="center"/>
+        <w:rPr>
+          <w:rFonts w:ascii="Times New Roman" w:hAnsi="Times New Roman" w:cs="Times New Roman"/>
+        </w:rPr>
+      </w:pPr>
+      <w:r>
+        <w:rPr>
+          <w:rFonts w:ascii="Times New Roman" w:hAnsi="Times New Roman" w:cs="Times New Roman"/>
+          <w:noProof/>
+          <w:sz w:val="20"/>
+          <w:szCs w:val="20"/>
+        </w:rPr>
+        <w:drawing>
+          <wp:inline distT="0" distB="0" distL="0" distR="0" wp14:anchorId="68A676E9" wp14:editId="3795FDA7">
+            <wp:extent cx="6425513" cy="2880000"/>
+            <wp:effectExtent l="0" t="0" r="0" b="0"/>
+            <wp:docPr id="381250541" name="Picture 5"/>
+            <wp:cNvGraphicFramePr>
+              <a:graphicFrameLocks xmlns:a="http://schemas.openxmlformats.org/drawingml/2006/main" noChangeAspect="1"/>
+            </wp:cNvGraphicFramePr>
+            <a:graphic xmlns:a="http://schemas.openxmlformats.org/drawingml/2006/main">
+              <a:graphicData uri="http://schemas.openxmlformats.org/drawingml/2006/picture">
+                <pic:pic xmlns:pic="http://schemas.openxmlformats.org/drawingml/2006/picture">
+                  <pic:nvPicPr>
+                    <pic:cNvPr id="381250541" name="Picture 381250541"/>
+                    <pic:cNvPicPr/>
+                  </pic:nvPicPr>
+                  <pic:blipFill>
+                    <a:blip r:embed="rId9" cstate="print">
+                      <a:extLst>
+                        <a:ext uri="{28A0092B-C50C-407E-A947-70E740481C1C}">
+                          <a14:useLocalDpi xmlns:a14="http://schemas.microsoft.com/office/drawing/2010/main" val="0"/>
+                        </a:ext>
+                      </a:extLst>
+                    </a:blip>
+                    <a:stretch>
+                      <a:fillRect/>
+                    </a:stretch>
+                  </pic:blipFill>
+                  <pic:spPr>
+                    <a:xfrm>
+                      <a:off x="0" y="0"/>
+                      <a:ext cx="6425513" cy="2880000"/>
+                    </a:xfrm>
+                    <a:prstGeom prst="rect">
+                      <a:avLst/>
+                    </a:prstGeom>
+                  </pic:spPr>
+                </pic:pic>
+              </a:graphicData>
+            </a:graphic>
+          </wp:inline>
+        </w:drawing>
+      </w:r>
+    </w:p>
+    <w:p>
+      <w:pPr>
+        <w:pStyle w:val="Caption"/>
+        <w:jc w:val="center"/>
+        <w:rPr>
+          <w:rFonts w:ascii="Times New Roman" w:hAnsi="Times New Roman" w:cs="Times New Roman"/>
+        </w:rPr>
+      </w:pPr>
+      <w:r>
+        <w:rPr>
+          <w:rFonts w:ascii="Times New Roman" w:hAnsi="Times New Roman" w:cs="Times New Roman"/>
+        </w:rPr>
+        <w:t xml:space="preserve">Figure </w:t>
+      </w:r>
+      <w:r>
+        <w:rPr>
+          <w:rFonts w:ascii="Times New Roman" w:hAnsi="Times New Roman" w:cs="Times New Roman"/>
+        </w:rPr>
+        <w:fldChar w:fldCharType="begin"/>
+      </w:r>
+      <w:r>
+        <w:rPr>
+          <w:rFonts w:ascii="Times New Roman" w:hAnsi="Times New Roman" w:cs="Times New Roman"/>
+        </w:rPr>
+        <w:instrText xml:space="preserve"> SEQ Figure \* ARABIC </w:instrText>
+      </w:r>
+      <w:r>
+        <w:rPr>
+          <w:rFonts w:ascii="Times New Roman" w:hAnsi="Times New Roman" w:cs="Times New Roman"/>
+        </w:rPr>
+        <w:fldChar w:fldCharType="separate"/>
+      </w:r>
+      <w:r>
+        <w:rPr>
+          <w:rFonts w:ascii="Times New Roman" w:hAnsi="Times New Roman" w:cs="Times New Roman"/>
+          <w:noProof/>
+        </w:rPr>
+        <w:t>1</w:t>
+      </w:r>
+      <w:r>
+        <w:rPr>
+          <w:rFonts w:ascii="Times New Roman" w:hAnsi="Times New Roman" w:cs="Times New Roman"/>
+        </w:rPr>
+        <w:fldChar w:fldCharType="end"/>
+      </w:r>
+      <w:r>
+        <w:rPr>
+          <w:rFonts w:ascii="Times New Roman" w:hAnsi="Times New Roman" w:cs="Times New Roman"/>
+        </w:rPr>
+        <w:t>:- Figure 1: ADSLM Interactive Dashboard Interface</w:t>
+      </w:r>
+    </w:p>
+    <w:p>
+      <w:pPr>
+        <w:jc w:val="both"/>
+        <w:rPr>
+          <w:rFonts w:ascii="Times New Roman" w:hAnsi="Times New Roman" w:cs="Times New Roman"/>
+          <w:sz w:val="20"/>
+          <w:szCs w:val="20"/>
+        </w:rPr>
+      </w:pPr>
+      <w:r>
+        <w:rPr>
+          <w:rFonts w:ascii="Times New Roman" w:hAnsi="Times New Roman" w:cs="Times New Roman"/>
+          <w:sz w:val="20"/>
+          <w:szCs w:val="20"/>
+        </w:rPr>
+        <w:t xml:space="preserve">The dashboard provides a centralized user interface for interacting with the Adaptive Data Science Language Model (ADSLM). Users can upload industrial or business datasets in CSV format, configure target variables, and select the desired expertise level for </w:t>
+      </w:r>
+      <w:r>
+        <w:rPr>
+          <w:rFonts w:ascii="Times New Roman" w:hAnsi="Times New Roman" w:cs="Times New Roman"/>
+          <w:sz w:val="20"/>
+          <w:szCs w:val="20"/>
+        </w:rPr>
+        <w:t xml:space="preserve">the </w:t>
+      </w:r>
+      <w:r>
+        <w:rPr>
+          <w:rFonts w:ascii="Times New Roman" w:hAnsi="Times New Roman" w:cs="Times New Roman"/>
+          <w:sz w:val="20"/>
+          <w:szCs w:val="20"/>
+        </w:rPr>
+        <w:t>AI-generated</w:t>
+      </w:r>
+      <w:r>
+        <w:rPr>
+          <w:rFonts w:ascii="Times New Roman" w:hAnsi="Times New Roman" w:cs="Times New Roman"/>
+          <w:sz w:val="20"/>
+          <w:szCs w:val="20"/>
+        </w:rPr>
+        <w:t xml:space="preserve"> explanations.</w:t>
+      </w:r>
+    </w:p>
+    <w:p>
+      <w:pPr>
+        <w:jc w:val="both"/>
+        <w:rPr>
+          <w:rFonts w:ascii="Times New Roman" w:hAnsi="Times New Roman" w:cs="Times New Roman"/>
+          <w:sz w:val="20"/>
+          <w:szCs w:val="20"/>
+        </w:rPr>
+      </w:pPr>
+      <w:r>
+        <w:rPr>
+          <w:rFonts w:ascii="Times New Roman" w:hAnsi="Times New Roman" w:cs="Times New Roman"/>
+          <w:sz w:val="20"/>
+          <w:szCs w:val="20"/>
+        </w:rPr>
+        <w:t xml:space="preserve">The system supports Regression, </w:t>
+      </w:r>
+      <w:proofErr w:type="gramStart"/>
+      <w:r>
+        <w:rPr>
+          <w:rFonts w:ascii="Times New Roman" w:hAnsi="Times New Roman" w:cs="Times New Roman"/>
+          <w:sz w:val="20"/>
+          <w:szCs w:val="20"/>
+        </w:rPr>
+        <w:t xml:space="preserve">Classification </w:t>
+      </w:r>
+      <w:r>
+        <w:rPr>
+          <w:rFonts w:ascii="Times New Roman" w:hAnsi="Times New Roman" w:cs="Times New Roman"/>
+          <w:sz w:val="20"/>
+          <w:szCs w:val="20"/>
+        </w:rPr>
+        <w:t>,</w:t>
+      </w:r>
+      <w:proofErr w:type="gramEnd"/>
+      <w:r>
+        <w:rPr>
+          <w:rFonts w:ascii="Times New Roman" w:hAnsi="Times New Roman" w:cs="Times New Roman"/>
+          <w:sz w:val="20"/>
+          <w:szCs w:val="20"/>
+        </w:rPr>
+        <w:t xml:space="preserve"> Clustering, and Time-Series forecasting workflows through a single adaptive pipeline. The interface also highlights the modular architecture of the platform, showcasing task automation, adaptive intelligence, and scalable AI-driven analytics capabilities.</w:t>
+      </w:r>
+    </w:p>
+    <w:p>
+      <w:pPr>
+        <w:spacing w:after="0" w:line="240" w:lineRule="auto"/>
+        <w:jc w:val="both"/>
+        <w:rPr>
+          <w:rFonts w:ascii="Times New Roman" w:hAnsi="Times New Roman" w:cs="Times New Roman"/>
+          <w:sz w:val="20"/>
+          <w:szCs w:val="20"/>
+        </w:rPr>
+      </w:pPr>
+    </w:p>
+    <w:p>
+      <w:pPr>
+        <w:rPr>
+          <w:rFonts w:ascii="Times New Roman" w:hAnsi="Times New Roman" w:cs="Times New Roman"/>
+          <w:sz w:val="20"/>
+          <w:szCs w:val="20"/>
+        </w:rPr>
+      </w:pPr>
+      <w:r>
+        <w:rPr>
+          <w:rFonts w:ascii="Times New Roman" w:hAnsi="Times New Roman" w:cs="Times New Roman"/>
+          <w:sz w:val="20"/>
+          <w:szCs w:val="20"/>
+        </w:rPr>
+        <w:br w:type="page"/>
+      </w:r>
+    </w:p>
+    <w:p>
+      <w:pPr>
+        <w:rPr>
+          <w:rFonts w:ascii="Times New Roman" w:hAnsi="Times New Roman" w:cs="Times New Roman"/>
+          <w:sz w:val="20"/>
+          <w:szCs w:val="20"/>
+        </w:rPr>
+      </w:pPr>
+    </w:p>
+    <w:p>
+      <w:pPr>
+        <w:keepNext/>
+        <w:jc w:val="center"/>
+        <w:rPr>
+          <w:rFonts w:ascii="Times New Roman" w:hAnsi="Times New Roman" w:cs="Times New Roman"/>
+        </w:rPr>
+      </w:pPr>
+      <w:r>
+        <w:rPr>
+          <w:rFonts w:ascii="Times New Roman" w:hAnsi="Times New Roman" w:cs="Times New Roman"/>
+          <w:noProof/>
+          <w:sz w:val="20"/>
+          <w:szCs w:val="20"/>
+        </w:rPr>
+        <w:drawing>
+          <wp:inline distT="0" distB="0" distL="0" distR="0" wp14:anchorId="1F4D2AE2" wp14:editId="41C4D7C2">
+            <wp:extent cx="6244475" cy="2880000"/>
+            <wp:effectExtent l="0" t="0" r="4445" b="0"/>
+            <wp:docPr id="1649552229" name="Picture 6"/>
+            <wp:cNvGraphicFramePr>
+              <a:graphicFrameLocks xmlns:a="http://schemas.openxmlformats.org/drawingml/2006/main" noChangeAspect="1"/>
+            </wp:cNvGraphicFramePr>
+            <a:graphic xmlns:a="http://schemas.openxmlformats.org/drawingml/2006/main">
+              <a:graphicData uri="http://schemas.openxmlformats.org/drawingml/2006/picture">
+                <pic:pic xmlns:pic="http://schemas.openxmlformats.org/drawingml/2006/picture">
+                  <pic:nvPicPr>
+                    <pic:cNvPr id="1649552229" name="Picture 1649552229"/>
+                    <pic:cNvPicPr/>
+                  </pic:nvPicPr>
+                  <pic:blipFill>
+                    <a:blip r:embed="rId10" cstate="print">
+                      <a:extLst>
+                        <a:ext uri="{28A0092B-C50C-407E-A947-70E740481C1C}">
+                          <a14:useLocalDpi xmlns:a14="http://schemas.microsoft.com/office/drawing/2010/main" val="0"/>
+                        </a:ext>
+                      </a:extLst>
+                    </a:blip>
+                    <a:stretch>
+                      <a:fillRect/>
+                    </a:stretch>
+                  </pic:blipFill>
+                  <pic:spPr>
+                    <a:xfrm>
+                      <a:off x="0" y="0"/>
+                      <a:ext cx="6244475" cy="2880000"/>
+                    </a:xfrm>
+                    <a:prstGeom prst="rect">
+                      <a:avLst/>
+                    </a:prstGeom>
+                  </pic:spPr>
+                </pic:pic>
+              </a:graphicData>
+            </a:graphic>
+          </wp:inline>
+        </w:drawing>
+      </w:r>
+    </w:p>
+    <w:p>
+      <w:pPr>
+        <w:pStyle w:val="Caption"/>
+        <w:jc w:val="center"/>
+        <w:rPr>
+          <w:rFonts w:ascii="Times New Roman" w:hAnsi="Times New Roman" w:cs="Times New Roman"/>
+          <w:sz w:val="20"/>
+          <w:szCs w:val="20"/>
+        </w:rPr>
+      </w:pPr>
+      <w:r>
+        <w:rPr>
+          <w:rFonts w:ascii="Times New Roman" w:hAnsi="Times New Roman" w:cs="Times New Roman"/>
+        </w:rPr>
+        <w:t xml:space="preserve">Figure </w:t>
+      </w:r>
+      <w:r>
+        <w:rPr>
+          <w:rFonts w:ascii="Times New Roman" w:hAnsi="Times New Roman" w:cs="Times New Roman"/>
+        </w:rPr>
+        <w:fldChar w:fldCharType="begin"/>
+      </w:r>
+      <w:r>
+        <w:rPr>
+          <w:rFonts w:ascii="Times New Roman" w:hAnsi="Times New Roman" w:cs="Times New Roman"/>
+        </w:rPr>
+        <w:instrText xml:space="preserve"> SEQ Figure \* ARABIC </w:instrText>
+      </w:r>
+      <w:r>
+        <w:rPr>
+          <w:rFonts w:ascii="Times New Roman" w:hAnsi="Times New Roman" w:cs="Times New Roman"/>
+        </w:rPr>
+        <w:fldChar w:fldCharType="separate"/>
+      </w:r>
+      <w:r>
+        <w:rPr>
+          <w:rFonts w:ascii="Times New Roman" w:hAnsi="Times New Roman" w:cs="Times New Roman"/>
+          <w:noProof/>
+        </w:rPr>
+        <w:t>2</w:t>
+      </w:r>
+      <w:r>
+        <w:rPr>
+          <w:rFonts w:ascii="Times New Roman" w:hAnsi="Times New Roman" w:cs="Times New Roman"/>
+        </w:rPr>
+        <w:fldChar w:fldCharType="end"/>
+      </w:r>
+      <w:r>
+        <w:rPr>
+          <w:rFonts w:ascii="Times New Roman" w:hAnsi="Times New Roman" w:cs="Times New Roman"/>
+        </w:rPr>
+        <w:t>:- Automated Pipeline Execution and AI Insight Generation</w:t>
+      </w:r>
+    </w:p>
+    <w:p>
+      <w:pPr>
+        <w:spacing w:after="0" w:line="240" w:lineRule="auto"/>
+        <w:jc w:val="both"/>
+        <w:rPr>
+          <w:rFonts w:ascii="Times New Roman" w:hAnsi="Times New Roman" w:cs="Times New Roman"/>
+          <w:sz w:val="20"/>
+          <w:szCs w:val="20"/>
+        </w:rPr>
+      </w:pPr>
+    </w:p>
+    <w:p>
+      <w:pPr>
+        <w:spacing w:line="240" w:lineRule="auto"/>
+        <w:jc w:val="both"/>
+        <w:rPr>
+          <w:rFonts w:ascii="Times New Roman" w:hAnsi="Times New Roman" w:cs="Times New Roman"/>
+          <w:sz w:val="20"/>
+          <w:szCs w:val="20"/>
+        </w:rPr>
+      </w:pPr>
+      <w:r>
+        <w:rPr>
+          <w:rFonts w:ascii="Times New Roman" w:hAnsi="Times New Roman" w:cs="Times New Roman"/>
+          <w:sz w:val="20"/>
+          <w:szCs w:val="20"/>
+        </w:rPr>
+        <w:t xml:space="preserve">This screenshot demonstrates the real-time execution of the ADSLM pipeline after dataset submission. The platform automatically </w:t>
+      </w:r>
+      <w:proofErr w:type="spellStart"/>
+      <w:r>
+        <w:rPr>
+          <w:rFonts w:ascii="Times New Roman" w:hAnsi="Times New Roman" w:cs="Times New Roman"/>
+          <w:sz w:val="20"/>
+          <w:szCs w:val="20"/>
+        </w:rPr>
+        <w:t>analyzed</w:t>
+      </w:r>
+      <w:proofErr w:type="spellEnd"/>
+      <w:r>
+        <w:rPr>
+          <w:rFonts w:ascii="Times New Roman" w:hAnsi="Times New Roman" w:cs="Times New Roman"/>
+          <w:sz w:val="20"/>
+          <w:szCs w:val="20"/>
+        </w:rPr>
+        <w:t xml:space="preserve"> the uploaded dataset, detected the machine learning task type as Clustering, and selected </w:t>
+      </w:r>
+      <w:proofErr w:type="spellStart"/>
+      <w:r>
+        <w:rPr>
+          <w:rFonts w:ascii="Times New Roman" w:hAnsi="Times New Roman" w:cs="Times New Roman"/>
+          <w:sz w:val="20"/>
+          <w:szCs w:val="20"/>
+        </w:rPr>
+        <w:t>KMeans</w:t>
+      </w:r>
+      <w:proofErr w:type="spellEnd"/>
+      <w:r>
+        <w:rPr>
+          <w:rFonts w:ascii="Times New Roman" w:hAnsi="Times New Roman" w:cs="Times New Roman"/>
+          <w:sz w:val="20"/>
+          <w:szCs w:val="20"/>
+        </w:rPr>
+        <w:t xml:space="preserve"> as the most suitable</w:t>
+      </w:r>
+      <w:r>
+        <w:rPr>
+          <w:rFonts w:ascii="Times New Roman" w:hAnsi="Times New Roman" w:cs="Times New Roman"/>
+          <w:sz w:val="20"/>
+          <w:szCs w:val="20"/>
+        </w:rPr>
+        <w:t xml:space="preserve"> </w:t>
+      </w:r>
+      <w:r>
+        <w:rPr>
+          <w:rFonts w:ascii="Times New Roman" w:hAnsi="Times New Roman" w:cs="Times New Roman"/>
+          <w:sz w:val="20"/>
+          <w:szCs w:val="20"/>
+        </w:rPr>
+        <w:t>model</w:t>
+      </w:r>
+      <w:r>
+        <w:rPr>
+          <w:rFonts w:ascii="Times New Roman" w:hAnsi="Times New Roman" w:cs="Times New Roman"/>
+          <w:sz w:val="20"/>
+          <w:szCs w:val="20"/>
+        </w:rPr>
+        <w:t xml:space="preserve"> </w:t>
+      </w:r>
+      <w:r>
+        <w:rPr>
+          <w:rFonts w:ascii="Times New Roman" w:hAnsi="Times New Roman" w:cs="Times New Roman"/>
+          <w:sz w:val="20"/>
+          <w:szCs w:val="20"/>
+        </w:rPr>
+        <w:t>based on dataset characteristics and feature distribution.</w:t>
+      </w:r>
+    </w:p>
+    <w:p>
+      <w:pPr>
+        <w:spacing w:after="0" w:line="240" w:lineRule="auto"/>
+        <w:jc w:val="both"/>
+        <w:rPr>
+          <w:rFonts w:ascii="Times New Roman" w:hAnsi="Times New Roman" w:cs="Times New Roman"/>
+          <w:sz w:val="20"/>
+          <w:szCs w:val="20"/>
+        </w:rPr>
+      </w:pPr>
+      <w:r>
+        <w:rPr>
+          <w:rFonts w:ascii="Times New Roman" w:hAnsi="Times New Roman" w:cs="Times New Roman"/>
+          <w:sz w:val="20"/>
+          <w:szCs w:val="20"/>
+        </w:rPr>
+        <w:t>The system generated evaluation metrics including Silhouette Score, cluster statistics, and model comparison results. Additionally, the AI Insight Engine produced human-readable analytical explanations adapted to the selected expertise level, enabling both technical and non-technical users to interpret results effectively.</w:t>
+      </w:r>
+    </w:p>
+    <w:p>
+      <w:pPr>
+        <w:spacing w:after="0" w:line="240" w:lineRule="auto"/>
+        <w:jc w:val="both"/>
+        <w:rPr>
+          <w:rFonts w:ascii="Times New Roman" w:hAnsi="Times New Roman" w:cs="Times New Roman"/>
+          <w:sz w:val="20"/>
+          <w:szCs w:val="20"/>
+        </w:rPr>
+      </w:pPr>
+    </w:p>
+    <w:p>
+      <w:pPr>
+        <w:spacing w:after="0" w:line="240" w:lineRule="auto"/>
+        <w:jc w:val="both"/>
+        <w:rPr>
+          <w:rFonts w:ascii="Times New Roman" w:hAnsi="Times New Roman" w:cs="Times New Roman"/>
+          <w:sz w:val="20"/>
+          <w:szCs w:val="20"/>
+        </w:rPr>
+      </w:pPr>
+    </w:p>
+    <w:p>
+      <w:pPr>
+        <w:keepNext/>
+        <w:spacing w:after="0" w:line="240" w:lineRule="auto"/>
+        <w:jc w:val="center"/>
+        <w:rPr>
+          <w:rFonts w:ascii="Times New Roman" w:hAnsi="Times New Roman" w:cs="Times New Roman"/>
+        </w:rPr>
+      </w:pPr>
+      <w:r>
+        <w:rPr>
+          <w:rFonts w:ascii="Times New Roman" w:hAnsi="Times New Roman" w:cs="Times New Roman"/>
+          <w:noProof/>
+          <w:sz w:val="20"/>
+          <w:szCs w:val="20"/>
+        </w:rPr>
+        <w:drawing>
+          <wp:inline distT="0" distB="0" distL="0" distR="0" wp14:anchorId="64107E5E" wp14:editId="018E0E3C">
+            <wp:extent cx="6359087" cy="2880000"/>
+            <wp:effectExtent l="0" t="0" r="3810" b="0"/>
+            <wp:docPr id="676530963" name="Picture 7"/>
+            <wp:cNvGraphicFramePr>
+              <a:graphicFrameLocks xmlns:a="http://schemas.openxmlformats.org/drawingml/2006/main" noChangeAspect="1"/>
+            </wp:cNvGraphicFramePr>
+            <a:graphic xmlns:a="http://schemas.openxmlformats.org/drawingml/2006/main">
+              <a:graphicData uri="http://schemas.openxmlformats.org/drawingml/2006/picture">
+                <pic:pic xmlns:pic="http://schemas.openxmlformats.org/drawingml/2006/picture">
+                  <pic:nvPicPr>
+                    <pic:cNvPr id="676530963" name="Picture 676530963"/>
+                    <pic:cNvPicPr/>
+                  </pic:nvPicPr>
+                  <pic:blipFill>
+                    <a:blip r:embed="rId11" cstate="print">
+                      <a:extLst>
+                        <a:ext uri="{28A0092B-C50C-407E-A947-70E740481C1C}">
+                          <a14:useLocalDpi xmlns:a14="http://schemas.microsoft.com/office/drawing/2010/main" val="0"/>
+                        </a:ext>
+                      </a:extLst>
+                    </a:blip>
+                    <a:stretch>
+                      <a:fillRect/>
+                    </a:stretch>
+                  </pic:blipFill>
+                  <pic:spPr>
+                    <a:xfrm>
+                      <a:off x="0" y="0"/>
+                      <a:ext cx="6359087" cy="2880000"/>
+                    </a:xfrm>
+                    <a:prstGeom prst="rect">
+                      <a:avLst/>
+                    </a:prstGeom>
+                  </pic:spPr>
+                </pic:pic>
+              </a:graphicData>
+            </a:graphic>
+          </wp:inline>
+        </w:drawing>
+      </w:r>
+    </w:p>
+    <w:p>
+      <w:pPr>
+        <w:pStyle w:val="Caption"/>
+        <w:jc w:val="center"/>
+        <w:rPr>
+          <w:rFonts w:ascii="Times New Roman" w:hAnsi="Times New Roman" w:cs="Times New Roman"/>
+        </w:rPr>
+      </w:pPr>
+      <w:r>
+        <w:rPr>
+          <w:rFonts w:ascii="Times New Roman" w:hAnsi="Times New Roman" w:cs="Times New Roman"/>
+        </w:rPr>
+        <w:t xml:space="preserve">Figure </w:t>
+      </w:r>
+      <w:r>
+        <w:rPr>
+          <w:rFonts w:ascii="Times New Roman" w:hAnsi="Times New Roman" w:cs="Times New Roman"/>
+        </w:rPr>
+        <w:fldChar w:fldCharType="begin"/>
+      </w:r>
+      <w:r>
+        <w:rPr>
+          <w:rFonts w:ascii="Times New Roman" w:hAnsi="Times New Roman" w:cs="Times New Roman"/>
+        </w:rPr>
+        <w:instrText xml:space="preserve"> SEQ Figure \* ARABIC </w:instrText>
+      </w:r>
+      <w:r>
+        <w:rPr>
+          <w:rFonts w:ascii="Times New Roman" w:hAnsi="Times New Roman" w:cs="Times New Roman"/>
+        </w:rPr>
+        <w:fldChar w:fldCharType="separate"/>
+      </w:r>
+      <w:r>
+        <w:rPr>
+          <w:rFonts w:ascii="Times New Roman" w:hAnsi="Times New Roman" w:cs="Times New Roman"/>
+          <w:noProof/>
+        </w:rPr>
+        <w:t>3</w:t>
+      </w:r>
+      <w:r>
+        <w:rPr>
+          <w:rFonts w:ascii="Times New Roman" w:hAnsi="Times New Roman" w:cs="Times New Roman"/>
+        </w:rPr>
+        <w:fldChar w:fldCharType="end"/>
+      </w:r>
+      <w:r>
+        <w:rPr>
+          <w:rFonts w:ascii="Times New Roman" w:hAnsi="Times New Roman" w:cs="Times New Roman"/>
+        </w:rPr>
+        <w:t>:-  Model Recommendations, Explainability, and Automated Reporting</w:t>
+      </w:r>
+    </w:p>
+    <w:p>
+      <w:pPr>
+        <w:jc w:val="both"/>
+        <w:rPr>
+          <w:rFonts w:ascii="Times New Roman" w:hAnsi="Times New Roman" w:cs="Times New Roman"/>
+          <w:sz w:val="20"/>
+          <w:szCs w:val="20"/>
+        </w:rPr>
+      </w:pPr>
+      <w:r>
+        <w:rPr>
+          <w:rFonts w:ascii="Times New Roman" w:hAnsi="Times New Roman" w:cs="Times New Roman"/>
+          <w:sz w:val="20"/>
+          <w:szCs w:val="20"/>
+        </w:rPr>
+        <w:t xml:space="preserve">The ADSLM platform provides intelligent model recommendations along with actionable industrial insights for decision-making support. In this implementation, the system recommended </w:t>
+      </w:r>
+      <w:proofErr w:type="spellStart"/>
+      <w:r>
+        <w:rPr>
+          <w:rFonts w:ascii="Times New Roman" w:hAnsi="Times New Roman" w:cs="Times New Roman"/>
+          <w:sz w:val="20"/>
+          <w:szCs w:val="20"/>
+        </w:rPr>
+        <w:t>KMeans</w:t>
+      </w:r>
+      <w:proofErr w:type="spellEnd"/>
+      <w:r>
+        <w:rPr>
+          <w:rFonts w:ascii="Times New Roman" w:hAnsi="Times New Roman" w:cs="Times New Roman"/>
+          <w:sz w:val="20"/>
+          <w:szCs w:val="20"/>
+        </w:rPr>
+        <w:t xml:space="preserve"> and DBSCAN clustering algorithms for operational mode detection and anomaly analysis in industrial sensor </w:t>
+      </w:r>
+      <w:proofErr w:type="spellStart"/>
+      <w:r>
+        <w:rPr>
+          <w:rFonts w:ascii="Times New Roman" w:hAnsi="Times New Roman" w:cs="Times New Roman"/>
+          <w:sz w:val="20"/>
+          <w:szCs w:val="20"/>
+        </w:rPr>
+        <w:t>data.</w:t>
+      </w:r>
+      <w:proofErr w:type="spellEnd"/>
+    </w:p>
+    <w:p>
+      <w:pPr>
+        <w:spacing w:before="240"/>
+        <w:jc w:val="both"/>
+        <w:rPr>
+          <w:rFonts w:ascii="Times New Roman" w:hAnsi="Times New Roman" w:cs="Times New Roman"/>
+          <w:sz w:val="20"/>
+          <w:szCs w:val="20"/>
+        </w:rPr>
+      </w:pPr>
+      <w:r>
+        <w:rPr>
+          <w:rFonts w:ascii="Times New Roman" w:hAnsi="Times New Roman" w:cs="Times New Roman"/>
+          <w:sz w:val="20"/>
+          <w:szCs w:val="20"/>
+        </w:rPr>
+        <w:t>The platform also generates deployment-oriented recommendations, preprocessing guidance, retraining suggestions, and downloadable analytical reports. This demonstrates the explainability and reporting capabilities of the system, ensuring transparency, interpretability, and practical usability in industrial AI environments such as predictive maintenance and manufacturing analytics.</w:t>
+      </w:r>
+    </w:p>
+    <w:p>
+      <w:pPr>
+        <w:rPr>
+          <w:rFonts w:ascii="Times New Roman" w:hAnsi="Times New Roman" w:cs="Times New Roman"/>
+        </w:rPr>
+      </w:pPr>
+      <w:r>
+        <w:rPr>
+          <w:rFonts w:ascii="Times New Roman" w:hAnsi="Times New Roman" w:cs="Times New Roman"/>
+        </w:rPr>
+        <w:br w:type="page"/>
+      </w:r>
+    </w:p>
+    <w:p>
+      <w:pPr>
+        <w:rPr>
+          <w:rFonts w:ascii="Times New Roman" w:hAnsi="Times New Roman" w:cs="Times New Roman"/>
+        </w:rPr>
+      </w:pPr>
+    </w:p>
+    <w:p>
+      <w:pPr>
+        <w:jc w:val="center"/>
+        <w:rPr>
+          <w:rFonts w:ascii="Times New Roman" w:hAnsi="Times New Roman" w:cs="Times New Roman"/>
+          <w:b/>
+          <w:bCs/>
+          <w:sz w:val="36"/>
+          <w:szCs w:val="36"/>
+        </w:rPr>
+      </w:pPr>
+      <w:r>
+        <w:rPr>
+          <w:rFonts w:ascii="Times New Roman" w:hAnsi="Times New Roman" w:cs="Times New Roman"/>
+          <w:b/>
+          <w:bCs/>
+          <w:sz w:val="36"/>
+          <w:szCs w:val="36"/>
+        </w:rPr>
+        <w:t>Sample Report Generated</w:t>
+      </w:r>
+    </w:p>
+    <w:p>
+      <w:pPr>
+        <w:rPr>
+          <w:rFonts w:ascii="Times New Roman" w:hAnsi="Times New Roman" w:cs="Times New Roman"/>
+        </w:rPr>
+      </w:pPr>
+      <w:r>
+        <w:rPr>
+          <w:rFonts w:ascii="Times New Roman" w:hAnsi="Times New Roman" w:cs="Times New Roman"/>
+        </w:rPr>
+        <w:t>Automatically Generated Analytical Report produced by the ADSLM Report Generation Engine.</w:t>
+      </w:r>
+    </w:p>
+    <w:p>
+      <w:pPr>
+        <w:rPr>
+          <w:rFonts w:ascii="Times New Roman" w:hAnsi="Times New Roman" w:cs="Times New Roman"/>
+        </w:rPr>
+      </w:pPr>
+      <w:r>
+        <w:rPr>
+          <w:rFonts w:ascii="Times New Roman" w:hAnsi="Times New Roman" w:cs="Times New Roman"/>
+        </w:rPr>
+        <w:drawing>
+          <wp:inline distT="0" distB="0" distL="0" distR="0" wp14:anchorId="6CA8D02E" wp14:editId="48004035">
+            <wp:extent cx="6527800" cy="8272027"/>
+            <wp:effectExtent l="0" t="0" r="6350" b="0"/>
+            <wp:docPr id="1762104564" name="Picture 1"/>
+            <wp:cNvGraphicFramePr>
+              <a:graphicFrameLocks xmlns:a="http://schemas.openxmlformats.org/drawingml/2006/main" noChangeAspect="1"/>
+            </wp:cNvGraphicFramePr>
+            <a:graphic xmlns:a="http://schemas.openxmlformats.org/drawingml/2006/main">
+              <a:graphicData uri="http://schemas.openxmlformats.org/drawingml/2006/picture">
+                <pic:pic xmlns:pic="http://schemas.openxmlformats.org/drawingml/2006/picture">
+                  <pic:nvPicPr>
+                    <pic:cNvPr id="1762104564" name=""/>
+                    <pic:cNvPicPr/>
+                  </pic:nvPicPr>
+                  <pic:blipFill>
+                    <a:blip r:embed="rId12"/>
+                    <a:stretch>
+                      <a:fillRect/>
+                    </a:stretch>
+                  </pic:blipFill>
+                  <pic:spPr>
+                    <a:xfrm>
+                      <a:off x="0" y="0"/>
+                      <a:ext cx="6540474" cy="8288087"/>
+                    </a:xfrm>
+                    <a:prstGeom prst="rect">
+                      <a:avLst/>
+                    </a:prstGeom>
+                  </pic:spPr>
+                </pic:pic>
+              </a:graphicData>
+            </a:graphic>
+          </wp:inline>
+        </w:drawing>
+      </w:r>
+    </w:p>
+    <w:p>
+      <w:pPr>
+        <w:rPr>
+          <w:rFonts w:ascii="Times New Roman" w:hAnsi="Times New Roman" w:cs="Times New Roman"/>
+        </w:rPr>
+      </w:pPr>
+    </w:p>
+    <w:p>
+      <w:pPr>
+        <w:rPr>
+          <w:rFonts w:ascii="Times New Roman" w:hAnsi="Times New Roman" w:cs="Times New Roman"/>
+        </w:rPr>
+      </w:pPr>
+    </w:p>
+    <w:p>
+      <w:pPr>
+        <w:rPr>
+          <w:rFonts w:ascii="Times New Roman" w:hAnsi="Times New Roman" w:cs="Times New Roman"/>
+        </w:rPr>
+      </w:pPr>
+    </w:p>
+    <w:p>
+      <w:pPr>
+        <w:rPr>
+          <w:rFonts w:ascii="Times New Roman" w:hAnsi="Times New Roman" w:cs="Times New Roman"/>
+        </w:rPr>
+      </w:pPr>
+    </w:p>
+    <w:p>
+      <w:pPr>
+        <w:rPr>
+          <w:rFonts w:ascii="Times New Roman" w:hAnsi="Times New Roman" w:cs="Times New Roman"/>
+        </w:rPr>
+      </w:pPr>
+      <w:r>
+        <w:rPr>
+          <w:rFonts w:ascii="Times New Roman" w:hAnsi="Times New Roman" w:cs="Times New Roman"/>
+        </w:rPr>
+        <w:drawing>
+          <wp:inline distT="0" distB="0" distL="0" distR="0" wp14:anchorId="423295AB" wp14:editId="0BD77467">
+            <wp:extent cx="6375400" cy="2652246"/>
+            <wp:effectExtent l="0" t="0" r="6350" b="0"/>
+            <wp:docPr id="1920477597" name="Picture 1"/>
+            <wp:cNvGraphicFramePr>
+              <a:graphicFrameLocks xmlns:a="http://schemas.openxmlformats.org/drawingml/2006/main" noChangeAspect="1"/>
+            </wp:cNvGraphicFramePr>
+            <a:graphic xmlns:a="http://schemas.openxmlformats.org/drawingml/2006/main">
+              <a:graphicData uri="http://schemas.openxmlformats.org/drawingml/2006/picture">
+                <pic:pic xmlns:pic="http://schemas.openxmlformats.org/drawingml/2006/picture">
+                  <pic:nvPicPr>
+                    <pic:cNvPr id="1920477597" name=""/>
+                    <pic:cNvPicPr/>
+                  </pic:nvPicPr>
+                  <pic:blipFill>
+                    <a:blip r:embed="rId13"/>
+                    <a:stretch>
+                      <a:fillRect/>
+                    </a:stretch>
+                  </pic:blipFill>
+                  <pic:spPr>
+                    <a:xfrm>
+                      <a:off x="0" y="0"/>
+                      <a:ext cx="6387510" cy="2657284"/>
+                    </a:xfrm>
+                    <a:prstGeom prst="rect">
+                      <a:avLst/>
+                    </a:prstGeom>
+                  </pic:spPr>
+                </pic:pic>
+              </a:graphicData>
+            </a:graphic>
+          </wp:inline>
+        </w:drawing>
+      </w:r>
+    </w:p>
+    <w:p>
+      <w:pPr>
+        <w:rPr>
+          <w:rFonts w:ascii="Times New Roman" w:hAnsi="Times New Roman" w:cs="Times New Roman"/>
+        </w:rPr>
+      </w:pPr>
+    </w:p>
+    <w:p>
+      <w:pPr>
+        <w:rPr>
+          <w:rFonts w:ascii="Times New Roman" w:hAnsi="Times New Roman" w:cs="Times New Roman"/>
+        </w:rPr>
+      </w:pPr>
+    </w:p>
+    <w:p>
+      <w:pPr>
+        <w:rPr>
+          <w:rFonts w:ascii="Times New Roman" w:hAnsi="Times New Roman" w:cs="Times New Roman"/>
+        </w:rPr>
+      </w:pPr>
+    </w:p>
+    <w:p>
+      <w:pPr>
+        <w:rPr>
+          <w:rFonts w:ascii="Times New Roman" w:hAnsi="Times New Roman" w:cs="Times New Roman"/>
+        </w:rPr>
+      </w:pPr>
+    </w:p>
+    <w:p>
+      <w:pPr>
+        <w:rPr>
+          <w:rFonts w:ascii="Times New Roman" w:hAnsi="Times New Roman" w:cs="Times New Roman"/>
+        </w:rPr>
+      </w:pPr>
+    </w:p>
+    <w:p>
+      <w:pPr>
+        <w:rPr>
+          <w:rFonts w:ascii="Times New Roman" w:hAnsi="Times New Roman" w:cs="Times New Roman"/>
+        </w:rPr>
+      </w:pPr>
+    </w:p>
+    <w:p>
+      <w:pPr>
+        <w:rPr>
+          <w:rFonts w:ascii="Times New Roman" w:hAnsi="Times New Roman" w:cs="Times New Roman"/>
+        </w:rPr>
+      </w:pPr>
+    </w:p>
+    <w:p>
+      <w:pPr>
+        <w:rPr>
+          <w:rFonts w:ascii="Times New Roman" w:hAnsi="Times New Roman" w:cs="Times New Roman"/>
+        </w:rPr>
+      </w:pPr>
+    </w:p>
+    <w:p>
+      <w:pPr>
+        <w:rPr>
+          <w:rFonts w:ascii="Times New Roman" w:hAnsi="Times New Roman" w:cs="Times New Roman"/>
+        </w:rPr>
+      </w:pPr>
+    </w:p>
+    <w:p>
+      <w:pPr>
+        <w:rPr>
+          <w:rFonts w:ascii="Times New Roman" w:hAnsi="Times New Roman" w:cs="Times New Roman"/>
+          <w:b/>
+          <w:bCs/>
+          <w:sz w:val="32"/>
+          <w:szCs w:val="32"/>
+        </w:rPr>
+      </w:pPr>
+    </w:p>
+    <w:p>
+      <w:pPr>
+        <w:rPr>
+          <w:rFonts w:ascii="Times New Roman" w:hAnsi="Times New Roman" w:cs="Times New Roman"/>
+          <w:b/>
+          <w:bCs/>
+          <w:sz w:val="32"/>
+          <w:szCs w:val="32"/>
+        </w:rPr>
+      </w:pPr>
+      <w:r>
+        <w:rPr>
+          <w:rFonts w:ascii="Times New Roman" w:hAnsi="Times New Roman" w:cs="Times New Roman"/>
+          <w:b/>
+          <w:bCs/>
+          <w:sz w:val="32"/>
+          <w:szCs w:val="32"/>
+        </w:rPr>
+        <w:t>GitHub Repository</w:t>
+      </w:r>
+    </w:p>
+    <w:p>
+      <w:pPr>
+        <w:rPr>
+          <w:rFonts w:ascii="Times New Roman" w:hAnsi="Times New Roman" w:cs="Times New Roman"/>
+        </w:rPr>
+      </w:pPr>
+      <w:r>
+        <w:rPr>
+          <w:rFonts w:ascii="Times New Roman" w:hAnsi="Times New Roman" w:cs="Times New Roman"/>
+        </w:rPr>
+        <w:t>Complete source code, implementation modules, API services, frontend dashboard, datasets, and documentation are available at:</w:t>
+      </w:r>
+    </w:p>
+    <w:p>
+      <w:pPr>
+        <w:rPr>
+          <w:rFonts w:ascii="Times New Roman" w:hAnsi="Times New Roman" w:cs="Times New Roman"/>
+        </w:rPr>
+      </w:pPr>
+      <w:r>
+        <w:rPr>
+          <w:rFonts w:ascii="Times New Roman" w:hAnsi="Times New Roman" w:cs="Times New Roman"/>
+        </w:rPr>
+        <w:tab/>
+      </w:r>
+      <w:hyperlink r:id="rId14" w:history="1">
+        <w:r>
+          <w:rPr>
+            <w:rStyle w:val="Hyperlink"/>
+            <w:rFonts w:ascii="Times New Roman" w:hAnsi="Times New Roman" w:cs="Times New Roman"/>
+          </w:rPr>
+          <w:t>https://github.com/kartikeya1911/ADSLM-Adaptive_DataScience_Language_Model</w:t>
+        </w:r>
+      </w:hyperlink>
+    </w:p>
+    <w:p>
+      <w:pPr>
+        <w:rPr>
+          <w:rFonts w:ascii="Times New Roman" w:hAnsi="Times New Roman" w:cs="Times New Roman"/>
+        </w:rPr>
+      </w:pPr>
+    </w:p>
+    <w:p>
+      <w:pPr>
+        <w:rPr>
+          <w:rFonts w:ascii="Times New Roman" w:hAnsi="Times New Roman" w:cs="Times New Roman"/>
+        </w:rPr>
+      </w:pPr>
+    </w:p>
+    <w:p>
+      <w:pPr>
+        <w:rPr>
+          <w:rFonts w:ascii="Times New Roman" w:hAnsi="Times New Roman" w:cs="Times New Roman"/>
+        </w:rPr>
+      </w:pPr>
+    </w:p>
+    <w:p>
+      <w:pPr>
+        <w:rPr>
+          <w:rFonts w:ascii="Times New Roman" w:hAnsi="Times New Roman" w:cs="Times New Roman"/>
+        </w:rPr>
+      </w:pPr>
+    </w:p>
+    <w:p>
+      <w:pPr>
+        <w:rPr>
+          <w:rFonts w:ascii="Times New Roman" w:hAnsi="Times New Roman" w:cs="Times New Roman"/>
+        </w:rPr>
+      </w:pPr>
+    </w:p>
+    <w:p>
+      <w:pPr>
+        <w:rPr>
+          <w:rFonts w:ascii="Times New Roman" w:hAnsi="Times New Roman" w:cs="Times New Roman"/>
+        </w:rPr>
+      </w:pPr>
     </w:p>
     <w:sectPr>
-      <w:footerReference w:type="default" r:id="rId9"/>
+      <w:footerReference w:type="default" r:id="rId15"/>
       <w:pgSz w:w="11906" w:h="16838"/>
       <w:pgMar w:top="720" w:right="720" w:bottom="720" w:left="720" w:header="708" w:footer="708" w:gutter="0"/>
       <w:cols w:space="708"/>
@@ -5168,6 +7832,417 @@
 <file path=word/numbering.xml><?xml version="1.0" encoding="utf-8"?>
 <w:numbering xmlns:wpc="http://schemas.microsoft.com/office/word/2010/wordprocessingCanvas" xmlns:cx="http://schemas.microsoft.com/office/drawing/2014/chartex" xmlns:cx1="http://schemas.microsoft.com/office/drawing/2015/9/8/chartex" xmlns:cx2="http://schemas.microsoft.com/office/drawing/2015/10/21/chartex" xmlns:cx3="http://schemas.microsoft.com/office/drawing/2016/5/9/chartex" xmlns:cx4="http://schemas.microsoft.com/office/drawing/2016/5/10/chartex" xmlns:cx5="http://schemas.microsoft.com/office/drawing/2016/5/11/chartex" xmlns:cx6="http://schemas.microsoft.com/office/drawing/2016/5/12/chartex" xmlns:cx7="http://schemas.microsoft.com/office/drawing/2016/5/13/chartex" xmlns:cx8="http://schemas.microsoft.com/office/drawing/2016/5/14/chartex" xmlns:mc="http://schemas.openxmlformats.org/markup-compatibility/2006" xmlns:aink="http://schemas.microsoft.com/office/drawing/2016/ink" xmlns:am3d="http://schemas.microsoft.com/office/drawing/2017/model3d" xmlns:o="urn:schemas-microsoft-com:office:office" xmlns:oel="http://schemas.microsoft.com/office/2019/extlst" xmlns:r="http://schemas.openxmlformats.org/officeDocument/2006/relationships" xmlns:m="http://schemas.openxmlformats.org/officeDocument/2006/math" xmlns:v="urn:schemas-microsoft-com:vml" xmlns:wp14="http://schemas.microsoft.com/office/word/2010/wordprocessingDrawing" xmlns:wp="http://schemas.openxmlformats.org/drawingml/2006/wordprocessingDrawing" xmlns:w10="urn:schemas-microsoft-com:office:word" xmlns:w="http://schemas.openxmlformats.org/wordprocessingml/2006/main" xmlns:w14="http://schemas.microsoft.com/office/word/2010/wordml" xmlns:w15="http://schemas.microsoft.com/office/word/2012/wordml" xmlns:w16cex="http://schemas.microsoft.com/office/word/2018/wordml/cex" xmlns:w16cid="http://schemas.microsoft.com/office/word/2016/wordml/cid" xmlns:w16="http://schemas.microsoft.com/office/word/2018/wordml" xmlns:w16du="http://schemas.microsoft.com/office/word/2023/wordml/word16du" xmlns:w16sdtdh="http://schemas.microsoft.com/office/word/2020/wordml/sdtdatahash" xmlns:w16sdtfl="http://schemas.microsoft.com/office/word/2024/wordml/sdtformatlock" xmlns:w16se="http://schemas.microsoft.com/office/word/2015/wordml/symex" xmlns:wpg="http://schemas.microsoft.com/office/word/2010/wordprocessingGroup" xmlns:wpi="http://schemas.microsoft.com/office/word/2010/wordprocessingInk" xmlns:wne="http://schemas.microsoft.com/office/word/2006/wordml" xmlns:wps="http://schemas.microsoft.com/office/word/2010/wordprocessingShape" mc:Ignorable="w14 w15 w16se w16cid w16 w16cex w16sdtdh w16sdtfl w16du wp14">
   <w:abstractNum w:abstractNumId="0" w15:restartNumberingAfterBreak="0">
+    <w:nsid w:val="07270FA3"/>
+    <w:multiLevelType w:val="multilevel"/>
+    <w:tmpl w:val="41A48062"/>
+    <w:lvl w:ilvl="0">
+      <w:start w:val="1"/>
+      <w:numFmt w:val="bullet"/>
+      <w:lvlText w:val=""/>
+      <w:lvlJc w:val="left"/>
+      <w:pPr>
+        <w:tabs>
+          <w:tab w:val="num" w:pos="720"/>
+        </w:tabs>
+        <w:ind w:left="720" w:hanging="360"/>
+      </w:pPr>
+      <w:rPr>
+        <w:rFonts w:ascii="Symbol" w:hAnsi="Symbol" w:hint="default"/>
+        <w:sz w:val="20"/>
+      </w:rPr>
+    </w:lvl>
+    <w:lvl w:ilvl="1" w:tentative="1">
+      <w:start w:val="1"/>
+      <w:numFmt w:val="bullet"/>
+      <w:lvlText w:val="o"/>
+      <w:lvlJc w:val="left"/>
+      <w:pPr>
+        <w:tabs>
+          <w:tab w:val="num" w:pos="1440"/>
+        </w:tabs>
+        <w:ind w:left="1440" w:hanging="360"/>
+      </w:pPr>
+      <w:rPr>
+        <w:rFonts w:ascii="Courier New" w:hAnsi="Courier New" w:hint="default"/>
+        <w:sz w:val="20"/>
+      </w:rPr>
+    </w:lvl>
+    <w:lvl w:ilvl="2" w:tentative="1">
+      <w:start w:val="1"/>
+      <w:numFmt w:val="bullet"/>
+      <w:lvlText w:val=""/>
+      <w:lvlJc w:val="left"/>
+      <w:pPr>
+        <w:tabs>
+          <w:tab w:val="num" w:pos="2160"/>
+        </w:tabs>
+        <w:ind w:left="2160" w:hanging="360"/>
+      </w:pPr>
+      <w:rPr>
+        <w:rFonts w:ascii="Wingdings" w:hAnsi="Wingdings" w:hint="default"/>
+        <w:sz w:val="20"/>
+      </w:rPr>
+    </w:lvl>
+    <w:lvl w:ilvl="3" w:tentative="1">
+      <w:start w:val="1"/>
+      <w:numFmt w:val="bullet"/>
+      <w:lvlText w:val=""/>
+      <w:lvlJc w:val="left"/>
+      <w:pPr>
+        <w:tabs>
+          <w:tab w:val="num" w:pos="2880"/>
+        </w:tabs>
+        <w:ind w:left="2880" w:hanging="360"/>
+      </w:pPr>
+      <w:rPr>
+        <w:rFonts w:ascii="Wingdings" w:hAnsi="Wingdings" w:hint="default"/>
+        <w:sz w:val="20"/>
+      </w:rPr>
+    </w:lvl>
+    <w:lvl w:ilvl="4" w:tentative="1">
+      <w:start w:val="1"/>
+      <w:numFmt w:val="bullet"/>
+      <w:lvlText w:val=""/>
+      <w:lvlJc w:val="left"/>
+      <w:pPr>
+        <w:tabs>
+          <w:tab w:val="num" w:pos="3600"/>
+        </w:tabs>
+        <w:ind w:left="3600" w:hanging="360"/>
+      </w:pPr>
+      <w:rPr>
+        <w:rFonts w:ascii="Wingdings" w:hAnsi="Wingdings" w:hint="default"/>
+        <w:sz w:val="20"/>
+      </w:rPr>
+    </w:lvl>
+    <w:lvl w:ilvl="5" w:tentative="1">
+      <w:start w:val="1"/>
+      <w:numFmt w:val="bullet"/>
+      <w:lvlText w:val=""/>
+      <w:lvlJc w:val="left"/>
+      <w:pPr>
+        <w:tabs>
+          <w:tab w:val="num" w:pos="4320"/>
+        </w:tabs>
+        <w:ind w:left="4320" w:hanging="360"/>
+      </w:pPr>
+      <w:rPr>
+        <w:rFonts w:ascii="Wingdings" w:hAnsi="Wingdings" w:hint="default"/>
+        <w:sz w:val="20"/>
+      </w:rPr>
+    </w:lvl>
+    <w:lvl w:ilvl="6" w:tentative="1">
+      <w:start w:val="1"/>
+      <w:numFmt w:val="bullet"/>
+      <w:lvlText w:val=""/>
+      <w:lvlJc w:val="left"/>
+      <w:pPr>
+        <w:tabs>
+          <w:tab w:val="num" w:pos="5040"/>
+        </w:tabs>
+        <w:ind w:left="5040" w:hanging="360"/>
+      </w:pPr>
+      <w:rPr>
+        <w:rFonts w:ascii="Wingdings" w:hAnsi="Wingdings" w:hint="default"/>
+        <w:sz w:val="20"/>
+      </w:rPr>
+    </w:lvl>
+    <w:lvl w:ilvl="7" w:tentative="1">
+      <w:start w:val="1"/>
+      <w:numFmt w:val="bullet"/>
+      <w:lvlText w:val=""/>
+      <w:lvlJc w:val="left"/>
+      <w:pPr>
+        <w:tabs>
+          <w:tab w:val="num" w:pos="5760"/>
+        </w:tabs>
+        <w:ind w:left="5760" w:hanging="360"/>
+      </w:pPr>
+      <w:rPr>
+        <w:rFonts w:ascii="Wingdings" w:hAnsi="Wingdings" w:hint="default"/>
+        <w:sz w:val="20"/>
+      </w:rPr>
+    </w:lvl>
+    <w:lvl w:ilvl="8" w:tentative="1">
+      <w:start w:val="1"/>
+      <w:numFmt w:val="bullet"/>
+      <w:lvlText w:val=""/>
+      <w:lvlJc w:val="left"/>
+      <w:pPr>
+        <w:tabs>
+          <w:tab w:val="num" w:pos="6480"/>
+        </w:tabs>
+        <w:ind w:left="6480" w:hanging="360"/>
+      </w:pPr>
+      <w:rPr>
+        <w:rFonts w:ascii="Wingdings" w:hAnsi="Wingdings" w:hint="default"/>
+        <w:sz w:val="20"/>
+      </w:rPr>
+    </w:lvl>
+  </w:abstractNum>
+  <w:abstractNum w:abstractNumId="1" w15:restartNumberingAfterBreak="0">
+    <w:nsid w:val="099C5F86"/>
+    <w:multiLevelType w:val="multilevel"/>
+    <w:tmpl w:val="CB3AF472"/>
+    <w:lvl w:ilvl="0">
+      <w:start w:val="1"/>
+      <w:numFmt w:val="bullet"/>
+      <w:lvlText w:val=""/>
+      <w:lvlJc w:val="left"/>
+      <w:pPr>
+        <w:tabs>
+          <w:tab w:val="num" w:pos="720"/>
+        </w:tabs>
+        <w:ind w:left="720" w:hanging="360"/>
+      </w:pPr>
+      <w:rPr>
+        <w:rFonts w:ascii="Symbol" w:hAnsi="Symbol" w:hint="default"/>
+        <w:sz w:val="20"/>
+      </w:rPr>
+    </w:lvl>
+    <w:lvl w:ilvl="1" w:tentative="1">
+      <w:start w:val="1"/>
+      <w:numFmt w:val="bullet"/>
+      <w:lvlText w:val="o"/>
+      <w:lvlJc w:val="left"/>
+      <w:pPr>
+        <w:tabs>
+          <w:tab w:val="num" w:pos="1440"/>
+        </w:tabs>
+        <w:ind w:left="1440" w:hanging="360"/>
+      </w:pPr>
+      <w:rPr>
+        <w:rFonts w:ascii="Courier New" w:hAnsi="Courier New" w:hint="default"/>
+        <w:sz w:val="20"/>
+      </w:rPr>
+    </w:lvl>
+    <w:lvl w:ilvl="2" w:tentative="1">
+      <w:start w:val="1"/>
+      <w:numFmt w:val="bullet"/>
+      <w:lvlText w:val=""/>
+      <w:lvlJc w:val="left"/>
+      <w:pPr>
+        <w:tabs>
+          <w:tab w:val="num" w:pos="2160"/>
+        </w:tabs>
+        <w:ind w:left="2160" w:hanging="360"/>
+      </w:pPr>
+      <w:rPr>
+        <w:rFonts w:ascii="Wingdings" w:hAnsi="Wingdings" w:hint="default"/>
+        <w:sz w:val="20"/>
+      </w:rPr>
+    </w:lvl>
+    <w:lvl w:ilvl="3" w:tentative="1">
+      <w:start w:val="1"/>
+      <w:numFmt w:val="bullet"/>
+      <w:lvlText w:val=""/>
+      <w:lvlJc w:val="left"/>
+      <w:pPr>
+        <w:tabs>
+          <w:tab w:val="num" w:pos="2880"/>
+        </w:tabs>
+        <w:ind w:left="2880" w:hanging="360"/>
+      </w:pPr>
+      <w:rPr>
+        <w:rFonts w:ascii="Wingdings" w:hAnsi="Wingdings" w:hint="default"/>
+        <w:sz w:val="20"/>
+      </w:rPr>
+    </w:lvl>
+    <w:lvl w:ilvl="4" w:tentative="1">
+      <w:start w:val="1"/>
+      <w:numFmt w:val="bullet"/>
+      <w:lvlText w:val=""/>
+      <w:lvlJc w:val="left"/>
+      <w:pPr>
+        <w:tabs>
+          <w:tab w:val="num" w:pos="3600"/>
+        </w:tabs>
+        <w:ind w:left="3600" w:hanging="360"/>
+      </w:pPr>
+      <w:rPr>
+        <w:rFonts w:ascii="Wingdings" w:hAnsi="Wingdings" w:hint="default"/>
+        <w:sz w:val="20"/>
+      </w:rPr>
+    </w:lvl>
+    <w:lvl w:ilvl="5" w:tentative="1">
+      <w:start w:val="1"/>
+      <w:numFmt w:val="bullet"/>
+      <w:lvlText w:val=""/>
+      <w:lvlJc w:val="left"/>
+      <w:pPr>
+        <w:tabs>
+          <w:tab w:val="num" w:pos="4320"/>
+        </w:tabs>
+        <w:ind w:left="4320" w:hanging="360"/>
+      </w:pPr>
+      <w:rPr>
+        <w:rFonts w:ascii="Wingdings" w:hAnsi="Wingdings" w:hint="default"/>
+        <w:sz w:val="20"/>
+      </w:rPr>
+    </w:lvl>
+    <w:lvl w:ilvl="6" w:tentative="1">
+      <w:start w:val="1"/>
+      <w:numFmt w:val="bullet"/>
+      <w:lvlText w:val=""/>
+      <w:lvlJc w:val="left"/>
+      <w:pPr>
+        <w:tabs>
+          <w:tab w:val="num" w:pos="5040"/>
+        </w:tabs>
+        <w:ind w:left="5040" w:hanging="360"/>
+      </w:pPr>
+      <w:rPr>
+        <w:rFonts w:ascii="Wingdings" w:hAnsi="Wingdings" w:hint="default"/>
+        <w:sz w:val="20"/>
+      </w:rPr>
+    </w:lvl>
+    <w:lvl w:ilvl="7" w:tentative="1">
+      <w:start w:val="1"/>
+      <w:numFmt w:val="bullet"/>
+      <w:lvlText w:val=""/>
+      <w:lvlJc w:val="left"/>
+      <w:pPr>
+        <w:tabs>
+          <w:tab w:val="num" w:pos="5760"/>
+        </w:tabs>
+        <w:ind w:left="5760" w:hanging="360"/>
+      </w:pPr>
+      <w:rPr>
+        <w:rFonts w:ascii="Wingdings" w:hAnsi="Wingdings" w:hint="default"/>
+        <w:sz w:val="20"/>
+      </w:rPr>
+    </w:lvl>
+    <w:lvl w:ilvl="8" w:tentative="1">
+      <w:start w:val="1"/>
+      <w:numFmt w:val="bullet"/>
+      <w:lvlText w:val=""/>
+      <w:lvlJc w:val="left"/>
+      <w:pPr>
+        <w:tabs>
+          <w:tab w:val="num" w:pos="6480"/>
+        </w:tabs>
+        <w:ind w:left="6480" w:hanging="360"/>
+      </w:pPr>
+      <w:rPr>
+        <w:rFonts w:ascii="Wingdings" w:hAnsi="Wingdings" w:hint="default"/>
+        <w:sz w:val="20"/>
+      </w:rPr>
+    </w:lvl>
+  </w:abstractNum>
+  <w:abstractNum w:abstractNumId="2" w15:restartNumberingAfterBreak="0">
+    <w:nsid w:val="09FF226A"/>
+    <w:multiLevelType w:val="hybridMultilevel"/>
+    <w:tmpl w:val="0E5C5B22"/>
+    <w:lvl w:ilvl="0" w:tplc="40090001">
+      <w:start w:val="1"/>
+      <w:numFmt w:val="bullet"/>
+      <w:lvlText w:val=""/>
+      <w:lvlJc w:val="left"/>
+      <w:pPr>
+        <w:ind w:left="720" w:hanging="360"/>
+      </w:pPr>
+      <w:rPr>
+        <w:rFonts w:ascii="Symbol" w:hAnsi="Symbol" w:hint="default"/>
+      </w:rPr>
+    </w:lvl>
+    <w:lvl w:ilvl="1" w:tplc="40090003">
+      <w:start w:val="1"/>
+      <w:numFmt w:val="bullet"/>
+      <w:lvlText w:val="o"/>
+      <w:lvlJc w:val="left"/>
+      <w:pPr>
+        <w:ind w:left="1440" w:hanging="360"/>
+      </w:pPr>
+      <w:rPr>
+        <w:rFonts w:ascii="Courier New" w:hAnsi="Courier New" w:cs="Courier New" w:hint="default"/>
+      </w:rPr>
+    </w:lvl>
+    <w:lvl w:ilvl="2" w:tplc="40090005" w:tentative="1">
+      <w:start w:val="1"/>
+      <w:numFmt w:val="bullet"/>
+      <w:lvlText w:val=""/>
+      <w:lvlJc w:val="left"/>
+      <w:pPr>
+        <w:ind w:left="2160" w:hanging="360"/>
+      </w:pPr>
+      <w:rPr>
+        <w:rFonts w:ascii="Wingdings" w:hAnsi="Wingdings" w:hint="default"/>
+      </w:rPr>
+    </w:lvl>
+    <w:lvl w:ilvl="3" w:tplc="40090001" w:tentative="1">
+      <w:start w:val="1"/>
+      <w:numFmt w:val="bullet"/>
+      <w:lvlText w:val=""/>
+      <w:lvlJc w:val="left"/>
+      <w:pPr>
+        <w:ind w:left="2880" w:hanging="360"/>
+      </w:pPr>
+      <w:rPr>
+        <w:rFonts w:ascii="Symbol" w:hAnsi="Symbol" w:hint="default"/>
+      </w:rPr>
+    </w:lvl>
+    <w:lvl w:ilvl="4" w:tplc="40090003" w:tentative="1">
+      <w:start w:val="1"/>
+      <w:numFmt w:val="bullet"/>
+      <w:lvlText w:val="o"/>
+      <w:lvlJc w:val="left"/>
+      <w:pPr>
+        <w:ind w:left="3600" w:hanging="360"/>
+      </w:pPr>
+      <w:rPr>
+        <w:rFonts w:ascii="Courier New" w:hAnsi="Courier New" w:cs="Courier New" w:hint="default"/>
+      </w:rPr>
+    </w:lvl>
+    <w:lvl w:ilvl="5" w:tplc="40090005" w:tentative="1">
+      <w:start w:val="1"/>
+      <w:numFmt w:val="bullet"/>
+      <w:lvlText w:val=""/>
+      <w:lvlJc w:val="left"/>
+      <w:pPr>
+        <w:ind w:left="4320" w:hanging="360"/>
+      </w:pPr>
+      <w:rPr>
+        <w:rFonts w:ascii="Wingdings" w:hAnsi="Wingdings" w:hint="default"/>
+      </w:rPr>
+    </w:lvl>
+    <w:lvl w:ilvl="6" w:tplc="40090001" w:tentative="1">
+      <w:start w:val="1"/>
+      <w:numFmt w:val="bullet"/>
+      <w:lvlText w:val=""/>
+      <w:lvlJc w:val="left"/>
+      <w:pPr>
+        <w:ind w:left="5040" w:hanging="360"/>
+      </w:pPr>
+      <w:rPr>
+        <w:rFonts w:ascii="Symbol" w:hAnsi="Symbol" w:hint="default"/>
+      </w:rPr>
+    </w:lvl>
+    <w:lvl w:ilvl="7" w:tplc="40090003" w:tentative="1">
+      <w:start w:val="1"/>
+      <w:numFmt w:val="bullet"/>
+      <w:lvlText w:val="o"/>
+      <w:lvlJc w:val="left"/>
+      <w:pPr>
+        <w:ind w:left="5760" w:hanging="360"/>
+      </w:pPr>
+      <w:rPr>
+        <w:rFonts w:ascii="Courier New" w:hAnsi="Courier New" w:cs="Courier New" w:hint="default"/>
+      </w:rPr>
+    </w:lvl>
+    <w:lvl w:ilvl="8" w:tplc="40090005" w:tentative="1">
+      <w:start w:val="1"/>
+      <w:numFmt w:val="bullet"/>
+      <w:lvlText w:val=""/>
+      <w:lvlJc w:val="left"/>
+      <w:pPr>
+        <w:ind w:left="6480" w:hanging="360"/>
+      </w:pPr>
+      <w:rPr>
+        <w:rFonts w:ascii="Wingdings" w:hAnsi="Wingdings" w:hint="default"/>
+      </w:rPr>
+    </w:lvl>
+  </w:abstractNum>
+  <w:abstractNum w:abstractNumId="3" w15:restartNumberingAfterBreak="0">
     <w:nsid w:val="18553307"/>
     <w:multiLevelType w:val="hybridMultilevel"/>
     <w:tmpl w:val="86C831DA"/>
@@ -5280,7 +8355,7 @@
       </w:rPr>
     </w:lvl>
   </w:abstractNum>
-  <w:abstractNum w:abstractNumId="1" w15:restartNumberingAfterBreak="0">
+  <w:abstractNum w:abstractNumId="4" w15:restartNumberingAfterBreak="0">
     <w:nsid w:val="1A8A44F5"/>
     <w:multiLevelType w:val="hybridMultilevel"/>
     <w:tmpl w:val="6A768794"/>
@@ -5393,7 +8468,7 @@
       </w:rPr>
     </w:lvl>
   </w:abstractNum>
-  <w:abstractNum w:abstractNumId="2" w15:restartNumberingAfterBreak="0">
+  <w:abstractNum w:abstractNumId="5" w15:restartNumberingAfterBreak="0">
     <w:nsid w:val="1ED75429"/>
     <w:multiLevelType w:val="hybridMultilevel"/>
     <w:tmpl w:val="23B42CBE"/>
@@ -5506,7 +8581,7 @@
       </w:rPr>
     </w:lvl>
   </w:abstractNum>
-  <w:abstractNum w:abstractNumId="3" w15:restartNumberingAfterBreak="0">
+  <w:abstractNum w:abstractNumId="6" w15:restartNumberingAfterBreak="0">
     <w:nsid w:val="256D031C"/>
     <w:multiLevelType w:val="hybridMultilevel"/>
     <w:tmpl w:val="FE105758"/>
@@ -5619,7 +8694,7 @@
       </w:rPr>
     </w:lvl>
   </w:abstractNum>
-  <w:abstractNum w:abstractNumId="4" w15:restartNumberingAfterBreak="0">
+  <w:abstractNum w:abstractNumId="7" w15:restartNumberingAfterBreak="0">
     <w:nsid w:val="2AC34825"/>
     <w:multiLevelType w:val="hybridMultilevel"/>
     <w:tmpl w:val="CA523B20"/>
@@ -5732,7 +8807,7 @@
       </w:rPr>
     </w:lvl>
   </w:abstractNum>
-  <w:abstractNum w:abstractNumId="5" w15:restartNumberingAfterBreak="0">
+  <w:abstractNum w:abstractNumId="8" w15:restartNumberingAfterBreak="0">
     <w:nsid w:val="2C9E7367"/>
     <w:multiLevelType w:val="hybridMultilevel"/>
     <w:tmpl w:val="FDAA010E"/>
@@ -5845,7 +8920,7 @@
       </w:rPr>
     </w:lvl>
   </w:abstractNum>
-  <w:abstractNum w:abstractNumId="6" w15:restartNumberingAfterBreak="0">
+  <w:abstractNum w:abstractNumId="9" w15:restartNumberingAfterBreak="0">
     <w:nsid w:val="3B64356B"/>
     <w:multiLevelType w:val="hybridMultilevel"/>
     <w:tmpl w:val="1F682DCC"/>
@@ -5958,7 +9033,7 @@
       </w:rPr>
     </w:lvl>
   </w:abstractNum>
-  <w:abstractNum w:abstractNumId="7" w15:restartNumberingAfterBreak="0">
+  <w:abstractNum w:abstractNumId="10" w15:restartNumberingAfterBreak="0">
     <w:nsid w:val="3DEE02EB"/>
     <w:multiLevelType w:val="hybridMultilevel"/>
     <w:tmpl w:val="5262E6DA"/>
@@ -6071,7 +9146,7 @@
       </w:rPr>
     </w:lvl>
   </w:abstractNum>
-  <w:abstractNum w:abstractNumId="8" w15:restartNumberingAfterBreak="0">
+  <w:abstractNum w:abstractNumId="11" w15:restartNumberingAfterBreak="0">
     <w:nsid w:val="44261D41"/>
     <w:multiLevelType w:val="hybridMultilevel"/>
     <w:tmpl w:val="FC22684C"/>
@@ -6184,7 +9259,7 @@
       </w:rPr>
     </w:lvl>
   </w:abstractNum>
-  <w:abstractNum w:abstractNumId="9" w15:restartNumberingAfterBreak="0">
+  <w:abstractNum w:abstractNumId="12" w15:restartNumberingAfterBreak="0">
     <w:nsid w:val="48617336"/>
     <w:multiLevelType w:val="multilevel"/>
     <w:tmpl w:val="5AC83E3A"/>
@@ -6333,7 +9408,7 @@
       </w:rPr>
     </w:lvl>
   </w:abstractNum>
-  <w:abstractNum w:abstractNumId="10" w15:restartNumberingAfterBreak="0">
+  <w:abstractNum w:abstractNumId="13" w15:restartNumberingAfterBreak="0">
     <w:nsid w:val="529A1E93"/>
     <w:multiLevelType w:val="hybridMultilevel"/>
     <w:tmpl w:val="4A1680FC"/>
@@ -6446,7 +9521,7 @@
       </w:rPr>
     </w:lvl>
   </w:abstractNum>
-  <w:abstractNum w:abstractNumId="11" w15:restartNumberingAfterBreak="0">
+  <w:abstractNum w:abstractNumId="14" w15:restartNumberingAfterBreak="0">
     <w:nsid w:val="56E31B98"/>
     <w:multiLevelType w:val="hybridMultilevel"/>
     <w:tmpl w:val="9468E426"/>
@@ -6559,7 +9634,156 @@
       </w:rPr>
     </w:lvl>
   </w:abstractNum>
-  <w:abstractNum w:abstractNumId="12" w15:restartNumberingAfterBreak="0">
+  <w:abstractNum w:abstractNumId="15" w15:restartNumberingAfterBreak="0">
+    <w:nsid w:val="5B2F5BB6"/>
+    <w:multiLevelType w:val="multilevel"/>
+    <w:tmpl w:val="47AAB6D2"/>
+    <w:lvl w:ilvl="0">
+      <w:start w:val="1"/>
+      <w:numFmt w:val="bullet"/>
+      <w:lvlText w:val=""/>
+      <w:lvlJc w:val="left"/>
+      <w:pPr>
+        <w:tabs>
+          <w:tab w:val="num" w:pos="720"/>
+        </w:tabs>
+        <w:ind w:left="720" w:hanging="360"/>
+      </w:pPr>
+      <w:rPr>
+        <w:rFonts w:ascii="Symbol" w:hAnsi="Symbol" w:hint="default"/>
+        <w:sz w:val="20"/>
+      </w:rPr>
+    </w:lvl>
+    <w:lvl w:ilvl="1" w:tentative="1">
+      <w:start w:val="1"/>
+      <w:numFmt w:val="bullet"/>
+      <w:lvlText w:val="o"/>
+      <w:lvlJc w:val="left"/>
+      <w:pPr>
+        <w:tabs>
+          <w:tab w:val="num" w:pos="1440"/>
+        </w:tabs>
+        <w:ind w:left="1440" w:hanging="360"/>
+      </w:pPr>
+      <w:rPr>
+        <w:rFonts w:ascii="Courier New" w:hAnsi="Courier New" w:hint="default"/>
+        <w:sz w:val="20"/>
+      </w:rPr>
+    </w:lvl>
+    <w:lvl w:ilvl="2" w:tentative="1">
+      <w:start w:val="1"/>
+      <w:numFmt w:val="bullet"/>
+      <w:lvlText w:val=""/>
+      <w:lvlJc w:val="left"/>
+      <w:pPr>
+        <w:tabs>
+          <w:tab w:val="num" w:pos="2160"/>
+        </w:tabs>
+        <w:ind w:left="2160" w:hanging="360"/>
+      </w:pPr>
+      <w:rPr>
+        <w:rFonts w:ascii="Wingdings" w:hAnsi="Wingdings" w:hint="default"/>
+        <w:sz w:val="20"/>
+      </w:rPr>
+    </w:lvl>
+    <w:lvl w:ilvl="3" w:tentative="1">
+      <w:start w:val="1"/>
+      <w:numFmt w:val="bullet"/>
+      <w:lvlText w:val=""/>
+      <w:lvlJc w:val="left"/>
+      <w:pPr>
+        <w:tabs>
+          <w:tab w:val="num" w:pos="2880"/>
+        </w:tabs>
+        <w:ind w:left="2880" w:hanging="360"/>
+      </w:pPr>
+      <w:rPr>
+        <w:rFonts w:ascii="Wingdings" w:hAnsi="Wingdings" w:hint="default"/>
+        <w:sz w:val="20"/>
+      </w:rPr>
+    </w:lvl>
+    <w:lvl w:ilvl="4" w:tentative="1">
+      <w:start w:val="1"/>
+      <w:numFmt w:val="bullet"/>
+      <w:lvlText w:val=""/>
+      <w:lvlJc w:val="left"/>
+      <w:pPr>
+        <w:tabs>
+          <w:tab w:val="num" w:pos="3600"/>
+        </w:tabs>
+        <w:ind w:left="3600" w:hanging="360"/>
+      </w:pPr>
+      <w:rPr>
+        <w:rFonts w:ascii="Wingdings" w:hAnsi="Wingdings" w:hint="default"/>
+        <w:sz w:val="20"/>
+      </w:rPr>
+    </w:lvl>
+    <w:lvl w:ilvl="5" w:tentative="1">
+      <w:start w:val="1"/>
+      <w:numFmt w:val="bullet"/>
+      <w:lvlText w:val=""/>
+      <w:lvlJc w:val="left"/>
+      <w:pPr>
+        <w:tabs>
+          <w:tab w:val="num" w:pos="4320"/>
+        </w:tabs>
+        <w:ind w:left="4320" w:hanging="360"/>
+      </w:pPr>
+      <w:rPr>
+        <w:rFonts w:ascii="Wingdings" w:hAnsi="Wingdings" w:hint="default"/>
+        <w:sz w:val="20"/>
+      </w:rPr>
+    </w:lvl>
+    <w:lvl w:ilvl="6" w:tentative="1">
+      <w:start w:val="1"/>
+      <w:numFmt w:val="bullet"/>
+      <w:lvlText w:val=""/>
+      <w:lvlJc w:val="left"/>
+      <w:pPr>
+        <w:tabs>
+          <w:tab w:val="num" w:pos="5040"/>
+        </w:tabs>
+        <w:ind w:left="5040" w:hanging="360"/>
+      </w:pPr>
+      <w:rPr>
+        <w:rFonts w:ascii="Wingdings" w:hAnsi="Wingdings" w:hint="default"/>
+        <w:sz w:val="20"/>
+      </w:rPr>
+    </w:lvl>
+    <w:lvl w:ilvl="7" w:tentative="1">
+      <w:start w:val="1"/>
+      <w:numFmt w:val="bullet"/>
+      <w:lvlText w:val=""/>
+      <w:lvlJc w:val="left"/>
+      <w:pPr>
+        <w:tabs>
+          <w:tab w:val="num" w:pos="5760"/>
+        </w:tabs>
+        <w:ind w:left="5760" w:hanging="360"/>
+      </w:pPr>
+      <w:rPr>
+        <w:rFonts w:ascii="Wingdings" w:hAnsi="Wingdings" w:hint="default"/>
+        <w:sz w:val="20"/>
+      </w:rPr>
+    </w:lvl>
+    <w:lvl w:ilvl="8" w:tentative="1">
+      <w:start w:val="1"/>
+      <w:numFmt w:val="bullet"/>
+      <w:lvlText w:val=""/>
+      <w:lvlJc w:val="left"/>
+      <w:pPr>
+        <w:tabs>
+          <w:tab w:val="num" w:pos="6480"/>
+        </w:tabs>
+        <w:ind w:left="6480" w:hanging="360"/>
+      </w:pPr>
+      <w:rPr>
+        <w:rFonts w:ascii="Wingdings" w:hAnsi="Wingdings" w:hint="default"/>
+        <w:sz w:val="20"/>
+      </w:rPr>
+    </w:lvl>
+  </w:abstractNum>
+  <w:abstractNum w:abstractNumId="16" w15:restartNumberingAfterBreak="0">
     <w:nsid w:val="62A82095"/>
     <w:multiLevelType w:val="multilevel"/>
     <w:tmpl w:val="623883F0"/>
@@ -6708,7 +9932,7 @@
       </w:rPr>
     </w:lvl>
   </w:abstractNum>
-  <w:abstractNum w:abstractNumId="13" w15:restartNumberingAfterBreak="0">
+  <w:abstractNum w:abstractNumId="17" w15:restartNumberingAfterBreak="0">
     <w:nsid w:val="691E6C7C"/>
     <w:multiLevelType w:val="hybridMultilevel"/>
     <w:tmpl w:val="49128C0A"/>
@@ -6821,7 +10045,7 @@
       </w:rPr>
     </w:lvl>
   </w:abstractNum>
-  <w:abstractNum w:abstractNumId="14" w15:restartNumberingAfterBreak="0">
+  <w:abstractNum w:abstractNumId="18" w15:restartNumberingAfterBreak="0">
     <w:nsid w:val="6F5724E3"/>
     <w:multiLevelType w:val="hybridMultilevel"/>
     <w:tmpl w:val="2400928A"/>
@@ -6934,7 +10158,156 @@
       </w:rPr>
     </w:lvl>
   </w:abstractNum>
-  <w:abstractNum w:abstractNumId="15" w15:restartNumberingAfterBreak="0">
+  <w:abstractNum w:abstractNumId="19" w15:restartNumberingAfterBreak="0">
+    <w:nsid w:val="740D65BE"/>
+    <w:multiLevelType w:val="multilevel"/>
+    <w:tmpl w:val="DB9A56CA"/>
+    <w:lvl w:ilvl="0">
+      <w:start w:val="1"/>
+      <w:numFmt w:val="bullet"/>
+      <w:lvlText w:val=""/>
+      <w:lvlJc w:val="left"/>
+      <w:pPr>
+        <w:tabs>
+          <w:tab w:val="num" w:pos="720"/>
+        </w:tabs>
+        <w:ind w:left="720" w:hanging="360"/>
+      </w:pPr>
+      <w:rPr>
+        <w:rFonts w:ascii="Symbol" w:hAnsi="Symbol" w:hint="default"/>
+        <w:sz w:val="20"/>
+      </w:rPr>
+    </w:lvl>
+    <w:lvl w:ilvl="1" w:tentative="1">
+      <w:start w:val="1"/>
+      <w:numFmt w:val="bullet"/>
+      <w:lvlText w:val="o"/>
+      <w:lvlJc w:val="left"/>
+      <w:pPr>
+        <w:tabs>
+          <w:tab w:val="num" w:pos="1440"/>
+        </w:tabs>
+        <w:ind w:left="1440" w:hanging="360"/>
+      </w:pPr>
+      <w:rPr>
+        <w:rFonts w:ascii="Courier New" w:hAnsi="Courier New" w:hint="default"/>
+        <w:sz w:val="20"/>
+      </w:rPr>
+    </w:lvl>
+    <w:lvl w:ilvl="2" w:tentative="1">
+      <w:start w:val="1"/>
+      <w:numFmt w:val="bullet"/>
+      <w:lvlText w:val=""/>
+      <w:lvlJc w:val="left"/>
+      <w:pPr>
+        <w:tabs>
+          <w:tab w:val="num" w:pos="2160"/>
+        </w:tabs>
+        <w:ind w:left="2160" w:hanging="360"/>
+      </w:pPr>
+      <w:rPr>
+        <w:rFonts w:ascii="Wingdings" w:hAnsi="Wingdings" w:hint="default"/>
+        <w:sz w:val="20"/>
+      </w:rPr>
+    </w:lvl>
+    <w:lvl w:ilvl="3" w:tentative="1">
+      <w:start w:val="1"/>
+      <w:numFmt w:val="bullet"/>
+      <w:lvlText w:val=""/>
+      <w:lvlJc w:val="left"/>
+      <w:pPr>
+        <w:tabs>
+          <w:tab w:val="num" w:pos="2880"/>
+        </w:tabs>
+        <w:ind w:left="2880" w:hanging="360"/>
+      </w:pPr>
+      <w:rPr>
+        <w:rFonts w:ascii="Wingdings" w:hAnsi="Wingdings" w:hint="default"/>
+        <w:sz w:val="20"/>
+      </w:rPr>
+    </w:lvl>
+    <w:lvl w:ilvl="4" w:tentative="1">
+      <w:start w:val="1"/>
+      <w:numFmt w:val="bullet"/>
+      <w:lvlText w:val=""/>
+      <w:lvlJc w:val="left"/>
+      <w:pPr>
+        <w:tabs>
+          <w:tab w:val="num" w:pos="3600"/>
+        </w:tabs>
+        <w:ind w:left="3600" w:hanging="360"/>
+      </w:pPr>
+      <w:rPr>
+        <w:rFonts w:ascii="Wingdings" w:hAnsi="Wingdings" w:hint="default"/>
+        <w:sz w:val="20"/>
+      </w:rPr>
+    </w:lvl>
+    <w:lvl w:ilvl="5" w:tentative="1">
+      <w:start w:val="1"/>
+      <w:numFmt w:val="bullet"/>
+      <w:lvlText w:val=""/>
+      <w:lvlJc w:val="left"/>
+      <w:pPr>
+        <w:tabs>
+          <w:tab w:val="num" w:pos="4320"/>
+        </w:tabs>
+        <w:ind w:left="4320" w:hanging="360"/>
+      </w:pPr>
+      <w:rPr>
+        <w:rFonts w:ascii="Wingdings" w:hAnsi="Wingdings" w:hint="default"/>
+        <w:sz w:val="20"/>
+      </w:rPr>
+    </w:lvl>
+    <w:lvl w:ilvl="6" w:tentative="1">
+      <w:start w:val="1"/>
+      <w:numFmt w:val="bullet"/>
+      <w:lvlText w:val=""/>
+      <w:lvlJc w:val="left"/>
+      <w:pPr>
+        <w:tabs>
+          <w:tab w:val="num" w:pos="5040"/>
+        </w:tabs>
+        <w:ind w:left="5040" w:hanging="360"/>
+      </w:pPr>
+      <w:rPr>
+        <w:rFonts w:ascii="Wingdings" w:hAnsi="Wingdings" w:hint="default"/>
+        <w:sz w:val="20"/>
+      </w:rPr>
+    </w:lvl>
+    <w:lvl w:ilvl="7" w:tentative="1">
+      <w:start w:val="1"/>
+      <w:numFmt w:val="bullet"/>
+      <w:lvlText w:val=""/>
+      <w:lvlJc w:val="left"/>
+      <w:pPr>
+        <w:tabs>
+          <w:tab w:val="num" w:pos="5760"/>
+        </w:tabs>
+        <w:ind w:left="5760" w:hanging="360"/>
+      </w:pPr>
+      <w:rPr>
+        <w:rFonts w:ascii="Wingdings" w:hAnsi="Wingdings" w:hint="default"/>
+        <w:sz w:val="20"/>
+      </w:rPr>
+    </w:lvl>
+    <w:lvl w:ilvl="8" w:tentative="1">
+      <w:start w:val="1"/>
+      <w:numFmt w:val="bullet"/>
+      <w:lvlText w:val=""/>
+      <w:lvlJc w:val="left"/>
+      <w:pPr>
+        <w:tabs>
+          <w:tab w:val="num" w:pos="6480"/>
+        </w:tabs>
+        <w:ind w:left="6480" w:hanging="360"/>
+      </w:pPr>
+      <w:rPr>
+        <w:rFonts w:ascii="Wingdings" w:hAnsi="Wingdings" w:hint="default"/>
+        <w:sz w:val="20"/>
+      </w:rPr>
+    </w:lvl>
+  </w:abstractNum>
+  <w:abstractNum w:abstractNumId="20" w15:restartNumberingAfterBreak="0">
     <w:nsid w:val="7E0E4379"/>
     <w:multiLevelType w:val="hybridMultilevel"/>
     <w:tmpl w:val="7E9E05D6"/>
@@ -7048,52 +10421,67 @@
     </w:lvl>
   </w:abstractNum>
   <w:num w:numId="1" w16cid:durableId="32778123">
+    <w:abstractNumId w:val="16"/>
+  </w:num>
+  <w:num w:numId="2" w16cid:durableId="1547184439">
     <w:abstractNumId w:val="12"/>
   </w:num>
-  <w:num w:numId="2" w16cid:durableId="1547184439">
+  <w:num w:numId="3" w16cid:durableId="1191577340">
+    <w:abstractNumId w:val="7"/>
+  </w:num>
+  <w:num w:numId="4" w16cid:durableId="1111171208">
+    <w:abstractNumId w:val="8"/>
+  </w:num>
+  <w:num w:numId="5" w16cid:durableId="49545350">
     <w:abstractNumId w:val="9"/>
   </w:num>
-  <w:num w:numId="3" w16cid:durableId="1191577340">
+  <w:num w:numId="6" w16cid:durableId="814837078">
+    <w:abstractNumId w:val="10"/>
+  </w:num>
+  <w:num w:numId="7" w16cid:durableId="1865362748">
     <w:abstractNumId w:val="4"/>
   </w:num>
-  <w:num w:numId="4" w16cid:durableId="1111171208">
+  <w:num w:numId="8" w16cid:durableId="1904099460">
+    <w:abstractNumId w:val="14"/>
+  </w:num>
+  <w:num w:numId="9" w16cid:durableId="2051416995">
+    <w:abstractNumId w:val="13"/>
+  </w:num>
+  <w:num w:numId="10" w16cid:durableId="921260728">
     <w:abstractNumId w:val="5"/>
   </w:num>
-  <w:num w:numId="5" w16cid:durableId="49545350">
+  <w:num w:numId="11" w16cid:durableId="1575432541">
+    <w:abstractNumId w:val="18"/>
+  </w:num>
+  <w:num w:numId="12" w16cid:durableId="1002052186">
+    <w:abstractNumId w:val="3"/>
+  </w:num>
+  <w:num w:numId="13" w16cid:durableId="168720371">
+    <w:abstractNumId w:val="17"/>
+  </w:num>
+  <w:num w:numId="14" w16cid:durableId="241256761">
+    <w:abstractNumId w:val="11"/>
+  </w:num>
+  <w:num w:numId="15" w16cid:durableId="551962262">
     <w:abstractNumId w:val="6"/>
   </w:num>
-  <w:num w:numId="6" w16cid:durableId="814837078">
-    <w:abstractNumId w:val="7"/>
+  <w:num w:numId="16" w16cid:durableId="1469856434">
+    <w:abstractNumId w:val="20"/>
   </w:num>
-  <w:num w:numId="7" w16cid:durableId="1865362748">
-    <w:abstractNumId w:val="1"/>
-  </w:num>
-  <w:num w:numId="8" w16cid:durableId="1904099460">
-    <w:abstractNumId w:val="11"/>
-  </w:num>
-  <w:num w:numId="9" w16cid:durableId="2051416995">
-    <w:abstractNumId w:val="10"/>
-  </w:num>
-  <w:num w:numId="10" w16cid:durableId="921260728">
+  <w:num w:numId="17" w16cid:durableId="189153023">
     <w:abstractNumId w:val="2"/>
   </w:num>
-  <w:num w:numId="11" w16cid:durableId="1575432541">
-    <w:abstractNumId w:val="14"/>
+  <w:num w:numId="18" w16cid:durableId="1914389988">
+    <w:abstractNumId w:val="19"/>
   </w:num>
-  <w:num w:numId="12" w16cid:durableId="1002052186">
+  <w:num w:numId="19" w16cid:durableId="1538859408">
     <w:abstractNumId w:val="0"/>
   </w:num>
-  <w:num w:numId="13" w16cid:durableId="168720371">
-    <w:abstractNumId w:val="13"/>
+  <w:num w:numId="20" w16cid:durableId="371392688">
+    <w:abstractNumId w:val="15"/>
   </w:num>
-  <w:num w:numId="14" w16cid:durableId="241256761">
-    <w:abstractNumId w:val="8"/>
-  </w:num>
-  <w:num w:numId="15" w16cid:durableId="551962262">
-    <w:abstractNumId w:val="3"/>
-  </w:num>
-  <w:num w:numId="16" w16cid:durableId="1469856434">
-    <w:abstractNumId w:val="15"/>
+  <w:num w:numId="21" w16cid:durableId="891186525">
+    <w:abstractNumId w:val="1"/>
   </w:num>
 </w:numbering>
 </file>
@@ -7701,7 +11089,6 @@
   <w:style w:type="character" w:default="1" w:styleId="DefaultParagraphFont">
     <w:name w:val="Default Paragraph Font"/>
     <w:uiPriority w:val="1"/>
-    <w:semiHidden/>
     <w:unhideWhenUsed/>
   </w:style>
   <w:style w:type="table" w:default="1" w:styleId="TableNormal">
@@ -8242,6 +11629,66 @@
     <w:uiPriority w:val="99"/>
     <w:rsid w:val="002F031C"/>
   </w:style>
+  <w:style w:type="paragraph" w:styleId="Caption">
+    <w:name w:val="caption"/>
+    <w:basedOn w:val="Normal"/>
+    <w:next w:val="Normal"/>
+    <w:uiPriority w:val="35"/>
+    <w:unhideWhenUsed/>
+    <w:qFormat/>
+    <w:rsid w:val="00FF75BB"/>
+    <w:pPr>
+      <w:spacing w:after="200" w:line="240" w:lineRule="auto"/>
+    </w:pPr>
+    <w:rPr>
+      <w:i/>
+      <w:iCs/>
+      <w:color w:val="44546A" w:themeColor="text2"/>
+      <w:sz w:val="18"/>
+      <w:szCs w:val="18"/>
+    </w:rPr>
+  </w:style>
+  <w:style w:type="character" w:styleId="Hyperlink">
+    <w:name w:val="Hyperlink"/>
+    <w:basedOn w:val="DefaultParagraphFont"/>
+    <w:uiPriority w:val="99"/>
+    <w:unhideWhenUsed/>
+    <w:rsid w:val="0047622B"/>
+    <w:rPr>
+      <w:color w:val="0563C1" w:themeColor="hyperlink"/>
+      <w:u w:val="single"/>
+    </w:rPr>
+  </w:style>
+  <w:style w:type="character" w:styleId="UnresolvedMention">
+    <w:name w:val="Unresolved Mention"/>
+    <w:basedOn w:val="DefaultParagraphFont"/>
+    <w:uiPriority w:val="99"/>
+    <w:semiHidden/>
+    <w:unhideWhenUsed/>
+    <w:rsid w:val="0047622B"/>
+    <w:rPr>
+      <w:color w:val="605E5C"/>
+      <w:shd w:val="clear" w:color="auto" w:fill="E1DFDD"/>
+    </w:rPr>
+  </w:style>
+  <w:style w:type="paragraph" w:styleId="NormalWeb">
+    <w:name w:val="Normal (Web)"/>
+    <w:basedOn w:val="Normal"/>
+    <w:uiPriority w:val="99"/>
+    <w:unhideWhenUsed/>
+    <w:rsid w:val="0084770F"/>
+    <w:pPr>
+      <w:spacing w:before="100" w:beforeAutospacing="1" w:after="100" w:afterAutospacing="1" w:line="240" w:lineRule="auto"/>
+    </w:pPr>
+    <w:rPr>
+      <w:rFonts w:ascii="Times New Roman" w:eastAsia="Times New Roman" w:hAnsi="Times New Roman" w:cs="Times New Roman"/>
+      <w:kern w:val="0"/>
+      <w:sz w:val="24"/>
+      <w:szCs w:val="24"/>
+      <w:lang w:eastAsia="en-IN"/>
+      <w14:ligatures w14:val="none"/>
+    </w:rPr>
+  </w:style>
 </w:styles>
 </file>
 
